--- a/.internal/Manual/Intro to PSOC Edge E84 - Part 2 (E2)/PSoC Edge E84 Introductory Ecosystem E2 Training Manual.docx
+++ b/.internal/Manual/Intro to PSOC Edge E84 - Part 2 (E2)/PSoC Edge E84 Introductory Ecosystem E2 Training Manual.docx
@@ -204,9 +204,9 @@
       </w:pPr>
       <w:bookmarkStart w:id="12" w:name="_Toc431889536"/>
       <w:bookmarkStart w:id="13" w:name="_Toc431980075"/>
-      <w:bookmarkStart w:id="14" w:name="_mioConsistencyCheck416"/>
-      <w:bookmarkStart w:id="15" w:name="_Toc430947633"/>
-      <w:bookmarkStart w:id="16" w:name="_Toc213845686"/>
+      <w:bookmarkStart w:id="14" w:name="_Toc213845686"/>
+      <w:bookmarkStart w:id="15" w:name="_mioConsistencyCheck416"/>
+      <w:bookmarkStart w:id="16" w:name="_Toc430947633"/>
       <w:r>
         <w:t xml:space="preserve">Table of </w:t>
       </w:r>
@@ -215,7 +215,7 @@
       </w:r>
       <w:bookmarkEnd w:id="12"/>
       <w:bookmarkEnd w:id="13"/>
-      <w:bookmarkEnd w:id="16"/>
+      <w:bookmarkEnd w:id="14"/>
     </w:p>
     <w:sdt>
       <w:sdtPr>
@@ -241,8 +241,8 @@
         </w:rPr>
       </w:sdtEndPr>
       <w:sdtContent>
-        <w:bookmarkStart w:id="17" w:name="_mioConsistencyCheck135" w:displacedByCustomXml="prev"/>
-        <w:bookmarkStart w:id="18" w:name="_mioConsistencyCheck30" w:displacedByCustomXml="prev"/>
+        <w:bookmarkStart w:id="17" w:name="_mioConsistencyCheck30" w:displacedByCustomXml="prev"/>
+        <w:bookmarkStart w:id="18" w:name="_mioConsistencyCheck135" w:displacedByCustomXml="prev"/>
         <w:p>
           <w:pPr>
             <w:pStyle w:val="TOCHeading"/>
@@ -257,8 +257,8 @@
             <w:t>Contents</w:t>
           </w:r>
         </w:p>
-        <w:bookmarkStart w:id="19" w:name="_mioConsistencyCheck31"/>
-        <w:bookmarkStart w:id="20" w:name="_mioConsistencyCheck136"/>
+        <w:bookmarkStart w:id="19" w:name="_mioConsistencyCheck136"/>
+        <w:bookmarkStart w:id="20" w:name="_mioConsistencyCheck31"/>
         <w:bookmarkEnd w:id="18"/>
         <w:bookmarkEnd w:id="17"/>
         <w:p>
@@ -1634,7 +1634,7 @@
         <w:pStyle w:val="AnchorLine"/>
       </w:pPr>
     </w:p>
-    <w:bookmarkEnd w:id="14"/>
+    <w:bookmarkEnd w:id="15"/>
     <w:p>
       <w:pPr>
         <w:pStyle w:val="Body"/>
@@ -1659,9 +1659,9 @@
           <w:rFonts w:ascii="Source Sans 3" w:hAnsi="Source Sans 3"/>
         </w:rPr>
       </w:pPr>
-      <w:bookmarkStart w:id="21" w:name="_mioConsistencyCheck417"/>
-      <w:bookmarkStart w:id="22" w:name="_Toc213845687"/>
-      <w:bookmarkEnd w:id="15"/>
+      <w:bookmarkStart w:id="21" w:name="_Toc213845687"/>
+      <w:bookmarkStart w:id="22" w:name="_mioConsistencyCheck417"/>
+      <w:bookmarkEnd w:id="16"/>
       <w:r>
         <w:rPr>
           <w:rFonts w:ascii="Source Sans 3" w:hAnsi="Source Sans 3"/>
@@ -1669,7 +1669,7 @@
         <w:lastRenderedPageBreak/>
         <w:t>Introduction</w:t>
       </w:r>
-      <w:bookmarkEnd w:id="22"/>
+      <w:bookmarkEnd w:id="21"/>
     </w:p>
     <w:p>
       <w:pPr>
@@ -1817,15 +1817,9 @@
           <w:sz w:val="24"/>
           <w:szCs w:val="24"/>
         </w:rPr>
-      </w:r>
-      <w:r>
-        <w:rPr>
-          <w:rFonts w:ascii="Source Sans 3" w:hAnsi="Source Sans 3"/>
-          <w:sz w:val="24"/>
-          <w:szCs w:val="24"/>
-        </w:rPr>
         <w:fldChar w:fldCharType="separate"/>
       </w:r>
+      <w:proofErr w:type="spellStart"/>
       <w:r>
         <w:rPr>
           <w:rFonts w:ascii="Source Sans 3" w:hAnsi="Source Sans 3" w:cs="Arial"/>
@@ -1835,8 +1829,9 @@
           <w:u w:val="single"/>
           <w:lang w:val="en-IN" w:eastAsia="en-IN"/>
         </w:rPr>
-        <w:t>ModusToolbox™ software</w:t>
-      </w:r>
+        <w:t>ModusToolbox</w:t>
+      </w:r>
+      <w:proofErr w:type="spellEnd"/>
       <w:r>
         <w:rPr>
           <w:rFonts w:ascii="Source Sans 3" w:hAnsi="Source Sans 3" w:cs="Arial"/>
@@ -1846,6 +1841,17 @@
           <w:u w:val="single"/>
           <w:lang w:val="en-IN" w:eastAsia="en-IN"/>
         </w:rPr>
+        <w:t>™ software</w:t>
+      </w:r>
+      <w:r>
+        <w:rPr>
+          <w:rFonts w:ascii="Source Sans 3" w:hAnsi="Source Sans 3" w:cs="Arial"/>
+          <w:spacing w:val="3"/>
+          <w:sz w:val="24"/>
+          <w:szCs w:val="24"/>
+          <w:u w:val="single"/>
+          <w:lang w:val="en-IN" w:eastAsia="en-IN"/>
+        </w:rPr>
         <w:fldChar w:fldCharType="end"/>
       </w:r>
       <w:bookmarkEnd w:id="25"/>
@@ -1916,6 +1922,7 @@
           <w:lang w:val="en-IN" w:eastAsia="en-IN"/>
         </w:rPr>
       </w:pPr>
+      <w:proofErr w:type="spellStart"/>
       <w:r>
         <w:rPr>
           <w:rFonts w:ascii="Source Sans 3" w:hAnsi="Source Sans 3" w:cs="Arial"/>
@@ -1924,7 +1931,18 @@
           <w:szCs w:val="24"/>
           <w:lang w:val="en-IN" w:eastAsia="en-IN"/>
         </w:rPr>
-        <w:t>ModusToolbox™ Programming Tools v1.</w:t>
+        <w:t>ModusToolbox</w:t>
+      </w:r>
+      <w:proofErr w:type="spellEnd"/>
+      <w:r>
+        <w:rPr>
+          <w:rFonts w:ascii="Source Sans 3" w:hAnsi="Source Sans 3" w:cs="Arial"/>
+          <w:spacing w:val="3"/>
+          <w:sz w:val="24"/>
+          <w:szCs w:val="24"/>
+          <w:lang w:val="en-IN" w:eastAsia="en-IN"/>
+        </w:rPr>
+        <w:t>™ Programming Tools v1.</w:t>
       </w:r>
       <w:r>
         <w:rPr>
@@ -2065,13 +2083,6 @@
           <w:szCs w:val="24"/>
         </w:rPr>
         <w:instrText xml:space="preserve"> HYPERLINK "https://www.infineon.com/KIT_PSOCE84_EVK" </w:instrText>
-      </w:r>
-      <w:r>
-        <w:rPr>
-          <w:rFonts w:ascii="Source Sans 3" w:hAnsi="Source Sans 3"/>
-          <w:sz w:val="24"/>
-          <w:szCs w:val="24"/>
-        </w:rPr>
       </w:r>
       <w:r>
         <w:rPr>
@@ -2459,13 +2470,6 @@
           <w:sz w:val="24"/>
           <w:szCs w:val="24"/>
         </w:rPr>
-      </w:r>
-      <w:r>
-        <w:rPr>
-          <w:rFonts w:ascii="Source Sans 3" w:hAnsi="Source Sans 3"/>
-          <w:sz w:val="24"/>
-          <w:szCs w:val="24"/>
-        </w:rPr>
         <w:fldChar w:fldCharType="separate"/>
       </w:r>
       <w:r>
@@ -2510,7 +2514,25 @@
           <w:sz w:val="24"/>
           <w:szCs w:val="24"/>
         </w:rPr>
-        <w:t xml:space="preserve"> Note you must be logged into Infineon.com for this link to the video traing session to work.</w:t>
+        <w:t xml:space="preserve"> Note you must be logged into Infineon.com for this link to the video </w:t>
+      </w:r>
+      <w:proofErr w:type="spellStart"/>
+      <w:r>
+        <w:rPr>
+          <w:rFonts w:ascii="Source Sans 3" w:hAnsi="Source Sans 3"/>
+          <w:sz w:val="24"/>
+          <w:szCs w:val="24"/>
+        </w:rPr>
+        <w:t>traing</w:t>
+      </w:r>
+      <w:proofErr w:type="spellEnd"/>
+      <w:r>
+        <w:rPr>
+          <w:rFonts w:ascii="Source Sans 3" w:hAnsi="Source Sans 3"/>
+          <w:sz w:val="24"/>
+          <w:szCs w:val="24"/>
+        </w:rPr>
+        <w:t xml:space="preserve"> session to work.</w:t>
       </w:r>
     </w:p>
     <w:p>
@@ -2561,8 +2583,8 @@
       <w:pPr>
         <w:pStyle w:val="Heading1"/>
       </w:pPr>
-      <w:bookmarkStart w:id="34" w:name="_mioConsistencyCheck407"/>
-      <w:bookmarkStart w:id="35" w:name="_Toc213845690"/>
+      <w:bookmarkStart w:id="34" w:name="_Toc213845690"/>
+      <w:bookmarkStart w:id="35" w:name="_mioConsistencyCheck407"/>
       <w:r>
         <w:lastRenderedPageBreak/>
         <w:t xml:space="preserve">Code Example 1: Hello world </w:t>
@@ -2570,7 +2592,7 @@
       <w:r>
         <w:t>+ Blinky</w:t>
       </w:r>
-      <w:bookmarkEnd w:id="35"/>
+      <w:bookmarkEnd w:id="34"/>
       <w:r>
         <w:t xml:space="preserve"> </w:t>
       </w:r>
@@ -2594,7 +2616,7 @@
       </w:r>
       <w:bookmarkEnd w:id="36"/>
     </w:p>
-    <w:bookmarkEnd w:id="34"/>
+    <w:bookmarkEnd w:id="35"/>
     <w:p>
       <w:pPr>
         <w:spacing w:before="160" w:after="160"/>
@@ -2901,14 +2923,27 @@
           <w:r>
             <w:t xml:space="preserve">Figure </w:t>
           </w:r>
-          <w:fldSimple w:instr=" SEQ Figure \* ARABIC ">
-            <w:r>
-              <w:rPr>
-                <w:noProof/>
-              </w:rPr>
-              <w:t>1</w:t>
-            </w:r>
-          </w:fldSimple>
+          <w:r>
+            <w:fldChar w:fldCharType="begin"/>
+          </w:r>
+          <w:r>
+            <w:instrText xml:space="preserve"> SEQ Figure \* ARABIC </w:instrText>
+          </w:r>
+          <w:r>
+            <w:fldChar w:fldCharType="separate"/>
+          </w:r>
+          <w:r>
+            <w:rPr>
+              <w:noProof/>
+            </w:rPr>
+            <w:t>1</w:t>
+          </w:r>
+          <w:r>
+            <w:rPr>
+              <w:noProof/>
+            </w:rPr>
+            <w:fldChar w:fldCharType="end"/>
+          </w:r>
           <w:r>
             <w:tab/>
             <w:t>Hello World + Blinky Algorithm Flow</w:t>
@@ -2935,9 +2970,9 @@
           <w:b w:val="0"/>
         </w:rPr>
       </w:pPr>
-      <w:bookmarkStart w:id="40" w:name="_mioConsistencyCheck408"/>
-      <w:bookmarkStart w:id="41" w:name="_mioConsistencyCheck113"/>
-      <w:bookmarkStart w:id="42" w:name="_Toc213845693"/>
+      <w:bookmarkStart w:id="40" w:name="_Toc213845693"/>
+      <w:bookmarkStart w:id="41" w:name="_mioConsistencyCheck408"/>
+      <w:bookmarkStart w:id="42" w:name="_mioConsistencyCheck113"/>
       <w:r>
         <w:rPr>
           <w:rFonts w:ascii="Source Sans 3" w:hAnsi="Source Sans 3"/>
@@ -2945,10 +2980,10 @@
         </w:rPr>
         <w:t>Flowchart</w:t>
       </w:r>
-      <w:bookmarkEnd w:id="42"/>
+      <w:bookmarkEnd w:id="40"/>
     </w:p>
-    <w:bookmarkEnd w:id="40"/>
     <w:bookmarkEnd w:id="41"/>
+    <w:bookmarkEnd w:id="42"/>
     <w:p>
       <w:pPr>
         <w:pStyle w:val="Body"/>
@@ -3059,7 +3094,7 @@
                     <v:shape id="_x0000_i1025" type="#_x0000_t75" style="width:476.15pt;height:587.95pt" o:ole="">
                       <v:imagedata r:id="rId18" o:title=""/>
                     </v:shape>
-                    <o:OLEObject Type="Embed" ProgID="Visio.Drawing.15" ShapeID="_x0000_i1025" DrawAspect="Content" ObjectID="_1824458915" r:id="rId19"/>
+                    <o:OLEObject Type="Embed" ProgID="Visio.Drawing.15" ShapeID="_x0000_i1025" DrawAspect="Content" ObjectID="_1824464764" r:id="rId19"/>
                   </w:object>
                 </w:r>
               </w:p>
@@ -3075,14 +3110,27 @@
           <w:r>
             <w:t xml:space="preserve">Figure </w:t>
           </w:r>
-          <w:fldSimple w:instr=" SEQ Figure \* ARABIC ">
-            <w:r>
-              <w:rPr>
-                <w:noProof/>
-              </w:rPr>
-              <w:t>2</w:t>
-            </w:r>
-          </w:fldSimple>
+          <w:r>
+            <w:fldChar w:fldCharType="begin"/>
+          </w:r>
+          <w:r>
+            <w:instrText xml:space="preserve"> SEQ Figure \* ARABIC </w:instrText>
+          </w:r>
+          <w:r>
+            <w:fldChar w:fldCharType="separate"/>
+          </w:r>
+          <w:r>
+            <w:rPr>
+              <w:noProof/>
+            </w:rPr>
+            <w:t>2</w:t>
+          </w:r>
+          <w:r>
+            <w:rPr>
+              <w:noProof/>
+            </w:rPr>
+            <w:fldChar w:fldCharType="end"/>
+          </w:r>
           <w:r>
             <w:tab/>
           </w:r>
@@ -3155,7 +3203,21 @@
         <w:rPr>
           <w:rFonts w:ascii="Source Sans 3" w:hAnsi="Source Sans 3"/>
         </w:rPr>
-        <w:t>, which is just to initialize the device and then enter a deepsleep.</w:t>
+        <w:t xml:space="preserve">, which is just to initialize the device and then enter a </w:t>
+      </w:r>
+      <w:proofErr w:type="spellStart"/>
+      <w:r>
+        <w:rPr>
+          <w:rFonts w:ascii="Source Sans 3" w:hAnsi="Source Sans 3"/>
+        </w:rPr>
+        <w:t>deepsleep</w:t>
+      </w:r>
+      <w:proofErr w:type="spellEnd"/>
+      <w:r>
+        <w:rPr>
+          <w:rFonts w:ascii="Source Sans 3" w:hAnsi="Source Sans 3"/>
+        </w:rPr>
+        <w:t>.</w:t>
       </w:r>
     </w:p>
     <w:p>
@@ -3222,7 +3284,7 @@
                     <v:shape id="_x0000_i1026" type="#_x0000_t75" style="width:116.15pt;height:113.95pt" o:ole="">
                       <v:imagedata r:id="rId20" o:title=""/>
                     </v:shape>
-                    <o:OLEObject Type="Embed" ProgID="Visio.Drawing.15" ShapeID="_x0000_i1026" DrawAspect="Content" ObjectID="_1824458916" r:id="rId21"/>
+                    <o:OLEObject Type="Embed" ProgID="Visio.Drawing.15" ShapeID="_x0000_i1026" DrawAspect="Content" ObjectID="_1824464765" r:id="rId21"/>
                   </w:object>
                 </w:r>
               </w:p>
@@ -3238,14 +3300,27 @@
           <w:r>
             <w:t xml:space="preserve">Figure </w:t>
           </w:r>
-          <w:fldSimple w:instr=" SEQ Figure \* ARABIC ">
-            <w:r>
-              <w:rPr>
-                <w:noProof/>
-              </w:rPr>
-              <w:t>3</w:t>
-            </w:r>
-          </w:fldSimple>
+          <w:r>
+            <w:fldChar w:fldCharType="begin"/>
+          </w:r>
+          <w:r>
+            <w:instrText xml:space="preserve"> SEQ Figure \* ARABIC </w:instrText>
+          </w:r>
+          <w:r>
+            <w:fldChar w:fldCharType="separate"/>
+          </w:r>
+          <w:r>
+            <w:rPr>
+              <w:noProof/>
+            </w:rPr>
+            <w:t>3</w:t>
+          </w:r>
+          <w:r>
+            <w:rPr>
+              <w:noProof/>
+            </w:rPr>
+            <w:fldChar w:fldCharType="end"/>
+          </w:r>
           <w:r>
             <w:tab/>
           </w:r>
@@ -3276,9 +3351,9 @@
           <w:b w:val="0"/>
         </w:rPr>
       </w:pPr>
-      <w:bookmarkStart w:id="49" w:name="_mioConsistencyCheck409"/>
-      <w:bookmarkStart w:id="50" w:name="_mioConsistencyCheck114"/>
-      <w:bookmarkStart w:id="51" w:name="_Toc213845694"/>
+      <w:bookmarkStart w:id="49" w:name="_Toc213845694"/>
+      <w:bookmarkStart w:id="50" w:name="_mioConsistencyCheck409"/>
+      <w:bookmarkStart w:id="51" w:name="_mioConsistencyCheck114"/>
       <w:r>
         <w:rPr>
           <w:rFonts w:ascii="Source Sans 3" w:hAnsi="Source Sans 3"/>
@@ -3293,10 +3368,10 @@
         </w:rPr>
         <w:t xml:space="preserve"> and Setup</w:t>
       </w:r>
-      <w:bookmarkEnd w:id="51"/>
+      <w:bookmarkEnd w:id="49"/>
     </w:p>
-    <w:bookmarkEnd w:id="49"/>
     <w:bookmarkEnd w:id="50"/>
+    <w:bookmarkEnd w:id="51"/>
     <w:p>
       <w:pPr>
         <w:pStyle w:val="Body"/>
@@ -3618,9 +3693,9 @@
           <w:lang w:eastAsia="de-DE"/>
         </w:rPr>
       </w:pPr>
-      <w:bookmarkStart w:id="55" w:name="_mioConsistencyCheck410"/>
-      <w:bookmarkStart w:id="56" w:name="_mioConsistencyCheck115"/>
-      <w:bookmarkStart w:id="57" w:name="_Toc213845695"/>
+      <w:bookmarkStart w:id="55" w:name="_Toc213845695"/>
+      <w:bookmarkStart w:id="56" w:name="_mioConsistencyCheck410"/>
+      <w:bookmarkStart w:id="57" w:name="_mioConsistencyCheck115"/>
       <w:r>
         <w:rPr>
           <w:rFonts w:ascii="Source Sans 3" w:hAnsi="Source Sans 3"/>
@@ -3632,7 +3707,7 @@
         <w:lastRenderedPageBreak/>
         <w:t>Project Creation</w:t>
       </w:r>
-      <w:bookmarkEnd w:id="57"/>
+      <w:bookmarkEnd w:id="55"/>
       <w:r>
         <w:rPr>
           <w:snapToGrid w:val="0"/>
@@ -3643,8 +3718,8 @@
         <w:t xml:space="preserve"> </w:t>
       </w:r>
     </w:p>
-    <w:bookmarkEnd w:id="55"/>
     <w:bookmarkEnd w:id="56"/>
+    <w:bookmarkEnd w:id="57"/>
     <w:p>
       <w:pPr>
         <w:pStyle w:val="Body"/>
@@ -3899,14 +3974,27 @@
           <w:r>
             <w:t xml:space="preserve">Figure </w:t>
           </w:r>
-          <w:fldSimple w:instr=" SEQ Figure \* ARABIC ">
-            <w:r>
-              <w:rPr>
-                <w:noProof/>
-              </w:rPr>
-              <w:t>4</w:t>
-            </w:r>
-          </w:fldSimple>
+          <w:r>
+            <w:fldChar w:fldCharType="begin"/>
+          </w:r>
+          <w:r>
+            <w:instrText xml:space="preserve"> SEQ Figure \* ARABIC </w:instrText>
+          </w:r>
+          <w:r>
+            <w:fldChar w:fldCharType="separate"/>
+          </w:r>
+          <w:r>
+            <w:rPr>
+              <w:noProof/>
+            </w:rPr>
+            <w:t>4</w:t>
+          </w:r>
+          <w:r>
+            <w:rPr>
+              <w:noProof/>
+            </w:rPr>
+            <w:fldChar w:fldCharType="end"/>
+          </w:r>
           <w:r>
             <w:tab/>
           </w:r>
@@ -3914,8 +4002,13 @@
           <w:r>
             <w:t xml:space="preserve">Launch Eclipse for </w:t>
           </w:r>
-          <w:r>
-            <w:t>ModusToolbox™</w:t>
+          <w:proofErr w:type="spellStart"/>
+          <w:r>
+            <w:t>ModusToolbox</w:t>
+          </w:r>
+          <w:proofErr w:type="spellEnd"/>
+          <w:r>
+            <w:t>™</w:t>
           </w:r>
         </w:p>
       </w:sdtContent>
@@ -4098,14 +4191,27 @@
           <w:r>
             <w:t xml:space="preserve">Figure </w:t>
           </w:r>
-          <w:fldSimple w:instr=" SEQ Figure \* ARABIC ">
-            <w:r>
-              <w:rPr>
-                <w:noProof/>
-              </w:rPr>
-              <w:t>5</w:t>
-            </w:r>
-          </w:fldSimple>
+          <w:r>
+            <w:fldChar w:fldCharType="begin"/>
+          </w:r>
+          <w:r>
+            <w:instrText xml:space="preserve"> SEQ Figure \* ARABIC </w:instrText>
+          </w:r>
+          <w:r>
+            <w:fldChar w:fldCharType="separate"/>
+          </w:r>
+          <w:r>
+            <w:rPr>
+              <w:noProof/>
+            </w:rPr>
+            <w:t>5</w:t>
+          </w:r>
+          <w:r>
+            <w:rPr>
+              <w:noProof/>
+            </w:rPr>
+            <w:fldChar w:fldCharType="end"/>
+          </w:r>
           <w:r>
             <w:tab/>
           </w:r>
@@ -4156,6 +4262,7 @@
         <w:t xml:space="preserve"> will open a new </w:t>
       </w:r>
       <w:bookmarkStart w:id="68" w:name="_Hlk213256837"/>
+      <w:proofErr w:type="spellStart"/>
       <w:r>
         <w:rPr>
           <w:rFonts w:ascii="Source Sans 3" w:hAnsi="Source Sans 3"/>
@@ -4170,6 +4277,7 @@
         </w:rPr>
         <w:t>Toolbox</w:t>
       </w:r>
+      <w:proofErr w:type="spellEnd"/>
       <w:r>
         <w:rPr>
           <w:rFonts w:ascii="Source Sans 3" w:hAnsi="Source Sans 3"/>
@@ -4335,14 +4443,27 @@
           <w:r>
             <w:t xml:space="preserve">Figure </w:t>
           </w:r>
-          <w:fldSimple w:instr=" SEQ Figure \* ARABIC ">
-            <w:r>
-              <w:rPr>
-                <w:noProof/>
-              </w:rPr>
-              <w:t>6</w:t>
-            </w:r>
-          </w:fldSimple>
+          <w:r>
+            <w:fldChar w:fldCharType="begin"/>
+          </w:r>
+          <w:r>
+            <w:instrText xml:space="preserve"> SEQ Figure \* ARABIC </w:instrText>
+          </w:r>
+          <w:r>
+            <w:fldChar w:fldCharType="separate"/>
+          </w:r>
+          <w:r>
+            <w:rPr>
+              <w:noProof/>
+            </w:rPr>
+            <w:t>6</w:t>
+          </w:r>
+          <w:r>
+            <w:rPr>
+              <w:noProof/>
+            </w:rPr>
+            <w:fldChar w:fldCharType="end"/>
+          </w:r>
           <w:r>
             <w:tab/>
           </w:r>
@@ -4580,14 +4701,27 @@
           <w:r>
             <w:t xml:space="preserve">Figure </w:t>
           </w:r>
-          <w:fldSimple w:instr=" SEQ Figure \* ARABIC ">
-            <w:r>
-              <w:rPr>
-                <w:noProof/>
-              </w:rPr>
-              <w:t>7</w:t>
-            </w:r>
-          </w:fldSimple>
+          <w:r>
+            <w:fldChar w:fldCharType="begin"/>
+          </w:r>
+          <w:r>
+            <w:instrText xml:space="preserve"> SEQ Figure \* ARABIC </w:instrText>
+          </w:r>
+          <w:r>
+            <w:fldChar w:fldCharType="separate"/>
+          </w:r>
+          <w:r>
+            <w:rPr>
+              <w:noProof/>
+            </w:rPr>
+            <w:t>7</w:t>
+          </w:r>
+          <w:r>
+            <w:rPr>
+              <w:noProof/>
+            </w:rPr>
+            <w:fldChar w:fldCharType="end"/>
+          </w:r>
           <w:r>
             <w:tab/>
           </w:r>
@@ -4679,6 +4813,8 @@
         </w:rPr>
         <w:t xml:space="preserve">BSPs are aligned with our development/evaluation kits; they provide files for basic device functionality. A BSP typically has a </w:t>
       </w:r>
+      <w:proofErr w:type="spellStart"/>
+      <w:proofErr w:type="gramStart"/>
       <w:r>
         <w:rPr>
           <w:rFonts w:ascii="Source Sans 3" w:hAnsi="Source Sans 3"/>
@@ -4686,11 +4822,27 @@
         </w:rPr>
         <w:t>design.modus</w:t>
       </w:r>
-      <w:r>
-        <w:rPr>
-          <w:rFonts w:ascii="Source Sans 3" w:hAnsi="Source Sans 3"/>
-        </w:rPr>
-        <w:t xml:space="preserve"> file that configures clocks and other board-specific capabilities. That file is used by the ModusToolbox™ configurators. A BSP also includes the required device support code for the device on the board. You can modify the configuration to suit your application.</w:t>
+      <w:proofErr w:type="spellEnd"/>
+      <w:proofErr w:type="gramEnd"/>
+      <w:r>
+        <w:rPr>
+          <w:rFonts w:ascii="Source Sans 3" w:hAnsi="Source Sans 3"/>
+        </w:rPr>
+        <w:t xml:space="preserve"> file that configures clocks and other board-specific capabilities. That file is used by the </w:t>
+      </w:r>
+      <w:proofErr w:type="spellStart"/>
+      <w:r>
+        <w:rPr>
+          <w:rFonts w:ascii="Source Sans 3" w:hAnsi="Source Sans 3"/>
+        </w:rPr>
+        <w:t>ModusToolbox</w:t>
+      </w:r>
+      <w:proofErr w:type="spellEnd"/>
+      <w:r>
+        <w:rPr>
+          <w:rFonts w:ascii="Source Sans 3" w:hAnsi="Source Sans 3"/>
+        </w:rPr>
+        <w:t>™ configurators. A BSP also includes the required device support code for the device on the board. You can modify the configuration to suit your application.</w:t>
       </w:r>
     </w:p>
     <w:p>
@@ -4981,14 +5133,27 @@
           <w:r>
             <w:t xml:space="preserve">Figure </w:t>
           </w:r>
-          <w:fldSimple w:instr=" SEQ Figure \* ARABIC ">
-            <w:r>
-              <w:rPr>
-                <w:noProof/>
-              </w:rPr>
-              <w:t>8</w:t>
-            </w:r>
-          </w:fldSimple>
+          <w:r>
+            <w:fldChar w:fldCharType="begin"/>
+          </w:r>
+          <w:r>
+            <w:instrText xml:space="preserve"> SEQ Figure \* ARABIC </w:instrText>
+          </w:r>
+          <w:r>
+            <w:fldChar w:fldCharType="separate"/>
+          </w:r>
+          <w:r>
+            <w:rPr>
+              <w:noProof/>
+            </w:rPr>
+            <w:t>8</w:t>
+          </w:r>
+          <w:r>
+            <w:rPr>
+              <w:noProof/>
+            </w:rPr>
+            <w:fldChar w:fldCharType="end"/>
+          </w:r>
           <w:r>
             <w:tab/>
           </w:r>
@@ -5099,7 +5264,16 @@
           <w:b/>
           <w:lang w:eastAsia="de-DE"/>
         </w:rPr>
-        <w:t>“PS</w:t>
+        <w:t>“</w:t>
+      </w:r>
+      <w:proofErr w:type="spellStart"/>
+      <w:r>
+        <w:rPr>
+          <w:rFonts w:ascii="Source Sans 3" w:hAnsi="Source Sans 3"/>
+          <w:b/>
+          <w:lang w:eastAsia="de-DE"/>
+        </w:rPr>
+        <w:t>PS</w:t>
       </w:r>
       <w:r>
         <w:rPr>
@@ -5124,7 +5298,17 @@
           <w:noProof/>
           <w:lang w:eastAsia="de-DE"/>
         </w:rPr>
-        <w:t>_Hello_World”</w:t>
+        <w:t>_Hello_World</w:t>
+      </w:r>
+      <w:proofErr w:type="spellEnd"/>
+      <w:r>
+        <w:rPr>
+          <w:rFonts w:ascii="Source Sans 3" w:hAnsi="Source Sans 3"/>
+          <w:b/>
+          <w:noProof/>
+          <w:lang w:eastAsia="de-DE"/>
+        </w:rPr>
+        <w:t>”</w:t>
       </w:r>
       <w:r>
         <w:rPr>
@@ -5279,14 +5463,27 @@
           <w:r>
             <w:t xml:space="preserve">Figure </w:t>
           </w:r>
-          <w:fldSimple w:instr=" SEQ Figure \* ARABIC ">
-            <w:r>
-              <w:rPr>
-                <w:noProof/>
-              </w:rPr>
-              <w:t>9</w:t>
-            </w:r>
-          </w:fldSimple>
+          <w:r>
+            <w:fldChar w:fldCharType="begin"/>
+          </w:r>
+          <w:r>
+            <w:instrText xml:space="preserve"> SEQ Figure \* ARABIC </w:instrText>
+          </w:r>
+          <w:r>
+            <w:fldChar w:fldCharType="separate"/>
+          </w:r>
+          <w:r>
+            <w:rPr>
+              <w:noProof/>
+            </w:rPr>
+            <w:t>9</w:t>
+          </w:r>
+          <w:r>
+            <w:rPr>
+              <w:noProof/>
+            </w:rPr>
+            <w:fldChar w:fldCharType="end"/>
+          </w:r>
           <w:r>
             <w:tab/>
           </w:r>
@@ -5501,14 +5698,27 @@
           <w:r>
             <w:t xml:space="preserve">Figure </w:t>
           </w:r>
-          <w:fldSimple w:instr=" SEQ Figure \* ARABIC ">
-            <w:r>
-              <w:rPr>
-                <w:noProof/>
-              </w:rPr>
-              <w:t>10</w:t>
-            </w:r>
-          </w:fldSimple>
+          <w:r>
+            <w:fldChar w:fldCharType="begin"/>
+          </w:r>
+          <w:r>
+            <w:instrText xml:space="preserve"> SEQ Figure \* ARABIC </w:instrText>
+          </w:r>
+          <w:r>
+            <w:fldChar w:fldCharType="separate"/>
+          </w:r>
+          <w:r>
+            <w:rPr>
+              <w:noProof/>
+            </w:rPr>
+            <w:t>10</w:t>
+          </w:r>
+          <w:r>
+            <w:rPr>
+              <w:noProof/>
+            </w:rPr>
+            <w:fldChar w:fldCharType="end"/>
+          </w:r>
           <w:r>
             <w:tab/>
           </w:r>
@@ -5534,12 +5744,21 @@
           <w:rFonts w:ascii="Source Sans 3" w:hAnsi="Source Sans 3"/>
         </w:rPr>
       </w:pPr>
-      <w:r>
-        <w:rPr>
-          <w:rFonts w:ascii="Source Sans 3" w:hAnsi="Source Sans 3"/>
-          <w:lang w:eastAsia="de-DE"/>
-        </w:rPr>
-        <w:t xml:space="preserve">Expaning </w:t>
+      <w:proofErr w:type="spellStart"/>
+      <w:r>
+        <w:rPr>
+          <w:rFonts w:ascii="Source Sans 3" w:hAnsi="Source Sans 3"/>
+          <w:lang w:eastAsia="de-DE"/>
+        </w:rPr>
+        <w:t>Expaning</w:t>
+      </w:r>
+      <w:proofErr w:type="spellEnd"/>
+      <w:r>
+        <w:rPr>
+          <w:rFonts w:ascii="Source Sans 3" w:hAnsi="Source Sans 3"/>
+          <w:lang w:eastAsia="de-DE"/>
+        </w:rPr>
+        <w:t xml:space="preserve"> </w:t>
       </w:r>
       <w:r>
         <w:rPr>
@@ -5681,14 +5900,27 @@
           <w:r>
             <w:t xml:space="preserve">Figure </w:t>
           </w:r>
-          <w:fldSimple w:instr=" SEQ Figure \* ARABIC ">
-            <w:r>
-              <w:rPr>
-                <w:noProof/>
-              </w:rPr>
-              <w:t>11</w:t>
-            </w:r>
-          </w:fldSimple>
+          <w:r>
+            <w:fldChar w:fldCharType="begin"/>
+          </w:r>
+          <w:r>
+            <w:instrText xml:space="preserve"> SEQ Figure \* ARABIC </w:instrText>
+          </w:r>
+          <w:r>
+            <w:fldChar w:fldCharType="separate"/>
+          </w:r>
+          <w:r>
+            <w:rPr>
+              <w:noProof/>
+            </w:rPr>
+            <w:t>11</w:t>
+          </w:r>
+          <w:r>
+            <w:rPr>
+              <w:noProof/>
+            </w:rPr>
+            <w:fldChar w:fldCharType="end"/>
+          </w:r>
           <w:r>
             <w:tab/>
           </w:r>
@@ -5705,7 +5937,15 @@
             <w:t xml:space="preserve"> Edge Applications</w:t>
           </w:r>
           <w:r>
-            <w:t xml:space="preserve"> with included FreeRTOS libraries</w:t>
+            <w:t xml:space="preserve"> with included </w:t>
+          </w:r>
+          <w:proofErr w:type="spellStart"/>
+          <w:r>
+            <w:t>FreeRTOS</w:t>
+          </w:r>
+          <w:proofErr w:type="spellEnd"/>
+          <w:r>
+            <w:t xml:space="preserve"> libraries</w:t>
           </w:r>
         </w:p>
       </w:sdtContent>
@@ -5732,7 +5972,49 @@
         <w:rPr>
           <w:rFonts w:ascii="Source Sans 3" w:hAnsi="Source Sans 3"/>
         </w:rPr>
-        <w:t xml:space="preserve"> the folders, you will see the FreeRTOS libraries have been imported into the project. But, since we are making a basic hello world blinky project, the FreeRTOS library is </w:t>
+        <w:t xml:space="preserve"> the folders, you will see the </w:t>
+      </w:r>
+      <w:proofErr w:type="spellStart"/>
+      <w:r>
+        <w:rPr>
+          <w:rFonts w:ascii="Source Sans 3" w:hAnsi="Source Sans 3"/>
+        </w:rPr>
+        <w:t>FreeRTOS</w:t>
+      </w:r>
+      <w:proofErr w:type="spellEnd"/>
+      <w:r>
+        <w:rPr>
+          <w:rFonts w:ascii="Source Sans 3" w:hAnsi="Source Sans 3"/>
+        </w:rPr>
+        <w:t xml:space="preserve"> libraries have been imported into the project. But, since we are making a basic hello world </w:t>
+      </w:r>
+      <w:proofErr w:type="spellStart"/>
+      <w:r>
+        <w:rPr>
+          <w:rFonts w:ascii="Source Sans 3" w:hAnsi="Source Sans 3"/>
+        </w:rPr>
+        <w:t>blinky</w:t>
+      </w:r>
+      <w:proofErr w:type="spellEnd"/>
+      <w:r>
+        <w:rPr>
+          <w:rFonts w:ascii="Source Sans 3" w:hAnsi="Source Sans 3"/>
+        </w:rPr>
+        <w:t xml:space="preserve"> project, the </w:t>
+      </w:r>
+      <w:proofErr w:type="spellStart"/>
+      <w:r>
+        <w:rPr>
+          <w:rFonts w:ascii="Source Sans 3" w:hAnsi="Source Sans 3"/>
+        </w:rPr>
+        <w:t>FreeRTOS</w:t>
+      </w:r>
+      <w:proofErr w:type="spellEnd"/>
+      <w:r>
+        <w:rPr>
+          <w:rFonts w:ascii="Source Sans 3" w:hAnsi="Source Sans 3"/>
+        </w:rPr>
+        <w:t xml:space="preserve"> library is </w:t>
       </w:r>
       <w:r>
         <w:rPr>
@@ -5875,6 +6157,7 @@
         </w:rPr>
         <w:t xml:space="preserve">, </w:t>
       </w:r>
+      <w:proofErr w:type="spellStart"/>
       <w:r>
         <w:rPr>
           <w:rFonts w:ascii="Source Sans 3" w:hAnsi="Source Sans 3"/>
@@ -5882,6 +6165,7 @@
         </w:rPr>
         <w:t>retargetIO</w:t>
       </w:r>
+      <w:proofErr w:type="spellEnd"/>
       <w:r>
         <w:rPr>
           <w:rFonts w:ascii="Source Sans 3" w:hAnsi="Source Sans 3"/>
@@ -6077,14 +6361,27 @@
           <w:r>
             <w:t xml:space="preserve">Figure </w:t>
           </w:r>
-          <w:fldSimple w:instr=" SEQ Figure \* ARABIC ">
-            <w:r>
-              <w:rPr>
-                <w:noProof/>
-              </w:rPr>
-              <w:t>12</w:t>
-            </w:r>
-          </w:fldSimple>
+          <w:r>
+            <w:fldChar w:fldCharType="begin"/>
+          </w:r>
+          <w:r>
+            <w:instrText xml:space="preserve"> SEQ Figure \* ARABIC </w:instrText>
+          </w:r>
+          <w:r>
+            <w:fldChar w:fldCharType="separate"/>
+          </w:r>
+          <w:r>
+            <w:rPr>
+              <w:noProof/>
+            </w:rPr>
+            <w:t>12</w:t>
+          </w:r>
+          <w:r>
+            <w:rPr>
+              <w:noProof/>
+            </w:rPr>
+            <w:fldChar w:fldCharType="end"/>
+          </w:r>
           <w:r>
             <w:tab/>
           </w:r>
@@ -6118,6 +6415,7 @@
         </w:rPr>
         <w:t xml:space="preserve">Select the </w:t>
       </w:r>
+      <w:proofErr w:type="spellStart"/>
       <w:r>
         <w:rPr>
           <w:rFonts w:ascii="Source Sans 3" w:hAnsi="Source Sans 3"/>
@@ -6151,6 +6449,7 @@
         </w:rPr>
         <w:t>_Hello_World</w:t>
       </w:r>
+      <w:proofErr w:type="spellEnd"/>
       <w:r>
         <w:rPr>
           <w:rFonts w:ascii="Source Sans 3" w:hAnsi="Source Sans 3"/>
@@ -6172,12 +6471,21 @@
         </w:rPr>
         <w:t xml:space="preserve">roject in the </w:t>
       </w:r>
-      <w:r>
-        <w:rPr>
-          <w:rFonts w:ascii="Source Sans 3" w:hAnsi="Source Sans 3"/>
-          <w:lang w:eastAsia="de-DE"/>
-        </w:rPr>
-        <w:t xml:space="preserve">mtb </w:t>
+      <w:proofErr w:type="spellStart"/>
+      <w:r>
+        <w:rPr>
+          <w:rFonts w:ascii="Source Sans 3" w:hAnsi="Source Sans 3"/>
+          <w:lang w:eastAsia="de-DE"/>
+        </w:rPr>
+        <w:t>mtb</w:t>
+      </w:r>
+      <w:proofErr w:type="spellEnd"/>
+      <w:r>
+        <w:rPr>
+          <w:rFonts w:ascii="Source Sans 3" w:hAnsi="Source Sans 3"/>
+          <w:lang w:eastAsia="de-DE"/>
+        </w:rPr>
+        <w:t xml:space="preserve"> </w:t>
       </w:r>
       <w:r>
         <w:rPr>
@@ -6261,6 +6569,7 @@
         </w:rPr>
         <w:t xml:space="preserve"> the </w:t>
       </w:r>
+      <w:proofErr w:type="spellStart"/>
       <w:r>
         <w:rPr>
           <w:rFonts w:ascii="Source Sans 3" w:hAnsi="Source Sans 3"/>
@@ -6269,6 +6578,7 @@
         </w:rPr>
         <w:t>freertos</w:t>
       </w:r>
+      <w:proofErr w:type="spellEnd"/>
       <w:r>
         <w:rPr>
           <w:rFonts w:ascii="Source Sans 3" w:hAnsi="Source Sans 3"/>
@@ -6357,6 +6667,7 @@
         </w:rPr>
         <w:t xml:space="preserve"> mark to remove the </w:t>
       </w:r>
+      <w:proofErr w:type="spellStart"/>
       <w:r>
         <w:rPr>
           <w:rFonts w:ascii="Source Sans 3" w:hAnsi="Source Sans 3"/>
@@ -6364,6 +6675,7 @@
         </w:rPr>
         <w:t>freertos</w:t>
       </w:r>
+      <w:proofErr w:type="spellEnd"/>
       <w:r>
         <w:rPr>
           <w:rFonts w:ascii="Source Sans 3" w:hAnsi="Source Sans 3"/>
@@ -6543,20 +6855,41 @@
           <w:r>
             <w:t xml:space="preserve">Figure </w:t>
           </w:r>
-          <w:fldSimple w:instr=" SEQ Figure \* ARABIC ">
-            <w:r>
-              <w:rPr>
-                <w:noProof/>
-              </w:rPr>
-              <w:t>13</w:t>
-            </w:r>
-          </w:fldSimple>
+          <w:r>
+            <w:fldChar w:fldCharType="begin"/>
+          </w:r>
+          <w:r>
+            <w:instrText xml:space="preserve"> SEQ Figure \* ARABIC </w:instrText>
+          </w:r>
+          <w:r>
+            <w:fldChar w:fldCharType="separate"/>
+          </w:r>
+          <w:r>
+            <w:rPr>
+              <w:noProof/>
+            </w:rPr>
+            <w:t>13</w:t>
+          </w:r>
+          <w:r>
+            <w:rPr>
+              <w:noProof/>
+            </w:rPr>
+            <w:fldChar w:fldCharType="end"/>
+          </w:r>
           <w:r>
             <w:tab/>
           </w:r>
           <w:bookmarkStart w:id="96" w:name="_mioConsistencyCheck278"/>
           <w:r>
-            <w:t>Removing freertos from cm33_ns and cm55</w:t>
+            <w:t xml:space="preserve">Removing </w:t>
+          </w:r>
+          <w:proofErr w:type="spellStart"/>
+          <w:r>
+            <w:t>freertos</w:t>
+          </w:r>
+          <w:proofErr w:type="spellEnd"/>
+          <w:r>
+            <w:t xml:space="preserve"> from cm33_ns and cm55</w:t>
           </w:r>
         </w:p>
       </w:sdtContent>
@@ -6615,8 +6948,19 @@
           <w:bCs/>
           <w:lang w:eastAsia="de-DE"/>
         </w:rPr>
-        <w:t>retarget-io</w:t>
-      </w:r>
+        <w:t>retarget-</w:t>
+      </w:r>
+      <w:proofErr w:type="spellStart"/>
+      <w:r>
+        <w:rPr>
+          <w:rFonts w:ascii="Source Sans 3" w:hAnsi="Source Sans 3"/>
+          <w:b/>
+          <w:bCs/>
+          <w:lang w:eastAsia="de-DE"/>
+        </w:rPr>
+        <w:t>io</w:t>
+      </w:r>
+      <w:proofErr w:type="spellEnd"/>
       <w:r>
         <w:rPr>
           <w:rFonts w:ascii="Source Sans 3" w:hAnsi="Source Sans 3"/>
@@ -6630,8 +6974,18 @@
           <w:b/>
           <w:lang w:eastAsia="de-DE"/>
         </w:rPr>
-        <w:t>retarget-io</w:t>
-      </w:r>
+        <w:t>retarget-</w:t>
+      </w:r>
+      <w:proofErr w:type="spellStart"/>
+      <w:r>
+        <w:rPr>
+          <w:rFonts w:ascii="Source Sans 3" w:hAnsi="Source Sans 3"/>
+          <w:b/>
+          <w:lang w:eastAsia="de-DE"/>
+        </w:rPr>
+        <w:t>io</w:t>
+      </w:r>
+      <w:proofErr w:type="spellEnd"/>
       <w:r>
         <w:rPr>
           <w:rFonts w:ascii="Source Sans 3" w:hAnsi="Source Sans 3"/>
@@ -6821,20 +7175,41 @@
           <w:r>
             <w:t xml:space="preserve">Figure </w:t>
           </w:r>
-          <w:fldSimple w:instr=" SEQ Figure \* ARABIC ">
-            <w:r>
-              <w:rPr>
-                <w:noProof/>
-              </w:rPr>
-              <w:t>14</w:t>
-            </w:r>
-          </w:fldSimple>
+          <w:r>
+            <w:fldChar w:fldCharType="begin"/>
+          </w:r>
+          <w:r>
+            <w:instrText xml:space="preserve"> SEQ Figure \* ARABIC </w:instrText>
+          </w:r>
+          <w:r>
+            <w:fldChar w:fldCharType="separate"/>
+          </w:r>
+          <w:r>
+            <w:rPr>
+              <w:noProof/>
+            </w:rPr>
+            <w:t>14</w:t>
+          </w:r>
+          <w:r>
+            <w:rPr>
+              <w:noProof/>
+            </w:rPr>
+            <w:fldChar w:fldCharType="end"/>
+          </w:r>
           <w:r>
             <w:tab/>
           </w:r>
           <w:bookmarkStart w:id="99" w:name="_mioConsistencyCheck279"/>
           <w:r>
-            <w:t>Adding retarget_io middleware</w:t>
+            <w:t xml:space="preserve">Adding </w:t>
+          </w:r>
+          <w:proofErr w:type="spellStart"/>
+          <w:r>
+            <w:t>retarget_io</w:t>
+          </w:r>
+          <w:proofErr w:type="spellEnd"/>
+          <w:r>
+            <w:t xml:space="preserve"> middleware</w:t>
           </w:r>
         </w:p>
       </w:sdtContent>
@@ -7030,14 +7405,27 @@
           <w:r>
             <w:t xml:space="preserve">Figure </w:t>
           </w:r>
-          <w:fldSimple w:instr=" SEQ Figure \* ARABIC ">
-            <w:r>
-              <w:rPr>
-                <w:noProof/>
-              </w:rPr>
-              <w:t>15</w:t>
-            </w:r>
-          </w:fldSimple>
+          <w:r>
+            <w:fldChar w:fldCharType="begin"/>
+          </w:r>
+          <w:r>
+            <w:instrText xml:space="preserve"> SEQ Figure \* ARABIC </w:instrText>
+          </w:r>
+          <w:r>
+            <w:fldChar w:fldCharType="separate"/>
+          </w:r>
+          <w:r>
+            <w:rPr>
+              <w:noProof/>
+            </w:rPr>
+            <w:t>15</w:t>
+          </w:r>
+          <w:r>
+            <w:rPr>
+              <w:noProof/>
+            </w:rPr>
+            <w:fldChar w:fldCharType="end"/>
+          </w:r>
           <w:r>
             <w:tab/>
           </w:r>
@@ -7046,7 +7434,23 @@
             <w:t>Library Manager</w:t>
           </w:r>
           <w:r>
-            <w:t xml:space="preserve"> – Removing freertos and adding retarget-io middleware</w:t>
+            <w:t xml:space="preserve"> – Removing </w:t>
+          </w:r>
+          <w:proofErr w:type="spellStart"/>
+          <w:r>
+            <w:t>freertos</w:t>
+          </w:r>
+          <w:proofErr w:type="spellEnd"/>
+          <w:r>
+            <w:t xml:space="preserve"> and adding retarget-</w:t>
+          </w:r>
+          <w:proofErr w:type="spellStart"/>
+          <w:r>
+            <w:t>io</w:t>
+          </w:r>
+          <w:proofErr w:type="spellEnd"/>
+          <w:r>
+            <w:t xml:space="preserve"> middleware</w:t>
           </w:r>
         </w:p>
       </w:sdtContent>
@@ -7133,7 +7537,23 @@
           <w:rFonts w:ascii="Source Sans 3" w:hAnsi="Source Sans 3"/>
           <w:lang w:eastAsia="de-DE"/>
         </w:rPr>
-        <w:t xml:space="preserve"> the Library Manager after the udpates have completed.</w:t>
+        <w:t xml:space="preserve"> the Library Manager after the </w:t>
+      </w:r>
+      <w:proofErr w:type="spellStart"/>
+      <w:r>
+        <w:rPr>
+          <w:rFonts w:ascii="Source Sans 3" w:hAnsi="Source Sans 3"/>
+          <w:lang w:eastAsia="de-DE"/>
+        </w:rPr>
+        <w:t>udpates</w:t>
+      </w:r>
+      <w:proofErr w:type="spellEnd"/>
+      <w:r>
+        <w:rPr>
+          <w:rFonts w:ascii="Source Sans 3" w:hAnsi="Source Sans 3"/>
+          <w:lang w:eastAsia="de-DE"/>
+        </w:rPr>
+        <w:t xml:space="preserve"> have completed.</w:t>
       </w:r>
     </w:p>
     <w:p>
@@ -7442,14 +7862,27 @@
           <w:r>
             <w:t xml:space="preserve">Figure </w:t>
           </w:r>
-          <w:fldSimple w:instr=" SEQ Figure \* ARABIC ">
-            <w:r>
-              <w:rPr>
-                <w:noProof/>
-              </w:rPr>
-              <w:t>16</w:t>
-            </w:r>
-          </w:fldSimple>
+          <w:r>
+            <w:fldChar w:fldCharType="begin"/>
+          </w:r>
+          <w:r>
+            <w:instrText xml:space="preserve"> SEQ Figure \* ARABIC </w:instrText>
+          </w:r>
+          <w:r>
+            <w:fldChar w:fldCharType="separate"/>
+          </w:r>
+          <w:r>
+            <w:rPr>
+              <w:noProof/>
+            </w:rPr>
+            <w:t>16</w:t>
+          </w:r>
+          <w:r>
+            <w:rPr>
+              <w:noProof/>
+            </w:rPr>
+            <w:fldChar w:fldCharType="end"/>
+          </w:r>
           <w:r>
             <w:tab/>
           </w:r>
@@ -7635,14 +8068,27 @@
           <w:r>
             <w:t xml:space="preserve">Figure </w:t>
           </w:r>
-          <w:fldSimple w:instr=" SEQ Figure \* ARABIC ">
-            <w:r>
-              <w:rPr>
-                <w:noProof/>
-              </w:rPr>
-              <w:t>17</w:t>
-            </w:r>
-          </w:fldSimple>
+          <w:r>
+            <w:fldChar w:fldCharType="begin"/>
+          </w:r>
+          <w:r>
+            <w:instrText xml:space="preserve"> SEQ Figure \* ARABIC </w:instrText>
+          </w:r>
+          <w:r>
+            <w:fldChar w:fldCharType="separate"/>
+          </w:r>
+          <w:r>
+            <w:rPr>
+              <w:noProof/>
+            </w:rPr>
+            <w:t>17</w:t>
+          </w:r>
+          <w:r>
+            <w:rPr>
+              <w:noProof/>
+            </w:rPr>
+            <w:fldChar w:fldCharType="end"/>
+          </w:r>
           <w:r>
             <w:tab/>
           </w:r>
@@ -7848,20 +8294,41 @@
           <w:r>
             <w:t xml:space="preserve">Figure </w:t>
           </w:r>
-          <w:fldSimple w:instr=" SEQ Figure \* ARABIC ">
-            <w:r>
-              <w:rPr>
-                <w:noProof/>
-              </w:rPr>
-              <w:t>18</w:t>
-            </w:r>
-          </w:fldSimple>
+          <w:r>
+            <w:fldChar w:fldCharType="begin"/>
+          </w:r>
+          <w:r>
+            <w:instrText xml:space="preserve"> SEQ Figure \* ARABIC </w:instrText>
+          </w:r>
+          <w:r>
+            <w:fldChar w:fldCharType="separate"/>
+          </w:r>
+          <w:r>
+            <w:rPr>
+              <w:noProof/>
+            </w:rPr>
+            <w:t>18</w:t>
+          </w:r>
+          <w:r>
+            <w:rPr>
+              <w:noProof/>
+            </w:rPr>
+            <w:fldChar w:fldCharType="end"/>
+          </w:r>
           <w:r>
             <w:tab/>
           </w:r>
           <w:bookmarkStart w:id="111" w:name="_mioConsistencyCheck283"/>
           <w:r>
-            <w:t xml:space="preserve"> Schematic View of PSE84 USER_LEDx Port connections</w:t>
+            <w:t xml:space="preserve"> Schematic View of PSE84 </w:t>
+          </w:r>
+          <w:proofErr w:type="spellStart"/>
+          <w:r>
+            <w:t>USER_LEDx</w:t>
+          </w:r>
+          <w:proofErr w:type="spellEnd"/>
+          <w:r>
+            <w:t xml:space="preserve"> Port connections</w:t>
           </w:r>
         </w:p>
       </w:sdtContent>
@@ -8020,20 +8487,41 @@
           <w:r>
             <w:t xml:space="preserve">Figure </w:t>
           </w:r>
-          <w:fldSimple w:instr=" SEQ Figure \* ARABIC ">
-            <w:r>
-              <w:rPr>
-                <w:noProof/>
-              </w:rPr>
-              <w:t>19</w:t>
-            </w:r>
-          </w:fldSimple>
+          <w:r>
+            <w:fldChar w:fldCharType="begin"/>
+          </w:r>
+          <w:r>
+            <w:instrText xml:space="preserve"> SEQ Figure \* ARABIC </w:instrText>
+          </w:r>
+          <w:r>
+            <w:fldChar w:fldCharType="separate"/>
+          </w:r>
+          <w:r>
+            <w:rPr>
+              <w:noProof/>
+            </w:rPr>
+            <w:t>19</w:t>
+          </w:r>
+          <w:r>
+            <w:rPr>
+              <w:noProof/>
+            </w:rPr>
+            <w:fldChar w:fldCharType="end"/>
+          </w:r>
           <w:r>
             <w:tab/>
           </w:r>
           <w:bookmarkStart w:id="114" w:name="_mioConsistencyCheck284"/>
           <w:r>
-            <w:t>Device Configurator – Pins – Port16 Resource – CYBSP_USER_LEDx Aliases</w:t>
+            <w:t xml:space="preserve">Device Configurator – Pins – Port16 Resource – </w:t>
+          </w:r>
+          <w:proofErr w:type="spellStart"/>
+          <w:r>
+            <w:t>CYBSP_USER_LEDx</w:t>
+          </w:r>
+          <w:proofErr w:type="spellEnd"/>
+          <w:r>
+            <w:t xml:space="preserve"> Aliases</w:t>
           </w:r>
         </w:p>
       </w:sdtContent>
@@ -8244,6 +8732,7 @@
         </w:rPr>
         <w:t xml:space="preserve"> or alternatively hit </w:t>
       </w:r>
+      <w:proofErr w:type="spellStart"/>
       <w:r>
         <w:rPr>
           <w:rFonts w:ascii="Source Sans 3" w:hAnsi="Source Sans 3"/>
@@ -8252,6 +8741,7 @@
         </w:rPr>
         <w:t>Ctrl+S</w:t>
       </w:r>
+      <w:proofErr w:type="spellEnd"/>
       <w:r>
         <w:rPr>
           <w:rFonts w:ascii="Source Sans 3" w:hAnsi="Source Sans 3"/>
@@ -8394,14 +8884,27 @@
           <w:r>
             <w:t xml:space="preserve">Figure </w:t>
           </w:r>
-          <w:fldSimple w:instr=" SEQ Figure \* ARABIC ">
-            <w:r>
-              <w:rPr>
-                <w:noProof/>
-              </w:rPr>
-              <w:t>20</w:t>
-            </w:r>
-          </w:fldSimple>
+          <w:r>
+            <w:fldChar w:fldCharType="begin"/>
+          </w:r>
+          <w:r>
+            <w:instrText xml:space="preserve"> SEQ Figure \* ARABIC </w:instrText>
+          </w:r>
+          <w:r>
+            <w:fldChar w:fldCharType="separate"/>
+          </w:r>
+          <w:r>
+            <w:rPr>
+              <w:noProof/>
+            </w:rPr>
+            <w:t>20</w:t>
+          </w:r>
+          <w:r>
+            <w:rPr>
+              <w:noProof/>
+            </w:rPr>
+            <w:fldChar w:fldCharType="end"/>
+          </w:r>
           <w:r>
             <w:t>. Device Configurator - Pins – Creating Alias for USER_LED1</w:t>
           </w:r>
@@ -8453,7 +8956,15 @@
           <w:rFonts w:ascii="Source Sans 3" w:hAnsi="Source Sans 3"/>
           <w:lang w:eastAsia="de-DE"/>
         </w:rPr>
-        <w:t>our PSOC_Edge_</w:t>
+        <w:t xml:space="preserve">our </w:t>
+      </w:r>
+      <w:proofErr w:type="spellStart"/>
+      <w:r>
+        <w:rPr>
+          <w:rFonts w:ascii="Source Sans 3" w:hAnsi="Source Sans 3"/>
+          <w:lang w:eastAsia="de-DE"/>
+        </w:rPr>
+        <w:t>PSOC_Edge_</w:t>
       </w:r>
       <w:r>
         <w:rPr>
@@ -8474,7 +8985,15 @@
           <w:rFonts w:ascii="Source Sans 3" w:hAnsi="Source Sans 3"/>
           <w:lang w:eastAsia="de-DE"/>
         </w:rPr>
-        <w:t>orld code example.</w:t>
+        <w:t>orld</w:t>
+      </w:r>
+      <w:proofErr w:type="spellEnd"/>
+      <w:r>
+        <w:rPr>
+          <w:rFonts w:ascii="Source Sans 3" w:hAnsi="Source Sans 3"/>
+          <w:lang w:eastAsia="de-DE"/>
+        </w:rPr>
+        <w:t xml:space="preserve"> code example.</w:t>
       </w:r>
       <w:r>
         <w:rPr>
@@ -8722,14 +9241,27 @@
           <w:r>
             <w:t xml:space="preserve">Figure </w:t>
           </w:r>
-          <w:fldSimple w:instr=" SEQ Figure \* ARABIC ">
-            <w:r>
-              <w:rPr>
-                <w:noProof/>
-              </w:rPr>
-              <w:t>21</w:t>
-            </w:r>
-          </w:fldSimple>
+          <w:r>
+            <w:fldChar w:fldCharType="begin"/>
+          </w:r>
+          <w:r>
+            <w:instrText xml:space="preserve"> SEQ Figure \* ARABIC </w:instrText>
+          </w:r>
+          <w:r>
+            <w:fldChar w:fldCharType="separate"/>
+          </w:r>
+          <w:r>
+            <w:rPr>
+              <w:noProof/>
+            </w:rPr>
+            <w:t>21</w:t>
+          </w:r>
+          <w:r>
+            <w:rPr>
+              <w:noProof/>
+            </w:rPr>
+            <w:fldChar w:fldCharType="end"/>
+          </w:r>
           <w:r>
             <w:tab/>
           </w:r>
@@ -8874,14 +9406,27 @@
           <w:r>
             <w:t xml:space="preserve">Figure </w:t>
           </w:r>
-          <w:fldSimple w:instr=" SEQ Figure \* ARABIC ">
-            <w:r>
-              <w:rPr>
-                <w:noProof/>
-              </w:rPr>
-              <w:t>22</w:t>
-            </w:r>
-          </w:fldSimple>
+          <w:r>
+            <w:fldChar w:fldCharType="begin"/>
+          </w:r>
+          <w:r>
+            <w:instrText xml:space="preserve"> SEQ Figure \* ARABIC </w:instrText>
+          </w:r>
+          <w:r>
+            <w:fldChar w:fldCharType="separate"/>
+          </w:r>
+          <w:r>
+            <w:rPr>
+              <w:noProof/>
+            </w:rPr>
+            <w:t>22</w:t>
+          </w:r>
+          <w:r>
+            <w:rPr>
+              <w:noProof/>
+            </w:rPr>
+            <w:fldChar w:fldCharType="end"/>
+          </w:r>
           <w:r>
             <w:tab/>
           </w:r>
@@ -9144,6 +9689,7 @@
         </w:rPr>
         <w:t xml:space="preserve">f you open the </w:t>
       </w:r>
+      <w:proofErr w:type="spellStart"/>
       <w:r>
         <w:rPr>
           <w:rFonts w:ascii="Source Sans 3" w:hAnsi="Source Sans 3"/>
@@ -9153,6 +9699,7 @@
         </w:rPr>
         <w:t>cycfg_pins.h</w:t>
       </w:r>
+      <w:proofErr w:type="spellEnd"/>
       <w:r>
         <w:rPr>
           <w:rFonts w:ascii="Source Sans 3" w:hAnsi="Source Sans 3"/>
@@ -9187,8 +9734,25 @@
           <w:rFonts w:ascii="Source Sans 3" w:hAnsi="Source Sans 3"/>
           <w:lang w:eastAsia="de-DE"/>
         </w:rPr>
-        <w:t xml:space="preserve">The cycfg_pins.h file, along with all source files that get generated by the Device Configurator can be found </w:t>
-      </w:r>
+        <w:t xml:space="preserve">The </w:t>
+      </w:r>
+      <w:proofErr w:type="spellStart"/>
+      <w:r>
+        <w:rPr>
+          <w:rFonts w:ascii="Source Sans 3" w:hAnsi="Source Sans 3"/>
+          <w:lang w:eastAsia="de-DE"/>
+        </w:rPr>
+        <w:t>cycfg_pins.h</w:t>
+      </w:r>
+      <w:proofErr w:type="spellEnd"/>
+      <w:r>
+        <w:rPr>
+          <w:rFonts w:ascii="Source Sans 3" w:hAnsi="Source Sans 3"/>
+          <w:lang w:eastAsia="de-DE"/>
+        </w:rPr>
+        <w:t xml:space="preserve"> file, along with all source files that get generated by the Device Configurator can be found </w:t>
+      </w:r>
+      <w:proofErr w:type="spellStart"/>
       <w:r>
         <w:rPr>
           <w:rFonts w:ascii="Source Sans 3" w:hAnsi="Source Sans 3"/>
@@ -9198,12 +9762,29 @@
         </w:rPr>
         <w:t>GenerateSouce</w:t>
       </w:r>
-      <w:r>
-        <w:rPr>
-          <w:rFonts w:ascii="Source Sans 3" w:hAnsi="Source Sans 3"/>
-          <w:lang w:eastAsia="de-DE"/>
-        </w:rPr>
-        <w:t xml:space="preserve"> folder under with the application’s bsps folder tree. Figure shows the update.</w:t>
+      <w:proofErr w:type="spellEnd"/>
+      <w:r>
+        <w:rPr>
+          <w:rFonts w:ascii="Source Sans 3" w:hAnsi="Source Sans 3"/>
+          <w:lang w:eastAsia="de-DE"/>
+        </w:rPr>
+        <w:t xml:space="preserve"> folder under with the application’s </w:t>
+      </w:r>
+      <w:proofErr w:type="spellStart"/>
+      <w:r>
+        <w:rPr>
+          <w:rFonts w:ascii="Source Sans 3" w:hAnsi="Source Sans 3"/>
+          <w:lang w:eastAsia="de-DE"/>
+        </w:rPr>
+        <w:t>bsps</w:t>
+      </w:r>
+      <w:proofErr w:type="spellEnd"/>
+      <w:r>
+        <w:rPr>
+          <w:rFonts w:ascii="Source Sans 3" w:hAnsi="Source Sans 3"/>
+          <w:lang w:eastAsia="de-DE"/>
+        </w:rPr>
+        <w:t xml:space="preserve"> folder tree. Figure shows the update.</w:t>
       </w:r>
       <w:r>
         <w:rPr>
@@ -9369,14 +9950,27 @@
           <w:r>
             <w:t xml:space="preserve">Figure </w:t>
           </w:r>
-          <w:fldSimple w:instr=" SEQ Figure \* ARABIC ">
-            <w:r>
-              <w:rPr>
-                <w:noProof/>
-              </w:rPr>
-              <w:t>23</w:t>
-            </w:r>
-          </w:fldSimple>
+          <w:r>
+            <w:fldChar w:fldCharType="begin"/>
+          </w:r>
+          <w:r>
+            <w:instrText xml:space="preserve"> SEQ Figure \* ARABIC </w:instrText>
+          </w:r>
+          <w:r>
+            <w:fldChar w:fldCharType="separate"/>
+          </w:r>
+          <w:r>
+            <w:rPr>
+              <w:noProof/>
+            </w:rPr>
+            <w:t>23</w:t>
+          </w:r>
+          <w:r>
+            <w:rPr>
+              <w:noProof/>
+            </w:rPr>
+            <w:fldChar w:fldCharType="end"/>
+          </w:r>
           <w:r>
             <w:tab/>
           </w:r>
@@ -9387,8 +9981,21 @@
             <w:t xml:space="preserve"> -</w:t>
           </w:r>
           <w:r>
-            <w:t xml:space="preserve"> GeneratedSource folder location with cycfg_pins.h</w:t>
-          </w:r>
+            <w:t xml:space="preserve"> </w:t>
+          </w:r>
+          <w:proofErr w:type="spellStart"/>
+          <w:r>
+            <w:t>GeneratedSource</w:t>
+          </w:r>
+          <w:proofErr w:type="spellEnd"/>
+          <w:r>
+            <w:t xml:space="preserve"> folder location with </w:t>
+          </w:r>
+          <w:proofErr w:type="spellStart"/>
+          <w:r>
+            <w:t>cycfg_pins.h</w:t>
+          </w:r>
+          <w:proofErr w:type="spellEnd"/>
         </w:p>
         <w:bookmarkEnd w:id="127" w:displacedByCustomXml="next"/>
       </w:sdtContent>
@@ -9516,18 +10123,43 @@
           <w:r>
             <w:t xml:space="preserve">Figure </w:t>
           </w:r>
-          <w:fldSimple w:instr=" SEQ Figure \* ARABIC ">
-            <w:r>
-              <w:rPr>
-                <w:noProof/>
-              </w:rPr>
-              <w:t>24</w:t>
-            </w:r>
-          </w:fldSimple>
+          <w:r>
+            <w:fldChar w:fldCharType="begin"/>
+          </w:r>
+          <w:r>
+            <w:instrText xml:space="preserve"> SEQ Figure \* ARABIC </w:instrText>
+          </w:r>
+          <w:r>
+            <w:fldChar w:fldCharType="separate"/>
+          </w:r>
+          <w:r>
+            <w:rPr>
+              <w:noProof/>
+            </w:rPr>
+            <w:t>24</w:t>
+          </w:r>
+          <w:r>
+            <w:rPr>
+              <w:noProof/>
+            </w:rPr>
+            <w:fldChar w:fldCharType="end"/>
+          </w:r>
           <w:r>
             <w:tab/>
-            <w:t>Training_LED Alias in cycfg_pins.h</w:t>
-          </w:r>
+          </w:r>
+          <w:proofErr w:type="spellStart"/>
+          <w:r>
+            <w:t>Training_LED</w:t>
+          </w:r>
+          <w:proofErr w:type="spellEnd"/>
+          <w:r>
+            <w:t xml:space="preserve"> Alias in </w:t>
+          </w:r>
+          <w:proofErr w:type="spellStart"/>
+          <w:r>
+            <w:t>cycfg_pins.h</w:t>
+          </w:r>
+          <w:proofErr w:type="spellEnd"/>
         </w:p>
         <w:bookmarkEnd w:id="129" w:displacedByCustomXml="next"/>
       </w:sdtContent>
@@ -9623,6 +10255,7 @@
         </w:rPr>
         <w:t xml:space="preserve">. Each of these folders will contain a </w:t>
       </w:r>
+      <w:proofErr w:type="spellStart"/>
       <w:r>
         <w:rPr>
           <w:rFonts w:ascii="Source Sans 3" w:hAnsi="Source Sans 3"/>
@@ -9631,13 +10264,39 @@
         </w:rPr>
         <w:t>main.c</w:t>
       </w:r>
-      <w:r>
-        <w:rPr>
-          <w:rFonts w:ascii="Source Sans 3" w:hAnsi="Source Sans 3"/>
-          <w:lang w:eastAsia="de-DE"/>
-        </w:rPr>
-        <w:t xml:space="preserve"> file which contains the application code. Replace these main.c files with main.c</w:t>
-      </w:r>
+      <w:proofErr w:type="spellEnd"/>
+      <w:r>
+        <w:rPr>
+          <w:rFonts w:ascii="Source Sans 3" w:hAnsi="Source Sans 3"/>
+          <w:lang w:eastAsia="de-DE"/>
+        </w:rPr>
+        <w:t xml:space="preserve"> file which contains the application code. Replace these </w:t>
+      </w:r>
+      <w:proofErr w:type="spellStart"/>
+      <w:r>
+        <w:rPr>
+          <w:rFonts w:ascii="Source Sans 3" w:hAnsi="Source Sans 3"/>
+          <w:lang w:eastAsia="de-DE"/>
+        </w:rPr>
+        <w:t>main.c</w:t>
+      </w:r>
+      <w:proofErr w:type="spellEnd"/>
+      <w:r>
+        <w:rPr>
+          <w:rFonts w:ascii="Source Sans 3" w:hAnsi="Source Sans 3"/>
+          <w:lang w:eastAsia="de-DE"/>
+        </w:rPr>
+        <w:t xml:space="preserve"> files with </w:t>
+      </w:r>
+      <w:proofErr w:type="spellStart"/>
+      <w:r>
+        <w:rPr>
+          <w:rFonts w:ascii="Source Sans 3" w:hAnsi="Source Sans 3"/>
+          <w:lang w:eastAsia="de-DE"/>
+        </w:rPr>
+        <w:t>main.c</w:t>
+      </w:r>
+      <w:proofErr w:type="spellEnd"/>
       <w:r>
         <w:rPr>
           <w:rFonts w:ascii="Source Sans 3" w:hAnsi="Source Sans 3"/>
@@ -9671,7 +10330,23 @@
           <w:rFonts w:ascii="Source Sans 3" w:hAnsi="Source Sans 3"/>
           <w:lang w:eastAsia="de-DE"/>
         </w:rPr>
-        <w:t>emplate main.c file</w:t>
+        <w:t xml:space="preserve">emplate </w:t>
+      </w:r>
+      <w:proofErr w:type="spellStart"/>
+      <w:r>
+        <w:rPr>
+          <w:rFonts w:ascii="Source Sans 3" w:hAnsi="Source Sans 3"/>
+          <w:lang w:eastAsia="de-DE"/>
+        </w:rPr>
+        <w:t>main.c</w:t>
+      </w:r>
+      <w:proofErr w:type="spellEnd"/>
+      <w:r>
+        <w:rPr>
+          <w:rFonts w:ascii="Source Sans 3" w:hAnsi="Source Sans 3"/>
+          <w:lang w:eastAsia="de-DE"/>
+        </w:rPr>
+        <w:t xml:space="preserve"> file</w:t>
       </w:r>
       <w:r>
         <w:rPr>
@@ -9763,14 +10438,120 @@
           <w:rFonts w:ascii="Source Sans 3" w:hAnsi="Source Sans 3"/>
           <w:lang w:eastAsia="de-DE"/>
         </w:rPr>
-        <w:t xml:space="preserve"> the contents from development\templates\</w:t>
-      </w:r>
-      <w:r>
-        <w:rPr>
-          <w:rFonts w:ascii="Source Sans 3" w:hAnsi="Source Sans 3"/>
-          <w:lang w:eastAsia="de-DE"/>
-        </w:rPr>
-        <w:t>PS</w:t>
+        <w:t xml:space="preserve"> the contents from </w:t>
+      </w:r>
+      <w:proofErr w:type="spellStart"/>
+      <w:r>
+        <w:rPr>
+          <w:rFonts w:ascii="Source Sans 3" w:hAnsi="Source Sans 3"/>
+          <w:lang w:eastAsia="de-DE"/>
+        </w:rPr>
+        <w:t>Lab_Source</w:t>
+      </w:r>
+      <w:proofErr w:type="spellEnd"/>
+      <w:r>
+        <w:rPr>
+          <w:rFonts w:ascii="Source Sans 3" w:hAnsi="Source Sans 3"/>
+          <w:lang w:eastAsia="de-DE"/>
+        </w:rPr>
+        <w:t>\templates\</w:t>
+      </w:r>
+      <w:r>
+        <w:rPr>
+          <w:rFonts w:ascii="Source Sans 3" w:hAnsi="Source Sans 3"/>
+          <w:lang w:eastAsia="de-DE"/>
+        </w:rPr>
+        <w:t xml:space="preserve"> </w:t>
+      </w:r>
+      <w:proofErr w:type="spellStart"/>
+      <w:r>
+        <w:rPr>
+          <w:rFonts w:ascii="Source Sans 3" w:hAnsi="Source Sans 3"/>
+          <w:lang w:eastAsia="de-DE"/>
+        </w:rPr>
+        <w:t>Hello_World</w:t>
+      </w:r>
+      <w:r>
+        <w:rPr>
+          <w:rFonts w:ascii="Source Sans 3" w:hAnsi="Source Sans 3"/>
+          <w:lang w:eastAsia="de-DE"/>
+        </w:rPr>
+        <w:t>+Blinky</w:t>
+      </w:r>
+      <w:proofErr w:type="spellEnd"/>
+      <w:r>
+        <w:rPr>
+          <w:rFonts w:ascii="Source Sans 3" w:hAnsi="Source Sans 3"/>
+          <w:lang w:eastAsia="de-DE"/>
+        </w:rPr>
+        <w:t xml:space="preserve"> </w:t>
+      </w:r>
+      <w:r>
+        <w:rPr>
+          <w:rFonts w:ascii="Source Sans 3" w:hAnsi="Source Sans 3"/>
+          <w:lang w:eastAsia="de-DE"/>
+        </w:rPr>
+        <w:t>\</w:t>
+      </w:r>
+      <w:r>
+        <w:rPr>
+          <w:rFonts w:ascii="Source Sans 3" w:hAnsi="Source Sans 3"/>
+          <w:b/>
+          <w:lang w:eastAsia="de-DE"/>
+        </w:rPr>
+        <w:t>main_cm33</w:t>
+      </w:r>
+      <w:r>
+        <w:rPr>
+          <w:rFonts w:ascii="Source Sans 3" w:hAnsi="Source Sans 3"/>
+          <w:b/>
+          <w:lang w:eastAsia="de-DE"/>
+        </w:rPr>
+        <w:t>_ns</w:t>
+      </w:r>
+      <w:r>
+        <w:rPr>
+          <w:rFonts w:ascii="Source Sans 3" w:hAnsi="Source Sans 3"/>
+          <w:b/>
+          <w:lang w:eastAsia="de-DE"/>
+        </w:rPr>
+        <w:t>.c</w:t>
+      </w:r>
+      <w:r>
+        <w:rPr>
+          <w:rFonts w:ascii="Source Sans 3" w:hAnsi="Source Sans 3"/>
+          <w:lang w:eastAsia="de-DE"/>
+        </w:rPr>
+        <w:t xml:space="preserve"> and </w:t>
+      </w:r>
+      <w:r>
+        <w:rPr>
+          <w:rFonts w:ascii="Source Sans 3" w:hAnsi="Source Sans 3"/>
+          <w:b/>
+          <w:lang w:eastAsia="de-DE"/>
+        </w:rPr>
+        <w:t>paste</w:t>
+      </w:r>
+      <w:r>
+        <w:rPr>
+          <w:rFonts w:ascii="Source Sans 3" w:hAnsi="Source Sans 3"/>
+          <w:lang w:eastAsia="de-DE"/>
+        </w:rPr>
+        <w:t xml:space="preserve"> </w:t>
+      </w:r>
+      <w:r>
+        <w:rPr>
+          <w:rFonts w:ascii="Source Sans 3" w:hAnsi="Source Sans 3"/>
+          <w:lang w:eastAsia="de-DE"/>
+        </w:rPr>
+        <w:t>in</w:t>
+      </w:r>
+      <w:r>
+        <w:rPr>
+          <w:rFonts w:ascii="Source Sans 3" w:hAnsi="Source Sans 3"/>
+          <w:lang w:eastAsia="de-DE"/>
+        </w:rPr>
+        <w:t>to PS</w:t>
       </w:r>
       <w:r>
         <w:rPr>
@@ -9784,88 +10565,23 @@
           <w:rFonts w:ascii="Source Sans 3" w:hAnsi="Source Sans 3"/>
           <w:lang w:eastAsia="de-DE"/>
         </w:rPr>
-        <w:t xml:space="preserve">C_Edge_Hello_World </w:t>
-      </w:r>
-      <w:r>
-        <w:rPr>
-          <w:rFonts w:ascii="Source Sans 3" w:hAnsi="Source Sans 3"/>
-          <w:lang w:eastAsia="de-DE"/>
-        </w:rPr>
-        <w:t>\</w:t>
-      </w:r>
-      <w:r>
-        <w:rPr>
-          <w:rFonts w:ascii="Source Sans 3" w:hAnsi="Source Sans 3"/>
-          <w:b/>
-          <w:lang w:eastAsia="de-DE"/>
-        </w:rPr>
-        <w:t>main_cm33</w:t>
-      </w:r>
-      <w:r>
-        <w:rPr>
-          <w:rFonts w:ascii="Source Sans 3" w:hAnsi="Source Sans 3"/>
-          <w:b/>
-          <w:lang w:eastAsia="de-DE"/>
-        </w:rPr>
-        <w:t>_ns</w:t>
-      </w:r>
-      <w:r>
-        <w:rPr>
-          <w:rFonts w:ascii="Source Sans 3" w:hAnsi="Source Sans 3"/>
-          <w:b/>
-          <w:lang w:eastAsia="de-DE"/>
-        </w:rPr>
-        <w:t>.c</w:t>
-      </w:r>
-      <w:r>
-        <w:rPr>
-          <w:rFonts w:ascii="Source Sans 3" w:hAnsi="Source Sans 3"/>
-          <w:lang w:eastAsia="de-DE"/>
-        </w:rPr>
-        <w:t xml:space="preserve"> and </w:t>
-      </w:r>
-      <w:r>
-        <w:rPr>
-          <w:rFonts w:ascii="Source Sans 3" w:hAnsi="Source Sans 3"/>
-          <w:b/>
-          <w:lang w:eastAsia="de-DE"/>
-        </w:rPr>
-        <w:t>paste</w:t>
-      </w:r>
+        <w:t xml:space="preserve">C_Edge_Hello_World.proj_cm33_ns </w:t>
+      </w:r>
+      <w:proofErr w:type="spellStart"/>
+      <w:r>
+        <w:rPr>
+          <w:rFonts w:ascii="Source Sans 3" w:hAnsi="Source Sans 3"/>
+          <w:lang w:eastAsia="de-DE"/>
+        </w:rPr>
+        <w:t>main.c</w:t>
+      </w:r>
+      <w:proofErr w:type="spellEnd"/>
       <w:r>
         <w:rPr>
           <w:rFonts w:ascii="Source Sans 3" w:hAnsi="Source Sans 3"/>
           <w:lang w:eastAsia="de-DE"/>
         </w:rPr>
         <w:t xml:space="preserve"> </w:t>
-      </w:r>
-      <w:r>
-        <w:rPr>
-          <w:rFonts w:ascii="Source Sans 3" w:hAnsi="Source Sans 3"/>
-          <w:lang w:eastAsia="de-DE"/>
-        </w:rPr>
-        <w:t>in</w:t>
-      </w:r>
-      <w:r>
-        <w:rPr>
-          <w:rFonts w:ascii="Source Sans 3" w:hAnsi="Source Sans 3"/>
-          <w:lang w:eastAsia="de-DE"/>
-        </w:rPr>
-        <w:t>to PS</w:t>
-      </w:r>
-      <w:r>
-        <w:rPr>
-          <w:rFonts w:ascii="Source Sans 3" w:hAnsi="Source Sans 3"/>
-          <w:lang w:eastAsia="de-DE"/>
-        </w:rPr>
-        <w:t>O</w:t>
-      </w:r>
-      <w:r>
-        <w:rPr>
-          <w:rFonts w:ascii="Source Sans 3" w:hAnsi="Source Sans 3"/>
-          <w:lang w:eastAsia="de-DE"/>
-        </w:rPr>
-        <w:t xml:space="preserve">C_Edge_Hello_World.proj_cm33_ns main.c </w:t>
       </w:r>
     </w:p>
     <w:p>
@@ -9894,14 +10610,83 @@
           <w:rFonts w:ascii="Source Sans 3" w:hAnsi="Source Sans 3"/>
           <w:lang w:eastAsia="de-DE"/>
         </w:rPr>
-        <w:t xml:space="preserve"> the contents from development\templates\</w:t>
-      </w:r>
-      <w:r>
-        <w:rPr>
-          <w:rFonts w:ascii="Source Sans 3" w:hAnsi="Source Sans 3"/>
-          <w:lang w:eastAsia="de-DE"/>
-        </w:rPr>
-        <w:t>PS</w:t>
+        <w:t xml:space="preserve"> the contents from </w:t>
+      </w:r>
+      <w:proofErr w:type="spellStart"/>
+      <w:r>
+        <w:rPr>
+          <w:rFonts w:ascii="Source Sans 3" w:hAnsi="Source Sans 3"/>
+          <w:lang w:eastAsia="de-DE"/>
+        </w:rPr>
+        <w:t>Lab_Source</w:t>
+      </w:r>
+      <w:proofErr w:type="spellEnd"/>
+      <w:r>
+        <w:rPr>
+          <w:rFonts w:ascii="Source Sans 3" w:hAnsi="Source Sans 3"/>
+          <w:lang w:eastAsia="de-DE"/>
+        </w:rPr>
+        <w:t xml:space="preserve">\templates\ </w:t>
+      </w:r>
+      <w:proofErr w:type="spellStart"/>
+      <w:r>
+        <w:rPr>
+          <w:rFonts w:ascii="Source Sans 3" w:hAnsi="Source Sans 3"/>
+          <w:lang w:eastAsia="de-DE"/>
+        </w:rPr>
+        <w:t>Hello_World</w:t>
+      </w:r>
+      <w:r>
+        <w:rPr>
+          <w:rFonts w:ascii="Source Sans 3" w:hAnsi="Source Sans 3"/>
+          <w:lang w:eastAsia="de-DE"/>
+        </w:rPr>
+        <w:t>+Blinky</w:t>
+      </w:r>
+      <w:proofErr w:type="spellEnd"/>
+      <w:r>
+        <w:rPr>
+          <w:rFonts w:ascii="Source Sans 3" w:hAnsi="Source Sans 3"/>
+          <w:lang w:eastAsia="de-DE"/>
+        </w:rPr>
+        <w:t xml:space="preserve"> </w:t>
+      </w:r>
+      <w:r>
+        <w:rPr>
+          <w:rFonts w:ascii="Source Sans 3" w:hAnsi="Source Sans 3"/>
+          <w:lang w:eastAsia="de-DE"/>
+        </w:rPr>
+        <w:t xml:space="preserve">\ </w:t>
+      </w:r>
+      <w:r>
+        <w:rPr>
+          <w:rFonts w:ascii="Source Sans 3" w:hAnsi="Source Sans 3"/>
+          <w:b/>
+          <w:lang w:eastAsia="de-DE"/>
+        </w:rPr>
+        <w:t>main_cm55.c</w:t>
+      </w:r>
+      <w:r>
+        <w:rPr>
+          <w:rFonts w:ascii="Source Sans 3" w:hAnsi="Source Sans 3"/>
+          <w:lang w:eastAsia="de-DE"/>
+        </w:rPr>
+        <w:t xml:space="preserve"> and </w:t>
+      </w:r>
+      <w:r>
+        <w:rPr>
+          <w:rFonts w:ascii="Source Sans 3" w:hAnsi="Source Sans 3"/>
+          <w:b/>
+          <w:lang w:eastAsia="de-DE"/>
+        </w:rPr>
+        <w:t>paste</w:t>
+      </w:r>
+      <w:r>
+        <w:rPr>
+          <w:rFonts w:ascii="Source Sans 3" w:hAnsi="Source Sans 3"/>
+          <w:lang w:eastAsia="de-DE"/>
+        </w:rPr>
+        <w:t xml:space="preserve"> on to PS</w:t>
       </w:r>
       <w:r>
         <w:rPr>
@@ -9915,54 +10700,28 @@
           <w:rFonts w:ascii="Source Sans 3" w:hAnsi="Source Sans 3"/>
           <w:lang w:eastAsia="de-DE"/>
         </w:rPr>
-        <w:t xml:space="preserve">C_Edge_Hello_World\ </w:t>
-      </w:r>
-      <w:r>
-        <w:rPr>
-          <w:rFonts w:ascii="Source Sans 3" w:hAnsi="Source Sans 3"/>
-          <w:b/>
-          <w:lang w:eastAsia="de-DE"/>
-        </w:rPr>
-        <w:t>main_cm55.c</w:t>
-      </w:r>
-      <w:r>
-        <w:rPr>
-          <w:rFonts w:ascii="Source Sans 3" w:hAnsi="Source Sans 3"/>
-          <w:lang w:eastAsia="de-DE"/>
-        </w:rPr>
-        <w:t xml:space="preserve"> and </w:t>
-      </w:r>
-      <w:r>
-        <w:rPr>
-          <w:rFonts w:ascii="Source Sans 3" w:hAnsi="Source Sans 3"/>
-          <w:b/>
-          <w:lang w:eastAsia="de-DE"/>
-        </w:rPr>
-        <w:t>paste</w:t>
-      </w:r>
-      <w:r>
-        <w:rPr>
-          <w:rFonts w:ascii="Source Sans 3" w:hAnsi="Source Sans 3"/>
-          <w:lang w:eastAsia="de-DE"/>
-        </w:rPr>
-        <w:t xml:space="preserve"> on to PS</w:t>
-      </w:r>
-      <w:r>
-        <w:rPr>
-          <w:rFonts w:ascii="Source Sans 3" w:hAnsi="Source Sans 3"/>
-          <w:lang w:eastAsia="de-DE"/>
-        </w:rPr>
-        <w:t>O</w:t>
-      </w:r>
-      <w:r>
-        <w:rPr>
-          <w:rFonts w:ascii="Source Sans 3" w:hAnsi="Source Sans 3"/>
-          <w:lang w:eastAsia="de-DE"/>
-        </w:rPr>
-        <w:t xml:space="preserve">C_Edge_Hello_World.proj_cm55 main.c </w:t>
+        <w:t xml:space="preserve">C_Edge_Hello_World.proj_cm55 </w:t>
+      </w:r>
+      <w:proofErr w:type="spellStart"/>
+      <w:r>
+        <w:rPr>
+          <w:rFonts w:ascii="Source Sans 3" w:hAnsi="Source Sans 3"/>
+          <w:lang w:eastAsia="de-DE"/>
+        </w:rPr>
+        <w:t>main.c</w:t>
+      </w:r>
+      <w:proofErr w:type="spellEnd"/>
+      <w:r>
+        <w:rPr>
+          <w:rFonts w:ascii="Source Sans 3" w:hAnsi="Source Sans 3"/>
+          <w:lang w:eastAsia="de-DE"/>
+        </w:rPr>
+        <w:t xml:space="preserve"> </w:t>
       </w:r>
       <w:bookmarkStart w:id="130" w:name="_mioConsistencyCheck93"/>
       <w:bookmarkStart w:id="131" w:name="_mioConsistencyCheck296"/>
+      <w:bookmarkStart w:id="132" w:name="_GoBack"/>
+      <w:bookmarkEnd w:id="132"/>
     </w:p>
     <w:sdt>
       <w:sdtPr>
@@ -10068,8 +10827,8 @@
               <w:lang w:eastAsia="de-DE"/>
             </w:rPr>
           </w:pPr>
-          <w:bookmarkStart w:id="132" w:name="_mioConsistencyCheck10"/>
-          <w:bookmarkStart w:id="133" w:name="_mioConsistencyCheck99"/>
+          <w:bookmarkStart w:id="133" w:name="_mioConsistencyCheck10"/>
+          <w:bookmarkStart w:id="134" w:name="_mioConsistencyCheck99"/>
           <w:bookmarkEnd w:id="130"/>
           <w:r>
             <w:t xml:space="preserve">Figure </w:t>
@@ -10096,14 +10855,22 @@
             <w:tab/>
           </w:r>
           <w:r>
-            <w:t>cm33_ns main.c file location</w:t>
+            <w:t xml:space="preserve">cm33_ns </w:t>
+          </w:r>
+          <w:proofErr w:type="spellStart"/>
+          <w:r>
+            <w:t>main.c</w:t>
+          </w:r>
+          <w:proofErr w:type="spellEnd"/>
+          <w:r>
+            <w:t xml:space="preserve"> file location</w:t>
           </w:r>
         </w:p>
       </w:sdtContent>
     </w:sdt>
     <w:bookmarkEnd w:id="131"/>
-    <w:bookmarkEnd w:id="132"/>
     <w:bookmarkEnd w:id="133"/>
+    <w:bookmarkEnd w:id="134"/>
     <w:p>
       <w:pPr>
         <w:pStyle w:val="ListParagraph"/>
@@ -10162,6 +10929,7 @@
         </w:rPr>
         <w:t xml:space="preserve"> proj_cm55 </w:t>
       </w:r>
+      <w:proofErr w:type="spellStart"/>
       <w:r>
         <w:rPr>
           <w:rFonts w:ascii="Source Sans 3" w:hAnsi="Source Sans 3"/>
@@ -10169,6 +10937,7 @@
         </w:rPr>
         <w:t>Makefile</w:t>
       </w:r>
+      <w:proofErr w:type="spellEnd"/>
       <w:r>
         <w:rPr>
           <w:b/>
@@ -10358,8 +11127,8 @@
               <w:lang w:eastAsia="de-DE"/>
             </w:rPr>
           </w:pPr>
-          <w:bookmarkStart w:id="134" w:name="_mioConsistencyCheck11"/>
-          <w:bookmarkStart w:id="135" w:name="_mioConsistencyCheck100"/>
+          <w:bookmarkStart w:id="135" w:name="_mioConsistencyCheck11"/>
+          <w:bookmarkStart w:id="136" w:name="_mioConsistencyCheck100"/>
           <w:r>
             <w:t xml:space="preserve">Figure </w:t>
           </w:r>
@@ -10384,14 +11153,19 @@
           <w:r>
             <w:tab/>
           </w:r>
-          <w:r>
-            <w:t>Makefile for cm33_ns and cm55 – Remove component FREERTOS AWARE</w:t>
+          <w:proofErr w:type="spellStart"/>
+          <w:r>
+            <w:t>Makefile</w:t>
+          </w:r>
+          <w:proofErr w:type="spellEnd"/>
+          <w:r>
+            <w:t xml:space="preserve"> for cm33_ns and cm55 – Remove component FREERTOS AWARE</w:t>
           </w:r>
         </w:p>
       </w:sdtContent>
     </w:sdt>
-    <w:bookmarkEnd w:id="134"/>
     <w:bookmarkEnd w:id="135"/>
+    <w:bookmarkEnd w:id="136"/>
     <w:p>
       <w:pPr>
         <w:pStyle w:val="ListParagraph"/>
@@ -10500,6 +11274,7 @@
         </w:rPr>
         <w:t xml:space="preserve">pen the </w:t>
       </w:r>
+      <w:proofErr w:type="spellStart"/>
       <w:r>
         <w:rPr>
           <w:rFonts w:ascii="Source Sans 3" w:hAnsi="Source Sans 3"/>
@@ -10508,6 +11283,7 @@
         </w:rPr>
         <w:t>main.c</w:t>
       </w:r>
+      <w:proofErr w:type="spellEnd"/>
       <w:r>
         <w:rPr>
           <w:rFonts w:ascii="Source Sans 3" w:hAnsi="Source Sans 3"/>
@@ -10650,7 +11426,23 @@
           <w:rFonts w:ascii="Source Sans 3" w:hAnsi="Source Sans 3"/>
           <w:lang w:eastAsia="de-DE"/>
         </w:rPr>
-        <w:t xml:space="preserve"> the main.c file after </w:t>
+        <w:t xml:space="preserve"> the </w:t>
+      </w:r>
+      <w:proofErr w:type="spellStart"/>
+      <w:r>
+        <w:rPr>
+          <w:rFonts w:ascii="Source Sans 3" w:hAnsi="Source Sans 3"/>
+          <w:lang w:eastAsia="de-DE"/>
+        </w:rPr>
+        <w:t>main.c</w:t>
+      </w:r>
+      <w:proofErr w:type="spellEnd"/>
+      <w:r>
+        <w:rPr>
+          <w:rFonts w:ascii="Source Sans 3" w:hAnsi="Source Sans 3"/>
+          <w:lang w:eastAsia="de-DE"/>
+        </w:rPr>
+        <w:t xml:space="preserve"> file after </w:t>
       </w:r>
       <w:r>
         <w:rPr>
@@ -10658,7 +11450,43 @@
           <w:b/>
           <w:lang w:eastAsia="de-DE"/>
         </w:rPr>
-        <w:t>__enable_irq();</w:t>
+        <w:t>__</w:t>
+      </w:r>
+      <w:proofErr w:type="spellStart"/>
+      <w:r>
+        <w:rPr>
+          <w:rFonts w:ascii="Source Sans 3" w:hAnsi="Source Sans 3"/>
+          <w:b/>
+          <w:lang w:eastAsia="de-DE"/>
+        </w:rPr>
+        <w:t>enable_</w:t>
+      </w:r>
+      <w:proofErr w:type="gramStart"/>
+      <w:r>
+        <w:rPr>
+          <w:rFonts w:ascii="Source Sans 3" w:hAnsi="Source Sans 3"/>
+          <w:b/>
+          <w:lang w:eastAsia="de-DE"/>
+        </w:rPr>
+        <w:t>irq</w:t>
+      </w:r>
+      <w:proofErr w:type="spellEnd"/>
+      <w:r>
+        <w:rPr>
+          <w:rFonts w:ascii="Source Sans 3" w:hAnsi="Source Sans 3"/>
+          <w:b/>
+          <w:lang w:eastAsia="de-DE"/>
+        </w:rPr>
+        <w:t>(</w:t>
+      </w:r>
+      <w:proofErr w:type="gramEnd"/>
+      <w:r>
+        <w:rPr>
+          <w:rFonts w:ascii="Source Sans 3" w:hAnsi="Source Sans 3"/>
+          <w:b/>
+          <w:lang w:eastAsia="de-DE"/>
+        </w:rPr>
+        <w:t>);</w:t>
       </w:r>
     </w:p>
     <w:sdt>
@@ -10692,14 +11520,30 @@
           <w:r>
             <w:t xml:space="preserve">Code listing </w:t>
           </w:r>
-          <w:fldSimple w:instr=" SEQ Code_listing \* ARABIC ">
-            <w:r>
-              <w:rPr>
-                <w:noProof/>
-              </w:rPr>
-              <w:t>1</w:t>
-            </w:r>
-          </w:fldSimple>
+          <w:r>
+            <w:fldChar w:fldCharType="begin"/>
+          </w:r>
+          <w:r>
+            <w:instrText xml:space="preserve"> SEQ Code_listing \* ARAB</w:instrText>
+          </w:r>
+          <w:r>
+            <w:instrText xml:space="preserve">IC </w:instrText>
+          </w:r>
+          <w:r>
+            <w:fldChar w:fldCharType="separate"/>
+          </w:r>
+          <w:r>
+            <w:rPr>
+              <w:noProof/>
+            </w:rPr>
+            <w:t>1</w:t>
+          </w:r>
+          <w:r>
+            <w:rPr>
+              <w:noProof/>
+            </w:rPr>
+            <w:fldChar w:fldCharType="end"/>
+          </w:r>
           <w:r>
             <w:tab/>
           </w:r>
@@ -10759,7 +11603,8 @@
                     <w:szCs w:val="18"/>
                   </w:rPr>
                 </w:pPr>
-                <w:bookmarkStart w:id="136" w:name="_Hlk213259926"/>
+                <w:bookmarkStart w:id="137" w:name="_Hlk213259926"/>
+                <w:proofErr w:type="spellStart"/>
                 <w:r>
                   <w:rPr>
                     <w:rFonts w:ascii="Courier New" w:hAnsi="Courier New" w:cs="Courier New"/>
@@ -10767,9 +11612,9 @@
                     <w:sz w:val="18"/>
                     <w:szCs w:val="18"/>
                   </w:rPr>
-                  <w:t>Cy_GPIO_SetDrivemode</w:t>
+                  <w:t>Cy_GPIO_</w:t>
                 </w:r>
-                <w:bookmarkEnd w:id="136"/>
+                <w:proofErr w:type="gramStart"/>
                 <w:r>
                   <w:rPr>
                     <w:rFonts w:ascii="Courier New" w:hAnsi="Courier New" w:cs="Courier New"/>
@@ -10777,7 +11622,28 @@
                     <w:sz w:val="18"/>
                     <w:szCs w:val="18"/>
                   </w:rPr>
-                  <w:t>(TRAINING_LED_PORT, TRAINING_LED_PIN, CY_GPIO_DM_STRONG);</w:t>
+                  <w:t>SetDrivemode</w:t>
+                </w:r>
+                <w:bookmarkEnd w:id="137"/>
+                <w:proofErr w:type="spellEnd"/>
+                <w:r>
+                  <w:rPr>
+                    <w:rFonts w:ascii="Courier New" w:hAnsi="Courier New" w:cs="Courier New"/>
+                    <w:color w:val="F97414"/>
+                    <w:sz w:val="18"/>
+                    <w:szCs w:val="18"/>
+                  </w:rPr>
+                  <w:t>(</w:t>
+                </w:r>
+                <w:proofErr w:type="gramEnd"/>
+                <w:r>
+                  <w:rPr>
+                    <w:rFonts w:ascii="Courier New" w:hAnsi="Courier New" w:cs="Courier New"/>
+                    <w:color w:val="F97414"/>
+                    <w:sz w:val="18"/>
+                    <w:szCs w:val="18"/>
+                  </w:rPr>
+                  <w:t>TRAINING_LED_PORT, TRAINING_LED_PIN, CY_GPIO_DM_STRONG);</w:t>
                 </w:r>
               </w:p>
             </w:tc>
@@ -10908,7 +11774,7 @@
         </w:rPr>
         <w:t xml:space="preserve"> documentation </w:t>
       </w:r>
-      <w:bookmarkStart w:id="137" w:name="_mioConsistencyCheck168"/>
+      <w:bookmarkStart w:id="138" w:name="_mioConsistencyCheck168"/>
       <w:r>
         <w:rPr>
           <w:rFonts w:ascii="Source Sans 3" w:hAnsi="Source Sans 3" w:cs="Consolas"/>
@@ -10918,7 +11784,7 @@
         </w:rPr>
         <w:t xml:space="preserve">can be found </w:t>
       </w:r>
-      <w:bookmarkStart w:id="138" w:name="_mioConsistencyCheck79"/>
+      <w:bookmarkStart w:id="139" w:name="_mioConsistencyCheck79"/>
       <w:r>
         <w:fldChar w:fldCharType="begin"/>
       </w:r>
@@ -10935,8 +11801,9 @@
           <w:i/>
           <w:lang w:val="en-IN"/>
         </w:rPr>
-        <w:t>her</w:t>
-      </w:r>
+        <w:t>here</w:t>
+      </w:r>
+      <w:bookmarkEnd w:id="138"/>
       <w:r>
         <w:rPr>
           <w:rStyle w:val="Hyperlink"/>
@@ -10944,19 +11811,9 @@
           <w:i/>
           <w:lang w:val="en-IN"/>
         </w:rPr>
-        <w:t>e</w:t>
-      </w:r>
-      <w:bookmarkEnd w:id="137"/>
-      <w:r>
-        <w:rPr>
-          <w:rStyle w:val="Hyperlink"/>
-          <w:rFonts w:ascii="Source Sans 3" w:hAnsi="Source Sans 3" w:cs="Consolas"/>
-          <w:i/>
-          <w:lang w:val="en-IN"/>
-        </w:rPr>
         <w:fldChar w:fldCharType="end"/>
       </w:r>
-      <w:bookmarkEnd w:id="138"/>
+      <w:bookmarkEnd w:id="139"/>
       <w:r>
         <w:rPr>
           <w:rFonts w:ascii="Source Sans 3" w:hAnsi="Source Sans 3" w:cs="Consolas"/>
@@ -11149,8 +12006,8 @@
               <w:lang w:val="en-IN"/>
             </w:rPr>
           </w:pPr>
-          <w:bookmarkStart w:id="139" w:name="_mioConsistencyCheck101"/>
-          <w:bookmarkStart w:id="140" w:name="_mioConsistencyCheck12"/>
+          <w:bookmarkStart w:id="140" w:name="_mioConsistencyCheck101"/>
+          <w:bookmarkStart w:id="141" w:name="_mioConsistencyCheck12"/>
           <w:r>
             <w:t xml:space="preserve">Figure </w:t>
           </w:r>
@@ -11181,7 +12038,7 @@
         </w:p>
       </w:sdtContent>
     </w:sdt>
-    <w:bookmarkEnd w:id="139"/>
+    <w:bookmarkEnd w:id="140"/>
     <w:p>
       <w:pPr>
         <w:pStyle w:val="ListParagraph"/>
@@ -11240,7 +12097,7 @@
         </w:rPr>
         <w:t xml:space="preserve"> for the UART.</w:t>
       </w:r>
-      <w:bookmarkEnd w:id="140"/>
+      <w:bookmarkEnd w:id="141"/>
       <w:r>
         <w:rPr>
           <w:lang w:eastAsia="de-DE"/>
@@ -11277,6 +12134,7 @@
         </w:placeholder>
         <w15:appearance w15:val="hidden"/>
       </w:sdtPr>
+      <w:sdtEndPr/>
       <w:sdtContent>
         <w:p>
           <w:pPr>
@@ -11285,14 +12143,27 @@
           <w:r>
             <w:t xml:space="preserve">Code listing </w:t>
           </w:r>
-          <w:fldSimple w:instr=" SEQ Code_listing \* ARABIC ">
-            <w:r>
-              <w:rPr>
-                <w:noProof/>
-              </w:rPr>
-              <w:t>2</w:t>
-            </w:r>
-          </w:fldSimple>
+          <w:r>
+            <w:fldChar w:fldCharType="begin"/>
+          </w:r>
+          <w:r>
+            <w:instrText xml:space="preserve"> SEQ Code_listing \* ARABIC </w:instrText>
+          </w:r>
+          <w:r>
+            <w:fldChar w:fldCharType="separate"/>
+          </w:r>
+          <w:r>
+            <w:rPr>
+              <w:noProof/>
+            </w:rPr>
+            <w:t>2</w:t>
+          </w:r>
+          <w:r>
+            <w:rPr>
+              <w:noProof/>
+            </w:rPr>
+            <w:fldChar w:fldCharType="end"/>
+          </w:r>
           <w:r>
             <w:tab/>
           </w:r>
@@ -11484,14 +12355,27 @@
           <w:r>
             <w:t xml:space="preserve">Code listing </w:t>
           </w:r>
-          <w:fldSimple w:instr=" SEQ Code_listing \* ARABIC ">
-            <w:r>
-              <w:rPr>
-                <w:noProof/>
-              </w:rPr>
-              <w:t>3</w:t>
-            </w:r>
-          </w:fldSimple>
+          <w:r>
+            <w:fldChar w:fldCharType="begin"/>
+          </w:r>
+          <w:r>
+            <w:instrText xml:space="preserve"> SEQ Code_listing \* ARABIC </w:instrText>
+          </w:r>
+          <w:r>
+            <w:fldChar w:fldCharType="separate"/>
+          </w:r>
+          <w:r>
+            <w:rPr>
+              <w:noProof/>
+            </w:rPr>
+            <w:t>3</w:t>
+          </w:r>
+          <w:r>
+            <w:rPr>
+              <w:noProof/>
+            </w:rPr>
+            <w:fldChar w:fldCharType="end"/>
+          </w:r>
           <w:r>
             <w:tab/>
           </w:r>
@@ -11889,7 +12773,7 @@
           <w:lang w:val="en-IN"/>
         </w:rPr>
       </w:pPr>
-      <w:bookmarkStart w:id="141" w:name="_mioConsistencyCheck13"/>
+      <w:bookmarkStart w:id="142" w:name="_mioConsistencyCheck13"/>
       <w:r>
         <w:rPr>
           <w:rFonts w:ascii="Source Sans 3" w:hAnsi="Source Sans 3"/>
@@ -11897,7 +12781,7 @@
         </w:rPr>
         <w:t>Now to allow for writing to the UART, we need to make sure global interrups are enabled.</w:t>
       </w:r>
-      <w:bookmarkEnd w:id="141"/>
+      <w:bookmarkEnd w:id="142"/>
       <w:r>
         <w:rPr>
           <w:rFonts w:ascii="Source Sans 3" w:hAnsi="Source Sans 3"/>
@@ -11937,6 +12821,7 @@
         </w:placeholder>
         <w15:appearance w15:val="hidden"/>
       </w:sdtPr>
+      <w:sdtEndPr/>
       <w:sdtContent>
         <w:p>
           <w:pPr>
@@ -11945,14 +12830,27 @@
           <w:r>
             <w:t xml:space="preserve">Code listing </w:t>
           </w:r>
-          <w:fldSimple w:instr=" SEQ Code_listing \* ARABIC ">
-            <w:r>
-              <w:rPr>
-                <w:noProof/>
-              </w:rPr>
-              <w:t>4</w:t>
-            </w:r>
-          </w:fldSimple>
+          <w:r>
+            <w:fldChar w:fldCharType="begin"/>
+          </w:r>
+          <w:r>
+            <w:instrText xml:space="preserve"> SEQ Code_listing \* ARABIC </w:instrText>
+          </w:r>
+          <w:r>
+            <w:fldChar w:fldCharType="separate"/>
+          </w:r>
+          <w:r>
+            <w:rPr>
+              <w:noProof/>
+            </w:rPr>
+            <w:t>4</w:t>
+          </w:r>
+          <w:r>
+            <w:rPr>
+              <w:noProof/>
+            </w:rPr>
+            <w:fldChar w:fldCharType="end"/>
+          </w:r>
           <w:r>
             <w:tab/>
           </w:r>
@@ -12184,14 +13082,27 @@
           <w:r>
             <w:t xml:space="preserve">Code listing </w:t>
           </w:r>
-          <w:fldSimple w:instr=" SEQ Code_listing \* ARABIC ">
-            <w:r>
-              <w:rPr>
-                <w:noProof/>
-              </w:rPr>
-              <w:t>5</w:t>
-            </w:r>
-          </w:fldSimple>
+          <w:r>
+            <w:fldChar w:fldCharType="begin"/>
+          </w:r>
+          <w:r>
+            <w:instrText xml:space="preserve"> SEQ Code_listing \* ARABIC </w:instrText>
+          </w:r>
+          <w:r>
+            <w:fldChar w:fldCharType="separate"/>
+          </w:r>
+          <w:r>
+            <w:rPr>
+              <w:noProof/>
+            </w:rPr>
+            <w:t>5</w:t>
+          </w:r>
+          <w:r>
+            <w:rPr>
+              <w:noProof/>
+            </w:rPr>
+            <w:fldChar w:fldCharType="end"/>
+          </w:r>
           <w:r>
             <w:tab/>
           </w:r>
@@ -12325,7 +13236,7 @@
                   </w:rPr>
                   <w:t>"</w:t>
                 </w:r>
-                <w:bookmarkStart w:id="142" w:name="_mioConsistencyCheck87"/>
+                <w:bookmarkStart w:id="143" w:name="_mioConsistencyCheck87"/>
                 <w:r>
                   <w:rPr>
                     <w:rFonts w:ascii="Courier New" w:hAnsi="Courier New" w:cs="Courier New"/>
@@ -12335,7 +13246,7 @@
                   </w:rPr>
                   <w:t>PSOC</w:t>
                 </w:r>
-                <w:bookmarkEnd w:id="142"/>
+                <w:bookmarkEnd w:id="143"/>
                 <w:r>
                   <w:rPr>
                     <w:rFonts w:ascii="Courier New" w:hAnsi="Courier New" w:cs="Courier New"/>
@@ -12549,7 +13460,7 @@
                   </w:rPr>
                   <w:t>"Code-Examples-for-</w:t>
                 </w:r>
-                <w:bookmarkStart w:id="143" w:name="_mioConsistencyCheck90"/>
+                <w:bookmarkStart w:id="144" w:name="_mioConsistencyCheck90"/>
                 <w:r>
                   <w:rPr>
                     <w:rFonts w:ascii="Courier New" w:hAnsi="Courier New"/>
@@ -12559,7 +13470,7 @@
                   </w:rPr>
                   <w:t>ModusToolbox</w:t>
                 </w:r>
-                <w:bookmarkEnd w:id="143"/>
+                <w:bookmarkEnd w:id="144"/>
                 <w:r>
                   <w:rPr>
                     <w:rFonts w:ascii="Courier New" w:hAnsi="Courier New"/>
@@ -12793,8 +13704,8 @@
               <w:lang w:eastAsia="de-DE"/>
             </w:rPr>
           </w:pPr>
-          <w:bookmarkStart w:id="144" w:name="_mioConsistencyCheck14"/>
-          <w:bookmarkStart w:id="145" w:name="_mioConsistencyCheck102"/>
+          <w:bookmarkStart w:id="145" w:name="_mioConsistencyCheck14"/>
+          <w:bookmarkStart w:id="146" w:name="_mioConsistencyCheck102"/>
           <w:r>
             <w:t xml:space="preserve">Figure </w:t>
           </w:r>
@@ -12825,8 +13736,8 @@
         </w:p>
       </w:sdtContent>
     </w:sdt>
-    <w:bookmarkEnd w:id="144"/>
     <w:bookmarkEnd w:id="145"/>
+    <w:bookmarkEnd w:id="146"/>
     <w:p>
       <w:pPr>
         <w:pStyle w:val="ListParagraph"/>
@@ -12969,8 +13880,8 @@
               <w:lang w:eastAsia="de-DE"/>
             </w:rPr>
           </w:pPr>
-          <w:bookmarkStart w:id="146" w:name="_mioConsistencyCheck15"/>
-          <w:bookmarkStart w:id="147" w:name="_mioConsistencyCheck103"/>
+          <w:bookmarkStart w:id="147" w:name="_mioConsistencyCheck15"/>
+          <w:bookmarkStart w:id="148" w:name="_mioConsistencyCheck103"/>
           <w:r>
             <w:t xml:space="preserve">Figure </w:t>
           </w:r>
@@ -13001,8 +13912,8 @@
         </w:p>
       </w:sdtContent>
     </w:sdt>
-    <w:bookmarkEnd w:id="146"/>
     <w:bookmarkEnd w:id="147"/>
+    <w:bookmarkEnd w:id="148"/>
     <w:p>
       <w:pPr>
         <w:pStyle w:val="ListParagraph"/>
@@ -13145,8 +14056,8 @@
               <w:lang w:eastAsia="de-DE"/>
             </w:rPr>
           </w:pPr>
-          <w:bookmarkStart w:id="148" w:name="_mioConsistencyCheck16"/>
-          <w:bookmarkStart w:id="149" w:name="_mioConsistencyCheck104"/>
+          <w:bookmarkStart w:id="149" w:name="_mioConsistencyCheck16"/>
+          <w:bookmarkStart w:id="150" w:name="_mioConsistencyCheck104"/>
           <w:r>
             <w:t xml:space="preserve">Figure </w:t>
           </w:r>
@@ -13177,8 +14088,8 @@
         </w:p>
       </w:sdtContent>
     </w:sdt>
-    <w:bookmarkEnd w:id="148"/>
     <w:bookmarkEnd w:id="149"/>
+    <w:bookmarkEnd w:id="150"/>
     <w:p>
       <w:pPr>
         <w:pStyle w:val="ListParagraph"/>
@@ -13502,8 +14413,8 @@
               <w:lang w:eastAsia="de-DE"/>
             </w:rPr>
           </w:pPr>
-          <w:bookmarkStart w:id="150" w:name="_mioConsistencyCheck17"/>
-          <w:bookmarkStart w:id="151" w:name="_mioConsistencyCheck105"/>
+          <w:bookmarkStart w:id="151" w:name="_mioConsistencyCheck17"/>
+          <w:bookmarkStart w:id="152" w:name="_mioConsistencyCheck105"/>
           <w:r>
             <w:t xml:space="preserve">Figure </w:t>
           </w:r>
@@ -13534,8 +14445,8 @@
         </w:p>
       </w:sdtContent>
     </w:sdt>
-    <w:bookmarkEnd w:id="150"/>
     <w:bookmarkEnd w:id="151"/>
+    <w:bookmarkEnd w:id="152"/>
     <w:p>
       <w:pPr>
         <w:spacing w:before="160" w:after="160"/>
@@ -13703,8 +14614,8 @@
               <w:lang w:eastAsia="de-DE"/>
             </w:rPr>
           </w:pPr>
-          <w:bookmarkStart w:id="152" w:name="_mioConsistencyCheck18"/>
-          <w:bookmarkStart w:id="153" w:name="_mioConsistencyCheck106"/>
+          <w:bookmarkStart w:id="153" w:name="_mioConsistencyCheck18"/>
+          <w:bookmarkStart w:id="154" w:name="_mioConsistencyCheck106"/>
           <w:r>
             <w:t xml:space="preserve">Figure </w:t>
           </w:r>
@@ -13735,8 +14646,8 @@
         </w:p>
       </w:sdtContent>
     </w:sdt>
-    <w:bookmarkEnd w:id="152"/>
     <w:bookmarkEnd w:id="153"/>
+    <w:bookmarkEnd w:id="154"/>
     <w:p>
       <w:pPr>
         <w:pStyle w:val="ListParagraph"/>
@@ -13858,6 +14769,7 @@
         </w:placeholder>
         <w15:appearance w15:val="hidden"/>
       </w:sdtPr>
+      <w:sdtEndPr/>
       <w:sdtContent>
         <w:p>
           <w:pPr>
@@ -13866,14 +14778,27 @@
           <w:r>
             <w:t xml:space="preserve">Code listing </w:t>
           </w:r>
-          <w:fldSimple w:instr=" SEQ Code_listing \* ARABIC ">
-            <w:r>
-              <w:rPr>
-                <w:noProof/>
-              </w:rPr>
-              <w:t>6</w:t>
-            </w:r>
-          </w:fldSimple>
+          <w:r>
+            <w:fldChar w:fldCharType="begin"/>
+          </w:r>
+          <w:r>
+            <w:instrText xml:space="preserve"> SEQ Code_listing \* ARABIC </w:instrText>
+          </w:r>
+          <w:r>
+            <w:fldChar w:fldCharType="separate"/>
+          </w:r>
+          <w:r>
+            <w:rPr>
+              <w:noProof/>
+            </w:rPr>
+            <w:t>6</w:t>
+          </w:r>
+          <w:r>
+            <w:rPr>
+              <w:noProof/>
+            </w:rPr>
+            <w:fldChar w:fldCharType="end"/>
+          </w:r>
           <w:r>
             <w:tab/>
           </w:r>
@@ -14030,6 +14955,7 @@
         </w:placeholder>
         <w15:appearance w15:val="hidden"/>
       </w:sdtPr>
+      <w:sdtEndPr/>
       <w:sdtContent>
         <w:p>
           <w:pPr>
@@ -14038,14 +14964,27 @@
           <w:r>
             <w:t xml:space="preserve">Code listing </w:t>
           </w:r>
-          <w:fldSimple w:instr=" SEQ Code_listing \* ARABIC ">
-            <w:r>
-              <w:rPr>
-                <w:noProof/>
-              </w:rPr>
-              <w:t>7</w:t>
-            </w:r>
-          </w:fldSimple>
+          <w:r>
+            <w:fldChar w:fldCharType="begin"/>
+          </w:r>
+          <w:r>
+            <w:instrText xml:space="preserve"> SEQ Code_listing \* ARABIC </w:instrText>
+          </w:r>
+          <w:r>
+            <w:fldChar w:fldCharType="separate"/>
+          </w:r>
+          <w:r>
+            <w:rPr>
+              <w:noProof/>
+            </w:rPr>
+            <w:t>7</w:t>
+          </w:r>
+          <w:r>
+            <w:rPr>
+              <w:noProof/>
+            </w:rPr>
+            <w:fldChar w:fldCharType="end"/>
+          </w:r>
           <w:r>
             <w:tab/>
           </w:r>
@@ -14624,6 +15563,7 @@
         </w:placeholder>
         <w15:appearance w15:val="hidden"/>
       </w:sdtPr>
+      <w:sdtEndPr/>
       <w:sdtContent>
         <w:p>
           <w:pPr>
@@ -14632,14 +15572,27 @@
           <w:r>
             <w:t xml:space="preserve">Code listing </w:t>
           </w:r>
-          <w:fldSimple w:instr=" SEQ Code_listing \* ARABIC ">
-            <w:r>
-              <w:rPr>
-                <w:noProof/>
-              </w:rPr>
-              <w:t>8</w:t>
-            </w:r>
-          </w:fldSimple>
+          <w:r>
+            <w:fldChar w:fldCharType="begin"/>
+          </w:r>
+          <w:r>
+            <w:instrText xml:space="preserve"> SEQ Code_listing \* ARABIC </w:instrText>
+          </w:r>
+          <w:r>
+            <w:fldChar w:fldCharType="separate"/>
+          </w:r>
+          <w:r>
+            <w:rPr>
+              <w:noProof/>
+            </w:rPr>
+            <w:t>8</w:t>
+          </w:r>
+          <w:r>
+            <w:rPr>
+              <w:noProof/>
+            </w:rPr>
+            <w:fldChar w:fldCharType="end"/>
+          </w:r>
           <w:r>
             <w:tab/>
           </w:r>
@@ -14673,7 +15626,7 @@
                     <w:szCs w:val="18"/>
                   </w:rPr>
                 </w:pPr>
-                <w:bookmarkStart w:id="154" w:name="_mioConsistencyCheck175"/>
+                <w:bookmarkStart w:id="155" w:name="_mioConsistencyCheck175"/>
                 <w:r>
                   <w:rPr>
                     <w:rFonts w:ascii="Courier New" w:hAnsi="Courier New" w:cs="Courier New"/>
@@ -14683,7 +15636,7 @@
                   <w:t>/* main forever loop*/</w:t>
                 </w:r>
               </w:p>
-              <w:bookmarkEnd w:id="154"/>
+              <w:bookmarkEnd w:id="155"/>
               <w:p>
                 <w:pPr>
                   <w:spacing w:before="160" w:after="160"/>
@@ -15577,6 +16530,7 @@
         </w:placeholder>
         <w15:appearance w15:val="hidden"/>
       </w:sdtPr>
+      <w:sdtEndPr/>
       <w:sdtContent>
         <w:p>
           <w:pPr>
@@ -15585,14 +16539,27 @@
           <w:r>
             <w:t xml:space="preserve">Code listing </w:t>
           </w:r>
-          <w:fldSimple w:instr=" SEQ Code_listing \* ARABIC ">
-            <w:r>
-              <w:rPr>
-                <w:noProof/>
-              </w:rPr>
-              <w:t>9</w:t>
-            </w:r>
-          </w:fldSimple>
+          <w:r>
+            <w:fldChar w:fldCharType="begin"/>
+          </w:r>
+          <w:r>
+            <w:instrText xml:space="preserve"> SEQ Code_listing \* ARABIC </w:instrText>
+          </w:r>
+          <w:r>
+            <w:fldChar w:fldCharType="separate"/>
+          </w:r>
+          <w:r>
+            <w:rPr>
+              <w:noProof/>
+            </w:rPr>
+            <w:t>9</w:t>
+          </w:r>
+          <w:r>
+            <w:rPr>
+              <w:noProof/>
+            </w:rPr>
+            <w:fldChar w:fldCharType="end"/>
+          </w:r>
           <w:r>
             <w:tab/>
           </w:r>
@@ -15821,6 +16788,7 @@
         </w:placeholder>
         <w15:appearance w15:val="hidden"/>
       </w:sdtPr>
+      <w:sdtEndPr/>
       <w:sdtContent>
         <w:p>
           <w:pPr>
@@ -15829,14 +16797,27 @@
           <w:r>
             <w:t xml:space="preserve">Code listing </w:t>
           </w:r>
-          <w:fldSimple w:instr=" SEQ Code_listing \* ARABIC ">
-            <w:r>
-              <w:rPr>
-                <w:noProof/>
-              </w:rPr>
-              <w:t>10</w:t>
-            </w:r>
-          </w:fldSimple>
+          <w:r>
+            <w:fldChar w:fldCharType="begin"/>
+          </w:r>
+          <w:r>
+            <w:instrText xml:space="preserve"> SEQ Code_listing \* ARABIC </w:instrText>
+          </w:r>
+          <w:r>
+            <w:fldChar w:fldCharType="separate"/>
+          </w:r>
+          <w:r>
+            <w:rPr>
+              <w:noProof/>
+            </w:rPr>
+            <w:t>10</w:t>
+          </w:r>
+          <w:r>
+            <w:rPr>
+              <w:noProof/>
+            </w:rPr>
+            <w:fldChar w:fldCharType="end"/>
+          </w:r>
           <w:r>
             <w:tab/>
           </w:r>
@@ -16972,6 +17953,7 @@
         </w:placeholder>
         <w15:appearance w15:val="hidden"/>
       </w:sdtPr>
+      <w:sdtEndPr/>
       <w:sdtContent>
         <w:p>
           <w:pPr>
@@ -16980,14 +17962,27 @@
           <w:r>
             <w:t xml:space="preserve">Code listing </w:t>
           </w:r>
-          <w:fldSimple w:instr=" SEQ Code_listing \* ARABIC ">
-            <w:r>
-              <w:rPr>
-                <w:noProof/>
-              </w:rPr>
-              <w:t>11</w:t>
-            </w:r>
-          </w:fldSimple>
+          <w:r>
+            <w:fldChar w:fldCharType="begin"/>
+          </w:r>
+          <w:r>
+            <w:instrText xml:space="preserve"> SEQ Code_listing \* ARABIC </w:instrText>
+          </w:r>
+          <w:r>
+            <w:fldChar w:fldCharType="separate"/>
+          </w:r>
+          <w:r>
+            <w:rPr>
+              <w:noProof/>
+            </w:rPr>
+            <w:t>11</w:t>
+          </w:r>
+          <w:r>
+            <w:rPr>
+              <w:noProof/>
+            </w:rPr>
+            <w:fldChar w:fldCharType="end"/>
+          </w:r>
           <w:r>
             <w:tab/>
           </w:r>
@@ -17853,6 +18848,7 @@
         </w:placeholder>
         <w15:appearance w15:val="hidden"/>
       </w:sdtPr>
+      <w:sdtEndPr/>
       <w:sdtContent>
         <w:p>
           <w:pPr>
@@ -17861,14 +18857,27 @@
           <w:r>
             <w:t xml:space="preserve">Code listing </w:t>
           </w:r>
-          <w:fldSimple w:instr=" SEQ Code_listing \* ARABIC ">
-            <w:r>
-              <w:rPr>
-                <w:noProof/>
-              </w:rPr>
-              <w:t>12</w:t>
-            </w:r>
-          </w:fldSimple>
+          <w:r>
+            <w:fldChar w:fldCharType="begin"/>
+          </w:r>
+          <w:r>
+            <w:instrText xml:space="preserve"> SEQ Code_listing \* ARABIC </w:instrText>
+          </w:r>
+          <w:r>
+            <w:fldChar w:fldCharType="separate"/>
+          </w:r>
+          <w:r>
+            <w:rPr>
+              <w:noProof/>
+            </w:rPr>
+            <w:t>12</w:t>
+          </w:r>
+          <w:r>
+            <w:rPr>
+              <w:noProof/>
+            </w:rPr>
+            <w:fldChar w:fldCharType="end"/>
+          </w:r>
           <w:r>
             <w:tab/>
           </w:r>
@@ -17924,7 +18933,7 @@
                     <w:szCs w:val="18"/>
                   </w:rPr>
                 </w:pPr>
-                <w:bookmarkStart w:id="155" w:name="_mioConsistencyCheck190"/>
+                <w:bookmarkStart w:id="156" w:name="_mioConsistencyCheck190"/>
                 <w:r>
                   <w:rPr>
                     <w:rFonts w:ascii="Courier New" w:hAnsi="Courier New" w:cs="Courier New"/>
@@ -18026,7 +19035,7 @@
                   </w:rPr>
                   <w:t>}</w:t>
                 </w:r>
-                <w:bookmarkEnd w:id="155"/>
+                <w:bookmarkEnd w:id="156"/>
               </w:p>
             </w:tc>
           </w:tr>
@@ -18312,8 +19321,8 @@
               <w:lang w:val="en-IN"/>
             </w:rPr>
           </w:pPr>
-          <w:bookmarkStart w:id="156" w:name="_mioConsistencyCheck19"/>
-          <w:bookmarkStart w:id="157" w:name="_mioConsistencyCheck107"/>
+          <w:bookmarkStart w:id="157" w:name="_mioConsistencyCheck19"/>
+          <w:bookmarkStart w:id="158" w:name="_mioConsistencyCheck107"/>
           <w:r>
             <w:t xml:space="preserve">Figure </w:t>
           </w:r>
@@ -18344,8 +19353,8 @@
         </w:p>
       </w:sdtContent>
     </w:sdt>
-    <w:bookmarkEnd w:id="156"/>
     <w:bookmarkEnd w:id="157"/>
+    <w:bookmarkEnd w:id="158"/>
     <w:p>
       <w:pPr>
         <w:pStyle w:val="ListParagraph"/>
@@ -18579,8 +19588,8 @@
               <w:lang w:val="en-IN"/>
             </w:rPr>
           </w:pPr>
-          <w:bookmarkStart w:id="158" w:name="_mioConsistencyCheck20"/>
-          <w:bookmarkStart w:id="159" w:name="_mioConsistencyCheck108"/>
+          <w:bookmarkStart w:id="159" w:name="_mioConsistencyCheck20"/>
+          <w:bookmarkStart w:id="160" w:name="_mioConsistencyCheck108"/>
           <w:r>
             <w:t xml:space="preserve">Figure </w:t>
           </w:r>
@@ -18617,8 +19626,8 @@
         </w:p>
       </w:sdtContent>
     </w:sdt>
-    <w:bookmarkEnd w:id="158"/>
     <w:bookmarkEnd w:id="159"/>
+    <w:bookmarkEnd w:id="160"/>
     <w:p>
       <w:pPr>
         <w:pStyle w:val="Body"/>
@@ -18909,8 +19918,8 @@
           <w:pPr>
             <w:pStyle w:val="FigureCaption"/>
           </w:pPr>
-          <w:bookmarkStart w:id="160" w:name="_mioConsistencyCheck21"/>
-          <w:bookmarkStart w:id="161" w:name="_mioConsistencyCheck109"/>
+          <w:bookmarkStart w:id="161" w:name="_mioConsistencyCheck21"/>
+          <w:bookmarkStart w:id="162" w:name="_mioConsistencyCheck109"/>
           <w:r>
             <w:t xml:space="preserve">Figure </w:t>
           </w:r>
@@ -18939,8 +19948,8 @@
             <w:t>Eclipse IDE Terminal Selection</w:t>
           </w:r>
         </w:p>
-        <w:bookmarkEnd w:id="160"/>
         <w:bookmarkEnd w:id="161"/>
+        <w:bookmarkEnd w:id="162"/>
         <w:p>
           <w:pPr>
             <w:pStyle w:val="Figuretitlenew"/>
@@ -19049,8 +20058,8 @@
               <w:pPr>
                 <w:pStyle w:val="FigureCaption"/>
               </w:pPr>
-              <w:bookmarkStart w:id="162" w:name="_mioConsistencyCheck22"/>
-              <w:bookmarkStart w:id="163" w:name="_mioConsistencyCheck110"/>
+              <w:bookmarkStart w:id="163" w:name="_mioConsistencyCheck22"/>
+              <w:bookmarkStart w:id="164" w:name="_mioConsistencyCheck110"/>
               <w:r>
                 <w:t xml:space="preserve">Figure </w:t>
               </w:r>
@@ -19082,8 +20091,8 @@
                 <w:t>Serial Configuration</w:t>
               </w:r>
             </w:p>
-            <w:bookmarkEnd w:id="162"/>
             <w:bookmarkEnd w:id="163"/>
+            <w:bookmarkEnd w:id="164"/>
             <w:p>
               <w:pPr>
                 <w:pStyle w:val="Figuretitlenew"/>
@@ -19195,8 +20204,8 @@
                       <w:rFonts w:ascii="Source Sans 3" w:hAnsi="Source Sans 3"/>
                     </w:rPr>
                   </w:pPr>
-                  <w:bookmarkStart w:id="164" w:name="_mioConsistencyCheck23"/>
-                  <w:bookmarkStart w:id="165" w:name="_mioConsistencyCheck111"/>
+                  <w:bookmarkStart w:id="165" w:name="_mioConsistencyCheck23"/>
+                  <w:bookmarkStart w:id="166" w:name="_mioConsistencyCheck111"/>
                   <w:r>
                     <w:t xml:space="preserve">Figure </w:t>
                   </w:r>
@@ -19255,11 +20264,11 @@
           <w:lang w:eastAsia="de-DE"/>
         </w:rPr>
       </w:pPr>
-      <w:bookmarkStart w:id="166" w:name="_mioConsistencyCheck411"/>
-      <w:bookmarkStart w:id="167" w:name="_mioConsistencyCheck116"/>
-      <w:bookmarkStart w:id="168" w:name="_Toc213845696"/>
-      <w:bookmarkEnd w:id="164"/>
+      <w:bookmarkStart w:id="167" w:name="_Toc213845696"/>
+      <w:bookmarkStart w:id="168" w:name="_mioConsistencyCheck411"/>
+      <w:bookmarkStart w:id="169" w:name="_mioConsistencyCheck116"/>
       <w:bookmarkEnd w:id="165"/>
+      <w:bookmarkEnd w:id="166"/>
       <w:r>
         <w:rPr>
           <w:rFonts w:ascii="Source Sans 3" w:hAnsi="Source Sans 3"/>
@@ -19271,7 +20280,7 @@
         </w:rPr>
         <w:t>Conclusion</w:t>
       </w:r>
-      <w:bookmarkEnd w:id="168"/>
+      <w:bookmarkEnd w:id="167"/>
       <w:r>
         <w:rPr>
           <w:b/>
@@ -19283,8 +20292,8 @@
         <w:t xml:space="preserve"> </w:t>
       </w:r>
     </w:p>
-    <w:bookmarkEnd w:id="166"/>
-    <w:bookmarkEnd w:id="167"/>
+    <w:bookmarkEnd w:id="168"/>
+    <w:bookmarkEnd w:id="169"/>
     <w:p>
       <w:pPr>
         <w:pStyle w:val="Body"/>
@@ -19501,7 +20510,7 @@
         </w:rPr>
       </w:pPr>
     </w:p>
-    <w:bookmarkEnd w:id="21"/>
+    <w:bookmarkEnd w:id="22"/>
     <w:p>
       <w:pPr>
         <w:pStyle w:val="Body"/>
@@ -19526,10 +20535,10 @@
       <w:pPr>
         <w:pStyle w:val="Heading1"/>
       </w:pPr>
-      <w:bookmarkStart w:id="169" w:name="_mioConsistencyCheck412"/>
-      <w:bookmarkStart w:id="170" w:name="_mioConsistencyCheck117"/>
-      <w:bookmarkStart w:id="171" w:name="_mioConsistencyCheck418"/>
-      <w:bookmarkStart w:id="172" w:name="_Toc213845697"/>
+      <w:bookmarkStart w:id="170" w:name="_Toc213845697"/>
+      <w:bookmarkStart w:id="171" w:name="_mioConsistencyCheck412"/>
+      <w:bookmarkStart w:id="172" w:name="_mioConsistencyCheck117"/>
+      <w:bookmarkStart w:id="173" w:name="_mioConsistencyCheck418"/>
       <w:r>
         <w:lastRenderedPageBreak/>
         <w:t xml:space="preserve">Code Example 2: IPC </w:t>
@@ -19537,10 +20546,10 @@
       <w:r>
         <w:t>Semaphore using PDL</w:t>
       </w:r>
-      <w:bookmarkEnd w:id="172"/>
+      <w:bookmarkEnd w:id="170"/>
     </w:p>
-    <w:bookmarkEnd w:id="169"/>
-    <w:bookmarkEnd w:id="170"/>
+    <w:bookmarkEnd w:id="171"/>
+    <w:bookmarkEnd w:id="172"/>
     <w:p>
       <w:pPr>
         <w:pStyle w:val="Body"/>
@@ -19556,169 +20565,12 @@
       <w:r>
         <w:t xml:space="preserve"> </w:t>
       </w:r>
-      <w:bookmarkStart w:id="173" w:name="_Toc213845698"/>
+      <w:bookmarkStart w:id="174" w:name="_Toc213845698"/>
       <w:r>
         <w:rPr>
           <w:rFonts w:ascii="Source Sans 3" w:hAnsi="Source Sans 3"/>
         </w:rPr>
         <w:t>Objective</w:t>
-      </w:r>
-      <w:bookmarkEnd w:id="173"/>
-    </w:p>
-    <w:p>
-      <w:pPr>
-        <w:pStyle w:val="Body"/>
-        <w:ind w:left="709"/>
-        <w:rPr>
-          <w:rFonts w:ascii="Source Sans 3" w:hAnsi="Source Sans 3"/>
-        </w:rPr>
-      </w:pPr>
-      <w:r>
-        <w:rPr>
-          <w:rFonts w:ascii="Source Sans 3" w:hAnsi="Source Sans 3"/>
-        </w:rPr>
-        <w:t xml:space="preserve">This </w:t>
-      </w:r>
-      <w:r>
-        <w:rPr>
-          <w:rFonts w:ascii="Source Sans 3" w:hAnsi="Source Sans 3"/>
-        </w:rPr>
-        <w:t>lab exercise</w:t>
-      </w:r>
-      <w:r>
-        <w:rPr>
-          <w:rFonts w:ascii="Source Sans 3" w:hAnsi="Source Sans 3"/>
-        </w:rPr>
-        <w:t xml:space="preserve"> demonstrates how to use the inter-processor communication (IPC) </w:t>
-      </w:r>
-      <w:r>
-        <w:rPr>
-          <w:rFonts w:ascii="Source Sans 3" w:hAnsi="Source Sans 3"/>
-        </w:rPr>
-        <w:t>PDL</w:t>
-      </w:r>
-      <w:r>
-        <w:rPr>
-          <w:rFonts w:ascii="Source Sans 3" w:hAnsi="Source Sans 3"/>
-        </w:rPr>
-        <w:t xml:space="preserve"> driver to implement a </w:t>
-      </w:r>
-      <w:r>
-        <w:rPr>
-          <w:rFonts w:ascii="Source Sans 3" w:hAnsi="Source Sans 3"/>
-        </w:rPr>
-        <w:t xml:space="preserve">simple </w:t>
-      </w:r>
-      <w:r>
-        <w:rPr>
-          <w:rFonts w:ascii="Source Sans 3" w:hAnsi="Source Sans 3"/>
-        </w:rPr>
-        <w:t>semaphore scheme</w:t>
-      </w:r>
-      <w:r>
-        <w:rPr>
-          <w:rFonts w:ascii="Source Sans 3" w:hAnsi="Source Sans 3"/>
-        </w:rPr>
-        <w:t xml:space="preserve"> </w:t>
-      </w:r>
-      <w:r>
-        <w:rPr>
-          <w:rFonts w:ascii="Source Sans 3" w:hAnsi="Source Sans 3"/>
-        </w:rPr>
-        <w:t>with</w:t>
-      </w:r>
-      <w:r>
-        <w:rPr>
-          <w:rFonts w:ascii="Source Sans 3" w:hAnsi="Source Sans 3"/>
-        </w:rPr>
-        <w:t xml:space="preserve"> PSOC™ Edge. </w:t>
-      </w:r>
-      <w:r>
-        <w:rPr>
-          <w:rFonts w:ascii="Source Sans 3" w:hAnsi="Source Sans 3"/>
-        </w:rPr>
-        <w:t>A</w:t>
-      </w:r>
-      <w:r>
-        <w:rPr>
-          <w:rFonts w:ascii="Source Sans 3" w:hAnsi="Source Sans 3"/>
-        </w:rPr>
-        <w:t xml:space="preserve"> </w:t>
-      </w:r>
-      <w:r>
-        <w:rPr>
-          <w:rFonts w:ascii="Source Sans 3" w:hAnsi="Source Sans 3"/>
-        </w:rPr>
-        <w:t>semaphore</w:t>
-      </w:r>
-      <w:r>
-        <w:rPr>
-          <w:rFonts w:ascii="Source Sans 3" w:hAnsi="Source Sans 3"/>
-        </w:rPr>
-        <w:t xml:space="preserve"> </w:t>
-      </w:r>
-      <w:r>
-        <w:rPr>
-          <w:rFonts w:ascii="Source Sans 3" w:hAnsi="Source Sans 3"/>
-        </w:rPr>
-        <w:t>is</w:t>
-      </w:r>
-      <w:r>
-        <w:rPr>
-          <w:rFonts w:ascii="Source Sans 3" w:hAnsi="Source Sans 3"/>
-        </w:rPr>
-        <w:t xml:space="preserve"> used to </w:t>
-      </w:r>
-      <w:r>
-        <w:rPr>
-          <w:rFonts w:ascii="Source Sans 3" w:hAnsi="Source Sans 3"/>
-        </w:rPr>
-        <w:t xml:space="preserve">synchronize start up and </w:t>
-      </w:r>
-      <w:r>
-        <w:rPr>
-          <w:rFonts w:ascii="Source Sans 3" w:hAnsi="Source Sans 3"/>
-        </w:rPr>
-        <w:t>manage access to a common resource</w:t>
-      </w:r>
-      <w:r>
-        <w:rPr>
-          <w:rFonts w:ascii="Source Sans 3" w:hAnsi="Source Sans 3"/>
-        </w:rPr>
-        <w:t>, a UART,</w:t>
-      </w:r>
-      <w:r>
-        <w:rPr>
-          <w:rFonts w:ascii="Source Sans 3" w:hAnsi="Source Sans 3"/>
-        </w:rPr>
-        <w:t xml:space="preserve"> between </w:t>
-      </w:r>
-      <w:r>
-        <w:rPr>
-          <w:rFonts w:ascii="Source Sans 3" w:hAnsi="Source Sans 3"/>
-        </w:rPr>
-        <w:t xml:space="preserve">the </w:t>
-      </w:r>
-      <w:r>
-        <w:rPr>
-          <w:rFonts w:ascii="Source Sans 3" w:hAnsi="Source Sans 3"/>
-        </w:rPr>
-        <w:t>CPUs.</w:t>
-      </w:r>
-    </w:p>
-    <w:p>
-      <w:pPr>
-        <w:pStyle w:val="Heading2"/>
-        <w:rPr>
-          <w:rFonts w:ascii="Source Sans 3" w:hAnsi="Source Sans 3"/>
-        </w:rPr>
-      </w:pPr>
-      <w:bookmarkStart w:id="174" w:name="_Toc213845699"/>
-      <w:r>
-        <w:rPr>
-          <w:rFonts w:ascii="Source Sans 3" w:hAnsi="Source Sans 3"/>
-        </w:rPr>
-        <w:t>Description</w:t>
       </w:r>
       <w:bookmarkEnd w:id="174"/>
     </w:p>
@@ -19734,6 +20586,163 @@
         <w:rPr>
           <w:rFonts w:ascii="Source Sans 3" w:hAnsi="Source Sans 3"/>
         </w:rPr>
+        <w:t xml:space="preserve">This </w:t>
+      </w:r>
+      <w:r>
+        <w:rPr>
+          <w:rFonts w:ascii="Source Sans 3" w:hAnsi="Source Sans 3"/>
+        </w:rPr>
+        <w:t>lab exercise</w:t>
+      </w:r>
+      <w:r>
+        <w:rPr>
+          <w:rFonts w:ascii="Source Sans 3" w:hAnsi="Source Sans 3"/>
+        </w:rPr>
+        <w:t xml:space="preserve"> demonstrates how to use the inter-processor communication (IPC) </w:t>
+      </w:r>
+      <w:r>
+        <w:rPr>
+          <w:rFonts w:ascii="Source Sans 3" w:hAnsi="Source Sans 3"/>
+        </w:rPr>
+        <w:t>PDL</w:t>
+      </w:r>
+      <w:r>
+        <w:rPr>
+          <w:rFonts w:ascii="Source Sans 3" w:hAnsi="Source Sans 3"/>
+        </w:rPr>
+        <w:t xml:space="preserve"> driver to implement a </w:t>
+      </w:r>
+      <w:r>
+        <w:rPr>
+          <w:rFonts w:ascii="Source Sans 3" w:hAnsi="Source Sans 3"/>
+        </w:rPr>
+        <w:t xml:space="preserve">simple </w:t>
+      </w:r>
+      <w:r>
+        <w:rPr>
+          <w:rFonts w:ascii="Source Sans 3" w:hAnsi="Source Sans 3"/>
+        </w:rPr>
+        <w:t>semaphore scheme</w:t>
+      </w:r>
+      <w:r>
+        <w:rPr>
+          <w:rFonts w:ascii="Source Sans 3" w:hAnsi="Source Sans 3"/>
+        </w:rPr>
+        <w:t xml:space="preserve"> </w:t>
+      </w:r>
+      <w:r>
+        <w:rPr>
+          <w:rFonts w:ascii="Source Sans 3" w:hAnsi="Source Sans 3"/>
+        </w:rPr>
+        <w:t>with</w:t>
+      </w:r>
+      <w:r>
+        <w:rPr>
+          <w:rFonts w:ascii="Source Sans 3" w:hAnsi="Source Sans 3"/>
+        </w:rPr>
+        <w:t xml:space="preserve"> PSOC™ Edge. </w:t>
+      </w:r>
+      <w:r>
+        <w:rPr>
+          <w:rFonts w:ascii="Source Sans 3" w:hAnsi="Source Sans 3"/>
+        </w:rPr>
+        <w:t>A</w:t>
+      </w:r>
+      <w:r>
+        <w:rPr>
+          <w:rFonts w:ascii="Source Sans 3" w:hAnsi="Source Sans 3"/>
+        </w:rPr>
+        <w:t xml:space="preserve"> </w:t>
+      </w:r>
+      <w:r>
+        <w:rPr>
+          <w:rFonts w:ascii="Source Sans 3" w:hAnsi="Source Sans 3"/>
+        </w:rPr>
+        <w:t>semaphore</w:t>
+      </w:r>
+      <w:r>
+        <w:rPr>
+          <w:rFonts w:ascii="Source Sans 3" w:hAnsi="Source Sans 3"/>
+        </w:rPr>
+        <w:t xml:space="preserve"> </w:t>
+      </w:r>
+      <w:r>
+        <w:rPr>
+          <w:rFonts w:ascii="Source Sans 3" w:hAnsi="Source Sans 3"/>
+        </w:rPr>
+        <w:t>is</w:t>
+      </w:r>
+      <w:r>
+        <w:rPr>
+          <w:rFonts w:ascii="Source Sans 3" w:hAnsi="Source Sans 3"/>
+        </w:rPr>
+        <w:t xml:space="preserve"> used to </w:t>
+      </w:r>
+      <w:r>
+        <w:rPr>
+          <w:rFonts w:ascii="Source Sans 3" w:hAnsi="Source Sans 3"/>
+        </w:rPr>
+        <w:t xml:space="preserve">synchronize start up and </w:t>
+      </w:r>
+      <w:r>
+        <w:rPr>
+          <w:rFonts w:ascii="Source Sans 3" w:hAnsi="Source Sans 3"/>
+        </w:rPr>
+        <w:t>manage access to a common resource</w:t>
+      </w:r>
+      <w:r>
+        <w:rPr>
+          <w:rFonts w:ascii="Source Sans 3" w:hAnsi="Source Sans 3"/>
+        </w:rPr>
+        <w:t>, a UART,</w:t>
+      </w:r>
+      <w:r>
+        <w:rPr>
+          <w:rFonts w:ascii="Source Sans 3" w:hAnsi="Source Sans 3"/>
+        </w:rPr>
+        <w:t xml:space="preserve"> between </w:t>
+      </w:r>
+      <w:r>
+        <w:rPr>
+          <w:rFonts w:ascii="Source Sans 3" w:hAnsi="Source Sans 3"/>
+        </w:rPr>
+        <w:t xml:space="preserve">the </w:t>
+      </w:r>
+      <w:r>
+        <w:rPr>
+          <w:rFonts w:ascii="Source Sans 3" w:hAnsi="Source Sans 3"/>
+        </w:rPr>
+        <w:t>CPUs.</w:t>
+      </w:r>
+    </w:p>
+    <w:p>
+      <w:pPr>
+        <w:pStyle w:val="Heading2"/>
+        <w:rPr>
+          <w:rFonts w:ascii="Source Sans 3" w:hAnsi="Source Sans 3"/>
+        </w:rPr>
+      </w:pPr>
+      <w:bookmarkStart w:id="175" w:name="_Toc213845699"/>
+      <w:r>
+        <w:rPr>
+          <w:rFonts w:ascii="Source Sans 3" w:hAnsi="Source Sans 3"/>
+        </w:rPr>
+        <w:t>Description</w:t>
+      </w:r>
+      <w:bookmarkEnd w:id="175"/>
+    </w:p>
+    <w:p>
+      <w:pPr>
+        <w:pStyle w:val="Body"/>
+        <w:ind w:left="709"/>
+        <w:rPr>
+          <w:rFonts w:ascii="Source Sans 3" w:hAnsi="Source Sans 3"/>
+        </w:rPr>
+      </w:pPr>
+      <w:r>
+        <w:rPr>
+          <w:rFonts w:ascii="Source Sans 3" w:hAnsi="Source Sans 3"/>
+        </w:rPr>
         <w:t>In this code example, at device reset, the secure boot process starts from the ROM boot with the secure enclave (SE) as the root of trust (RoT). From the secured enclave, the boot flow is passed on to the system CPU subsystem where the secure CM33 application starts. After all necessary secure configurations, the flow is passed on to the non-secure CM33 application. Resource initialization for this example is performed by this CM33 non-secure project. It configures the system clocks, pins, clock to peripheral connections, and other platform resources. It then enables the CM55 core using the Cy_SysEnableCM55() function. After this, the cores execute their respective firmware.</w:t>
       </w:r>
     </w:p>
@@ -19845,8 +20854,8 @@
         <w:ind w:left="1418"/>
         <w:jc w:val="center"/>
       </w:pPr>
-      <w:bookmarkStart w:id="175" w:name="_mioConsistencyCheck310"/>
-      <w:bookmarkStart w:id="176" w:name="_mioConsistencyCheck94"/>
+      <w:bookmarkStart w:id="176" w:name="_mioConsistencyCheck310"/>
+      <w:bookmarkStart w:id="177" w:name="_mioConsistencyCheck94"/>
     </w:p>
     <w:p>
       <w:pPr>
@@ -19870,9 +20879,9 @@
       <w:pPr>
         <w:pStyle w:val="Heading2"/>
       </w:pPr>
-      <w:bookmarkStart w:id="177" w:name="_Toc213845700"/>
-      <w:bookmarkEnd w:id="175"/>
+      <w:bookmarkStart w:id="178" w:name="_Toc213845700"/>
       <w:bookmarkEnd w:id="176"/>
+      <w:bookmarkEnd w:id="177"/>
       <w:r>
         <w:rPr>
           <w:rFonts w:ascii="Source Sans 3" w:hAnsi="Source Sans 3"/>
@@ -19885,7 +20894,7 @@
         </w:rPr>
         <w:t>Flowchart</w:t>
       </w:r>
-      <w:bookmarkEnd w:id="177"/>
+      <w:bookmarkEnd w:id="178"/>
     </w:p>
     <w:p>
       <w:pPr>
@@ -19997,8 +21006,8 @@
           <w:pPr>
             <w:pStyle w:val="FigureCaption"/>
           </w:pPr>
-          <w:bookmarkStart w:id="178" w:name="_mioConsistencyCheck24"/>
-          <w:bookmarkStart w:id="179" w:name="_mioConsistencyCheck112"/>
+          <w:bookmarkStart w:id="179" w:name="_mioConsistencyCheck24"/>
+          <w:bookmarkStart w:id="180" w:name="_mioConsistencyCheck112"/>
           <w:r>
             <w:t xml:space="preserve">Figure </w:t>
           </w:r>
@@ -20029,8 +21038,8 @@
         </w:p>
       </w:sdtContent>
     </w:sdt>
-    <w:bookmarkEnd w:id="178"/>
     <w:bookmarkEnd w:id="179"/>
+    <w:bookmarkEnd w:id="180"/>
     <w:p>
       <w:pPr>
         <w:pStyle w:val="Body"/>
@@ -20040,7 +21049,7 @@
       <w:pPr>
         <w:pStyle w:val="Heading2"/>
       </w:pPr>
-      <w:bookmarkStart w:id="180" w:name="_Toc213845701"/>
+      <w:bookmarkStart w:id="181" w:name="_Toc213845701"/>
       <w:r>
         <w:rPr>
           <w:rFonts w:ascii="Source Sans 3" w:hAnsi="Source Sans 3"/>
@@ -20048,9 +21057,9 @@
         <w:lastRenderedPageBreak/>
         <w:t>Hardware Setup</w:t>
       </w:r>
-      <w:bookmarkStart w:id="181" w:name="_mioConsistencyCheck312"/>
-      <w:bookmarkStart w:id="182" w:name="_mioConsistencyCheck95"/>
-      <w:bookmarkEnd w:id="180"/>
+      <w:bookmarkStart w:id="182" w:name="_mioConsistencyCheck312"/>
+      <w:bookmarkStart w:id="183" w:name="_mioConsistencyCheck95"/>
+      <w:bookmarkEnd w:id="181"/>
     </w:p>
     <w:p>
       <w:pPr>
@@ -20070,6 +21079,7 @@
         </w:placeholder>
         <w15:appearance w15:val="hidden"/>
       </w:sdtPr>
+      <w:sdtEndPr/>
       <w:sdtContent>
         <w:tbl>
           <w:tblPr>
@@ -20181,16 +21191,16 @@
       <w:pPr>
         <w:pStyle w:val="Heading2"/>
       </w:pPr>
-      <w:bookmarkStart w:id="183" w:name="_Toc213845702"/>
-      <w:bookmarkEnd w:id="181"/>
+      <w:bookmarkStart w:id="184" w:name="_Toc213845702"/>
       <w:bookmarkEnd w:id="182"/>
+      <w:bookmarkEnd w:id="183"/>
       <w:r>
         <w:rPr>
           <w:rFonts w:ascii="Source Sans 3" w:hAnsi="Source Sans 3"/>
         </w:rPr>
         <w:t>Project Creation</w:t>
       </w:r>
-      <w:bookmarkEnd w:id="183"/>
+      <w:bookmarkEnd w:id="184"/>
       <w:r>
         <w:t xml:space="preserve"> </w:t>
       </w:r>
@@ -20800,8 +21810,8 @@
         </w:rPr>
         <w:t xml:space="preserve">Clicking Next will take you to the next menu of the Project Creator which will ask you to select an application. Select the </w:t>
       </w:r>
-      <w:bookmarkStart w:id="184" w:name="_mioConsistencyCheck290"/>
-      <w:bookmarkStart w:id="185" w:name="_mioConsistencyCheck88"/>
+      <w:bookmarkStart w:id="185" w:name="_mioConsistencyCheck290"/>
+      <w:bookmarkStart w:id="186" w:name="_mioConsistencyCheck88"/>
       <w:r>
         <w:rPr>
           <w:rFonts w:ascii="Source Sans 3" w:hAnsi="Source Sans 3"/>
@@ -20809,8 +21819,8 @@
         </w:rPr>
         <w:t>PSOC</w:t>
       </w:r>
-      <w:bookmarkEnd w:id="184"/>
       <w:bookmarkEnd w:id="185"/>
+      <w:bookmarkEnd w:id="186"/>
       <w:r>
         <w:rPr>
           <w:rFonts w:ascii="Source Sans 3" w:hAnsi="Source Sans 3"/>
@@ -21662,8 +22672,8 @@
           <w:lang w:eastAsia="de-DE"/>
         </w:rPr>
       </w:pPr>
-      <w:bookmarkStart w:id="186" w:name="_mioConsistencyCheck315"/>
-      <w:bookmarkStart w:id="187" w:name="_mioConsistencyCheck96"/>
+      <w:bookmarkStart w:id="187" w:name="_mioConsistencyCheck315"/>
+      <w:bookmarkStart w:id="188" w:name="_mioConsistencyCheck96"/>
     </w:p>
     <w:p>
       <w:pPr>
@@ -21831,8 +22841,8 @@
         </w:rPr>
       </w:pPr>
     </w:p>
-    <w:bookmarkEnd w:id="186"/>
     <w:bookmarkEnd w:id="187"/>
+    <w:bookmarkEnd w:id="188"/>
     <w:p>
       <w:pPr>
         <w:pStyle w:val="ListParagraph"/>
@@ -22572,6 +23582,7 @@
         </w:placeholder>
         <w15:appearance w15:val="hidden"/>
       </w:sdtPr>
+      <w:sdtEndPr/>
       <w:sdtContent>
         <w:tbl>
           <w:tblPr>
@@ -22714,6 +23725,7 @@
             </w:placeholder>
             <w15:appearance w15:val="hidden"/>
           </w:sdtPr>
+          <w:sdtEndPr/>
           <w:sdtContent>
             <w:tbl>
               <w:tblPr>
@@ -22875,6 +23887,7 @@
                 </w:placeholder>
                 <w15:appearance w15:val="hidden"/>
               </w:sdtPr>
+              <w:sdtEndPr/>
               <w:sdtContent>
                 <w:tbl>
                   <w:tblPr>
@@ -23698,7 +24711,7 @@
           <w:noProof/>
         </w:rPr>
       </w:pPr>
-      <w:bookmarkStart w:id="188" w:name="_Hlk147320247"/>
+      <w:bookmarkStart w:id="189" w:name="_Hlk147320247"/>
       <w:r>
         <w:rPr>
           <w:rFonts w:ascii="Source Sans 3" w:hAnsi="Source Sans 3"/>
@@ -23926,6 +24939,7 @@
         </w:placeholder>
         <w15:appearance w15:val="hidden"/>
       </w:sdtPr>
+      <w:sdtEndPr/>
       <w:sdtContent>
         <w:tbl>
           <w:tblPr>
@@ -24266,6 +25280,7 @@
         </w:placeholder>
         <w15:appearance w15:val="hidden"/>
       </w:sdtPr>
+      <w:sdtEndPr/>
       <w:sdtContent>
         <w:tbl>
           <w:tblPr>
@@ -24827,6 +25842,7 @@
         </w:placeholder>
         <w15:appearance w15:val="hidden"/>
       </w:sdtPr>
+      <w:sdtEndPr/>
       <w:sdtContent>
         <w:tbl>
           <w:tblPr>
@@ -24961,8 +25977,8 @@
           <w:bCs/>
         </w:rPr>
       </w:pPr>
-      <w:bookmarkStart w:id="189" w:name="_Hlk147320439"/>
-      <w:bookmarkEnd w:id="188"/>
+      <w:bookmarkStart w:id="190" w:name="_Hlk147320439"/>
+      <w:bookmarkEnd w:id="189"/>
       <w:r>
         <w:rPr>
           <w:rFonts w:ascii="Source Sans 3" w:hAnsi="Source Sans 3"/>
@@ -25119,6 +26135,7 @@
         </w:placeholder>
         <w15:appearance w15:val="hidden"/>
       </w:sdtPr>
+      <w:sdtEndPr/>
       <w:sdtContent>
         <w:p>
           <w:pPr>
@@ -25127,14 +26144,27 @@
           <w:r>
             <w:t xml:space="preserve">Code listing </w:t>
           </w:r>
-          <w:fldSimple w:instr=" SEQ Code_listing \* ARABIC ">
-            <w:r>
-              <w:rPr>
-                <w:noProof/>
-              </w:rPr>
-              <w:t>13</w:t>
-            </w:r>
-          </w:fldSimple>
+          <w:r>
+            <w:fldChar w:fldCharType="begin"/>
+          </w:r>
+          <w:r>
+            <w:instrText xml:space="preserve"> SEQ Code_listing \* ARABIC </w:instrText>
+          </w:r>
+          <w:r>
+            <w:fldChar w:fldCharType="separate"/>
+          </w:r>
+          <w:r>
+            <w:rPr>
+              <w:noProof/>
+            </w:rPr>
+            <w:t>13</w:t>
+          </w:r>
+          <w:r>
+            <w:rPr>
+              <w:noProof/>
+            </w:rPr>
+            <w:fldChar w:fldCharType="end"/>
+          </w:r>
           <w:r>
             <w:tab/>
           </w:r>
@@ -25302,6 +26332,7 @@
         </w:placeholder>
         <w15:appearance w15:val="hidden"/>
       </w:sdtPr>
+      <w:sdtEndPr/>
       <w:sdtContent>
         <w:p>
           <w:pPr>
@@ -25310,14 +26341,27 @@
           <w:r>
             <w:t xml:space="preserve">Code listing </w:t>
           </w:r>
-          <w:fldSimple w:instr=" SEQ Code_listing \* ARABIC ">
-            <w:r>
-              <w:rPr>
-                <w:noProof/>
-              </w:rPr>
-              <w:t>14</w:t>
-            </w:r>
-          </w:fldSimple>
+          <w:r>
+            <w:fldChar w:fldCharType="begin"/>
+          </w:r>
+          <w:r>
+            <w:instrText xml:space="preserve"> SEQ Code_listing \* ARABIC </w:instrText>
+          </w:r>
+          <w:r>
+            <w:fldChar w:fldCharType="separate"/>
+          </w:r>
+          <w:r>
+            <w:rPr>
+              <w:noProof/>
+            </w:rPr>
+            <w:t>14</w:t>
+          </w:r>
+          <w:r>
+            <w:rPr>
+              <w:noProof/>
+            </w:rPr>
+            <w:fldChar w:fldCharType="end"/>
+          </w:r>
           <w:r>
             <w:tab/>
           </w:r>
@@ -25409,7 +26453,7 @@
         </w:rPr>
         <w:t xml:space="preserve"> </w:t>
       </w:r>
-      <w:bookmarkEnd w:id="189"/>
+      <w:bookmarkEnd w:id="190"/>
       <w:r>
         <w:t>Copy</w:t>
       </w:r>
@@ -25508,6 +26552,7 @@
         </w:placeholder>
         <w15:appearance w15:val="hidden"/>
       </w:sdtPr>
+      <w:sdtEndPr/>
       <w:sdtContent>
         <w:p>
           <w:pPr>
@@ -25516,14 +26561,27 @@
           <w:r>
             <w:t xml:space="preserve">Code listing </w:t>
           </w:r>
-          <w:fldSimple w:instr=" SEQ Code_listing \* ARABIC ">
-            <w:r>
-              <w:rPr>
-                <w:noProof/>
-              </w:rPr>
-              <w:t>15</w:t>
-            </w:r>
-          </w:fldSimple>
+          <w:r>
+            <w:fldChar w:fldCharType="begin"/>
+          </w:r>
+          <w:r>
+            <w:instrText xml:space="preserve"> SEQ Code_listing \* ARABIC </w:instrText>
+          </w:r>
+          <w:r>
+            <w:fldChar w:fldCharType="separate"/>
+          </w:r>
+          <w:r>
+            <w:rPr>
+              <w:noProof/>
+            </w:rPr>
+            <w:t>15</w:t>
+          </w:r>
+          <w:r>
+            <w:rPr>
+              <w:noProof/>
+            </w:rPr>
+            <w:fldChar w:fldCharType="end"/>
+          </w:r>
           <w:r>
             <w:tab/>
           </w:r>
@@ -26043,6 +27101,7 @@
                 </w:placeholder>
                 <w15:appearance w15:val="hidden"/>
               </w:sdtPr>
+              <w:sdtEndPr/>
               <w:sdtContent>
                 <w:p>
                   <w:pPr>
@@ -26051,14 +27110,27 @@
                   <w:r>
                     <w:t xml:space="preserve">Code listing </w:t>
                   </w:r>
-                  <w:fldSimple w:instr=" SEQ Code_listing \* ARABIC ">
-                    <w:r>
-                      <w:rPr>
-                        <w:noProof/>
-                      </w:rPr>
-                      <w:t>16</w:t>
-                    </w:r>
-                  </w:fldSimple>
+                  <w:r>
+                    <w:fldChar w:fldCharType="begin"/>
+                  </w:r>
+                  <w:r>
+                    <w:instrText xml:space="preserve"> SEQ Code_listing \* ARABIC </w:instrText>
+                  </w:r>
+                  <w:r>
+                    <w:fldChar w:fldCharType="separate"/>
+                  </w:r>
+                  <w:r>
+                    <w:rPr>
+                      <w:noProof/>
+                    </w:rPr>
+                    <w:t>16</w:t>
+                  </w:r>
+                  <w:r>
+                    <w:rPr>
+                      <w:noProof/>
+                    </w:rPr>
+                    <w:fldChar w:fldCharType="end"/>
+                  </w:r>
                   <w:r>
                     <w:tab/>
                   </w:r>
@@ -26291,6 +27363,7 @@
                 </w:placeholder>
                 <w15:appearance w15:val="hidden"/>
               </w:sdtPr>
+              <w:sdtEndPr/>
               <w:sdtContent>
                 <w:p>
                   <w:pPr>
@@ -26299,14 +27372,27 @@
                   <w:r>
                     <w:t xml:space="preserve">Code listing </w:t>
                   </w:r>
-                  <w:fldSimple w:instr=" SEQ Code_listing \* ARABIC ">
-                    <w:r>
-                      <w:rPr>
-                        <w:noProof/>
-                      </w:rPr>
-                      <w:t>17</w:t>
-                    </w:r>
-                  </w:fldSimple>
+                  <w:r>
+                    <w:fldChar w:fldCharType="begin"/>
+                  </w:r>
+                  <w:r>
+                    <w:instrText xml:space="preserve"> SEQ Code_listing \* ARABIC </w:instrText>
+                  </w:r>
+                  <w:r>
+                    <w:fldChar w:fldCharType="separate"/>
+                  </w:r>
+                  <w:r>
+                    <w:rPr>
+                      <w:noProof/>
+                    </w:rPr>
+                    <w:t>17</w:t>
+                  </w:r>
+                  <w:r>
+                    <w:rPr>
+                      <w:noProof/>
+                    </w:rPr>
+                    <w:fldChar w:fldCharType="end"/>
+                  </w:r>
                   <w:r>
                     <w:tab/>
                   </w:r>
@@ -26580,6 +27666,7 @@
                         </w:placeholder>
                         <w15:appearance w15:val="hidden"/>
                       </w:sdtPr>
+                      <w:sdtEndPr/>
                       <w:sdtContent>
                         <w:p>
                           <w:pPr>
@@ -26588,14 +27675,27 @@
                           <w:r>
                             <w:t xml:space="preserve">Code listing </w:t>
                           </w:r>
-                          <w:fldSimple w:instr=" SEQ Code_listing \* ARABIC ">
-                            <w:r>
-                              <w:rPr>
-                                <w:noProof/>
-                              </w:rPr>
-                              <w:t>18</w:t>
-                            </w:r>
-                          </w:fldSimple>
+                          <w:r>
+                            <w:fldChar w:fldCharType="begin"/>
+                          </w:r>
+                          <w:r>
+                            <w:instrText xml:space="preserve"> SEQ Code_listing \* ARABIC </w:instrText>
+                          </w:r>
+                          <w:r>
+                            <w:fldChar w:fldCharType="separate"/>
+                          </w:r>
+                          <w:r>
+                            <w:rPr>
+                              <w:noProof/>
+                            </w:rPr>
+                            <w:t>18</w:t>
+                          </w:r>
+                          <w:r>
+                            <w:rPr>
+                              <w:noProof/>
+                            </w:rPr>
+                            <w:fldChar w:fldCharType="end"/>
+                          </w:r>
                           <w:r>
                             <w:tab/>
                           </w:r>
@@ -27130,6 +28230,7 @@
         </w:placeholder>
         <w15:appearance w15:val="hidden"/>
       </w:sdtPr>
+      <w:sdtEndPr/>
       <w:sdtContent>
         <w:tbl>
           <w:tblPr>
@@ -27422,6 +28523,7 @@
             </w:placeholder>
             <w15:appearance w15:val="hidden"/>
           </w:sdtPr>
+          <w:sdtEndPr/>
           <w:sdtContent>
             <w:p>
               <w:pPr>
@@ -27430,14 +28532,27 @@
               <w:r>
                 <w:t xml:space="preserve">Code listing </w:t>
               </w:r>
-              <w:fldSimple w:instr=" SEQ Code_listing \* ARABIC ">
-                <w:r>
-                  <w:rPr>
-                    <w:noProof/>
-                  </w:rPr>
-                  <w:t>19</w:t>
-                </w:r>
-              </w:fldSimple>
+              <w:r>
+                <w:fldChar w:fldCharType="begin"/>
+              </w:r>
+              <w:r>
+                <w:instrText xml:space="preserve"> SEQ Code_listing \* ARABIC </w:instrText>
+              </w:r>
+              <w:r>
+                <w:fldChar w:fldCharType="separate"/>
+              </w:r>
+              <w:r>
+                <w:rPr>
+                  <w:noProof/>
+                </w:rPr>
+                <w:t>19</w:t>
+              </w:r>
+              <w:r>
+                <w:rPr>
+                  <w:noProof/>
+                </w:rPr>
+                <w:fldChar w:fldCharType="end"/>
+              </w:r>
               <w:r>
                 <w:tab/>
               </w:r>
@@ -27648,6 +28763,7 @@
         </w:placeholder>
         <w15:appearance w15:val="hidden"/>
       </w:sdtPr>
+      <w:sdtEndPr/>
       <w:sdtContent>
         <w:p>
           <w:pPr>
@@ -27656,14 +28772,27 @@
           <w:r>
             <w:t xml:space="preserve">Code listing </w:t>
           </w:r>
-          <w:fldSimple w:instr=" SEQ Code_listing \* ARABIC ">
-            <w:r>
-              <w:rPr>
-                <w:noProof/>
-              </w:rPr>
-              <w:t>20</w:t>
-            </w:r>
-          </w:fldSimple>
+          <w:r>
+            <w:fldChar w:fldCharType="begin"/>
+          </w:r>
+          <w:r>
+            <w:instrText xml:space="preserve"> SEQ Code_listing \* ARABIC </w:instrText>
+          </w:r>
+          <w:r>
+            <w:fldChar w:fldCharType="separate"/>
+          </w:r>
+          <w:r>
+            <w:rPr>
+              <w:noProof/>
+            </w:rPr>
+            <w:t>20</w:t>
+          </w:r>
+          <w:r>
+            <w:rPr>
+              <w:noProof/>
+            </w:rPr>
+            <w:fldChar w:fldCharType="end"/>
+          </w:r>
           <w:r>
             <w:tab/>
           </w:r>
@@ -27920,6 +29049,7 @@
         </w:placeholder>
         <w15:appearance w15:val="hidden"/>
       </w:sdtPr>
+      <w:sdtEndPr/>
       <w:sdtContent>
         <w:p>
           <w:pPr>
@@ -27928,14 +29058,27 @@
           <w:r>
             <w:t xml:space="preserve">Code listing </w:t>
           </w:r>
-          <w:fldSimple w:instr=" SEQ Code_listing \* ARABIC ">
-            <w:r>
-              <w:rPr>
-                <w:noProof/>
-              </w:rPr>
-              <w:t>21</w:t>
-            </w:r>
-          </w:fldSimple>
+          <w:r>
+            <w:fldChar w:fldCharType="begin"/>
+          </w:r>
+          <w:r>
+            <w:instrText xml:space="preserve"> SEQ Code_listing \* ARABIC </w:instrText>
+          </w:r>
+          <w:r>
+            <w:fldChar w:fldCharType="separate"/>
+          </w:r>
+          <w:r>
+            <w:rPr>
+              <w:noProof/>
+            </w:rPr>
+            <w:t>21</w:t>
+          </w:r>
+          <w:r>
+            <w:rPr>
+              <w:noProof/>
+            </w:rPr>
+            <w:fldChar w:fldCharType="end"/>
+          </w:r>
           <w:r>
             <w:tab/>
           </w:r>
@@ -28140,25 +29283,7 @@
             <w:b w:val="0"/>
             <w:lang w:val="en-IN"/>
           </w:rPr>
-          <w:t>in</w:t>
-        </w:r>
-        <w:r>
-          <w:rPr>
-            <w:rStyle w:val="Hyperlink"/>
-            <w:rFonts w:ascii="Source Sans 3" w:hAnsi="Source Sans 3" w:cs="Consolas"/>
-            <w:b w:val="0"/>
-            <w:lang w:val="en-IN"/>
-          </w:rPr>
-          <w:t>i</w:t>
-        </w:r>
-        <w:r>
-          <w:rPr>
-            <w:rStyle w:val="Hyperlink"/>
-            <w:rFonts w:ascii="Source Sans 3" w:hAnsi="Source Sans 3" w:cs="Consolas"/>
-            <w:b w:val="0"/>
-            <w:lang w:val="en-IN"/>
-          </w:rPr>
-          <w:t>tialization</w:t>
+          <w:t>initialization</w:t>
         </w:r>
       </w:hyperlink>
       <w:r>
@@ -28184,6 +29309,7 @@
         </w:placeholder>
         <w15:appearance w15:val="hidden"/>
       </w:sdtPr>
+      <w:sdtEndPr/>
       <w:sdtContent>
         <w:tbl>
           <w:tblPr>
@@ -28384,14 +29510,27 @@
       <w:r>
         <w:t xml:space="preserve">Code listing </w:t>
       </w:r>
-      <w:fldSimple w:instr=" SEQ Code_listing \* ARABIC ">
-        <w:r>
-          <w:rPr>
-            <w:noProof/>
-          </w:rPr>
-          <w:t>22</w:t>
-        </w:r>
-      </w:fldSimple>
+      <w:r>
+        <w:fldChar w:fldCharType="begin"/>
+      </w:r>
+      <w:r>
+        <w:instrText xml:space="preserve"> SEQ Code_listing \* ARABIC </w:instrText>
+      </w:r>
+      <w:r>
+        <w:fldChar w:fldCharType="separate"/>
+      </w:r>
+      <w:r>
+        <w:rPr>
+          <w:noProof/>
+        </w:rPr>
+        <w:t>22</w:t>
+      </w:r>
+      <w:r>
+        <w:rPr>
+          <w:noProof/>
+        </w:rPr>
+        <w:fldChar w:fldCharType="end"/>
+      </w:r>
       <w:r>
         <w:tab/>
       </w:r>
@@ -28674,6 +29813,7 @@
         </w:placeholder>
         <w15:appearance w15:val="hidden"/>
       </w:sdtPr>
+      <w:sdtEndPr/>
       <w:sdtContent>
         <w:p>
           <w:pPr>
@@ -28682,14 +29822,30 @@
           <w:r>
             <w:t xml:space="preserve">Code listing </w:t>
           </w:r>
-          <w:fldSimple w:instr=" SEQ Code_listing \* ARABIC ">
-            <w:r>
-              <w:rPr>
-                <w:noProof/>
-              </w:rPr>
-              <w:t>23</w:t>
-            </w:r>
-          </w:fldSimple>
+          <w:r>
+            <w:fldChar w:fldCharType="begin"/>
+          </w:r>
+          <w:r>
+            <w:instrText xml:space="preserve"> SEQ Code_listing </w:instrText>
+          </w:r>
+          <w:r>
+            <w:instrText xml:space="preserve">\* ARABIC </w:instrText>
+          </w:r>
+          <w:r>
+            <w:fldChar w:fldCharType="separate"/>
+          </w:r>
+          <w:r>
+            <w:rPr>
+              <w:noProof/>
+            </w:rPr>
+            <w:t>23</w:t>
+          </w:r>
+          <w:r>
+            <w:rPr>
+              <w:noProof/>
+            </w:rPr>
+            <w:fldChar w:fldCharType="end"/>
+          </w:r>
           <w:r>
             <w:tab/>
           </w:r>
@@ -29053,6 +30209,7 @@
             </w:placeholder>
             <w15:appearance w15:val="hidden"/>
           </w:sdtPr>
+          <w:sdtEndPr/>
           <w:sdtContent>
             <w:p>
               <w:pPr>
@@ -29061,14 +30218,27 @@
               <w:r>
                 <w:t xml:space="preserve">Code listing </w:t>
               </w:r>
-              <w:fldSimple w:instr=" SEQ Code_listing \* ARABIC ">
-                <w:r>
-                  <w:rPr>
-                    <w:noProof/>
-                  </w:rPr>
-                  <w:t>24</w:t>
-                </w:r>
-              </w:fldSimple>
+              <w:r>
+                <w:fldChar w:fldCharType="begin"/>
+              </w:r>
+              <w:r>
+                <w:instrText xml:space="preserve"> SEQ Code_listing \* ARABIC </w:instrText>
+              </w:r>
+              <w:r>
+                <w:fldChar w:fldCharType="separate"/>
+              </w:r>
+              <w:r>
+                <w:rPr>
+                  <w:noProof/>
+                </w:rPr>
+                <w:t>24</w:t>
+              </w:r>
+              <w:r>
+                <w:rPr>
+                  <w:noProof/>
+                </w:rPr>
+                <w:fldChar w:fldCharType="end"/>
+              </w:r>
               <w:r>
                 <w:tab/>
               </w:r>
@@ -29247,6 +30417,7 @@
                 </w:placeholder>
                 <w15:appearance w15:val="hidden"/>
               </w:sdtPr>
+              <w:sdtEndPr/>
               <w:sdtContent>
                 <w:p>
                   <w:pPr>
@@ -29255,14 +30426,27 @@
                   <w:r>
                     <w:t xml:space="preserve">Code listing </w:t>
                   </w:r>
-                  <w:fldSimple w:instr=" SEQ Code_listing \* ARABIC ">
-                    <w:r>
-                      <w:rPr>
-                        <w:noProof/>
-                      </w:rPr>
-                      <w:t>25</w:t>
-                    </w:r>
-                  </w:fldSimple>
+                  <w:r>
+                    <w:fldChar w:fldCharType="begin"/>
+                  </w:r>
+                  <w:r>
+                    <w:instrText xml:space="preserve"> SEQ Code_listing \* ARABIC </w:instrText>
+                  </w:r>
+                  <w:r>
+                    <w:fldChar w:fldCharType="separate"/>
+                  </w:r>
+                  <w:r>
+                    <w:rPr>
+                      <w:noProof/>
+                    </w:rPr>
+                    <w:t>25</w:t>
+                  </w:r>
+                  <w:r>
+                    <w:rPr>
+                      <w:noProof/>
+                    </w:rPr>
+                    <w:fldChar w:fldCharType="end"/>
+                  </w:r>
                   <w:r>
                     <w:tab/>
                   </w:r>
@@ -29536,6 +30720,7 @@
                         </w:placeholder>
                         <w15:appearance w15:val="hidden"/>
                       </w:sdtPr>
+                      <w:sdtEndPr/>
                       <w:sdtContent>
                         <w:p>
                           <w:pPr>
@@ -29544,14 +30729,27 @@
                           <w:r>
                             <w:t xml:space="preserve">Code listing </w:t>
                           </w:r>
-                          <w:fldSimple w:instr=" SEQ Code_listing \* ARABIC ">
-                            <w:r>
-                              <w:rPr>
-                                <w:noProof/>
-                              </w:rPr>
-                              <w:t>26</w:t>
-                            </w:r>
-                          </w:fldSimple>
+                          <w:r>
+                            <w:fldChar w:fldCharType="begin"/>
+                          </w:r>
+                          <w:r>
+                            <w:instrText xml:space="preserve"> SEQ Code_listing \* ARABIC </w:instrText>
+                          </w:r>
+                          <w:r>
+                            <w:fldChar w:fldCharType="separate"/>
+                          </w:r>
+                          <w:r>
+                            <w:rPr>
+                              <w:noProof/>
+                            </w:rPr>
+                            <w:t>26</w:t>
+                          </w:r>
+                          <w:r>
+                            <w:rPr>
+                              <w:noProof/>
+                            </w:rPr>
+                            <w:fldChar w:fldCharType="end"/>
+                          </w:r>
                           <w:r>
                             <w:tab/>
                           </w:r>
@@ -29931,7 +31129,7 @@
           <w:lang w:val="en-IN"/>
         </w:rPr>
       </w:pPr>
-      <w:bookmarkStart w:id="190" w:name="_mioConsistencyCheck121"/>
+      <w:bookmarkStart w:id="191" w:name="_mioConsistencyCheck121"/>
       <w:r>
         <w:rPr>
           <w:rFonts w:ascii="Source Sans 3" w:hAnsi="Source Sans 3" w:cs="Consolas"/>
@@ -30097,6 +31295,7 @@
         </w:placeholder>
         <w15:appearance w15:val="hidden"/>
       </w:sdtPr>
+      <w:sdtEndPr/>
       <w:sdtContent>
         <w:tbl>
           <w:tblPr>
@@ -30321,6 +31520,7 @@
         </w:placeholder>
         <w15:appearance w15:val="hidden"/>
       </w:sdtPr>
+      <w:sdtEndPr/>
       <w:sdtContent>
         <w:tbl>
           <w:tblPr>
@@ -30458,8 +31658,8 @@
           <w:lang w:val="en-IN"/>
         </w:rPr>
       </w:pPr>
-      <w:bookmarkStart w:id="191" w:name="_mioConsistencyCheck122"/>
-      <w:bookmarkEnd w:id="190"/>
+      <w:bookmarkStart w:id="192" w:name="_mioConsistencyCheck122"/>
+      <w:bookmarkEnd w:id="191"/>
     </w:p>
     <w:p>
       <w:pPr>
@@ -31074,6 +32274,7 @@
                     </w:placeholder>
                     <w15:appearance w15:val="hidden"/>
                   </w:sdtPr>
+                  <w:sdtEndPr/>
                   <w:sdtContent>
                     <w:tbl>
                       <w:tblPr>
@@ -31797,9 +32998,9 @@
           <w:lang w:eastAsia="de-DE"/>
         </w:rPr>
       </w:pPr>
-      <w:bookmarkStart w:id="192" w:name="_mioConsistencyCheck413"/>
-      <w:bookmarkStart w:id="193" w:name="_mioConsistencyCheck118"/>
-      <w:bookmarkStart w:id="194" w:name="_Toc213845703"/>
+      <w:bookmarkStart w:id="193" w:name="_Toc213845703"/>
+      <w:bookmarkStart w:id="194" w:name="_mioConsistencyCheck413"/>
+      <w:bookmarkStart w:id="195" w:name="_mioConsistencyCheck118"/>
       <w:r>
         <w:rPr>
           <w:rFonts w:ascii="Source Sans 3" w:hAnsi="Source Sans 3"/>
@@ -31811,8 +33012,8 @@
         </w:rPr>
         <w:t>Conclusion</w:t>
       </w:r>
-      <w:bookmarkEnd w:id="191"/>
-      <w:bookmarkEnd w:id="194"/>
+      <w:bookmarkEnd w:id="192"/>
+      <w:bookmarkEnd w:id="193"/>
       <w:r>
         <w:rPr>
           <w:b/>
@@ -31832,9 +33033,9 @@
           <w:rFonts w:ascii="Source Sans 3" w:hAnsi="Source Sans 3"/>
         </w:rPr>
       </w:pPr>
-      <w:bookmarkStart w:id="195" w:name="_mioConsistencyCheck123"/>
-      <w:bookmarkEnd w:id="192"/>
-      <w:bookmarkEnd w:id="193"/>
+      <w:bookmarkStart w:id="196" w:name="_mioConsistencyCheck123"/>
+      <w:bookmarkEnd w:id="194"/>
+      <w:bookmarkEnd w:id="195"/>
       <w:r>
         <w:rPr>
           <w:rFonts w:ascii="Source Sans 3" w:hAnsi="Source Sans 3"/>
@@ -31847,19 +33048,11 @@
         </w:rPr>
         <w:t xml:space="preserve">a </w:t>
       </w:r>
-      <w:bookmarkStart w:id="196" w:name="_GoBack"/>
-      <w:r>
-        <w:rPr>
-          <w:rFonts w:ascii="Source Sans 3" w:hAnsi="Source Sans 3"/>
-        </w:rPr>
-        <w:t>PSOC</w:t>
-      </w:r>
-      <w:bookmarkEnd w:id="196"/>
-      <w:r>
-        <w:rPr>
-          <w:rFonts w:ascii="Source Sans 3" w:hAnsi="Source Sans 3"/>
-        </w:rPr>
-        <w:t>™ Edge</w:t>
+      <w:r>
+        <w:rPr>
+          <w:rFonts w:ascii="Source Sans 3" w:hAnsi="Source Sans 3"/>
+        </w:rPr>
+        <w:t>PSOC™ Edge</w:t>
       </w:r>
       <w:r>
         <w:rPr>
@@ -31988,7 +33181,7 @@
         <w:t>.</w:t>
       </w:r>
     </w:p>
-    <w:bookmarkEnd w:id="195"/>
+    <w:bookmarkEnd w:id="196"/>
     <w:p>
       <w:pPr>
         <w:pStyle w:val="Body"/>
@@ -32031,7 +33224,7 @@
         </w:rPr>
       </w:pPr>
     </w:p>
-    <w:bookmarkEnd w:id="171"/>
+    <w:bookmarkEnd w:id="173"/>
     <w:p>
       <w:pPr>
         <w:pStyle w:val="FigureTitle"/>
@@ -32513,11 +33706,26 @@
                                 <w:r>
                                   <w:br/>
                                 </w:r>
-                                <w:fldSimple w:instr=" DOCPROPERTY  Doc_Number  \* MERGEFORMAT ">
-                                  <w:r>
-                                    <w:t>AppNote Number</w:t>
-                                  </w:r>
-                                </w:fldSimple>
+                                <w:r>
+                                  <w:fldChar w:fldCharType="begin"/>
+                                </w:r>
+                                <w:r>
+                                  <w:instrText xml:space="preserve"> DOCPROPERTY  Doc_Number  \* MERGEFORMAT </w:instrText>
+                                </w:r>
+                                <w:r>
+                                  <w:fldChar w:fldCharType="separate"/>
+                                </w:r>
+                                <w:proofErr w:type="spellStart"/>
+                                <w:r>
+                                  <w:t>AppNote</w:t>
+                                </w:r>
+                                <w:proofErr w:type="spellEnd"/>
+                                <w:r>
+                                  <w:t xml:space="preserve"> Number</w:t>
+                                </w:r>
+                                <w:r>
+                                  <w:fldChar w:fldCharType="end"/>
+                                </w:r>
                               </w:p>
                             </w:tc>
                             <w:tc>
@@ -32704,11 +33912,26 @@
                           <w:r>
                             <w:br/>
                           </w:r>
-                          <w:fldSimple w:instr=" DOCPROPERTY  Doc_Number  \* MERGEFORMAT ">
-                            <w:r>
-                              <w:t>AppNote Number</w:t>
-                            </w:r>
-                          </w:fldSimple>
+                          <w:r>
+                            <w:fldChar w:fldCharType="begin"/>
+                          </w:r>
+                          <w:r>
+                            <w:instrText xml:space="preserve"> DOCPROPERTY  Doc_Number  \* MERGEFORMAT </w:instrText>
+                          </w:r>
+                          <w:r>
+                            <w:fldChar w:fldCharType="separate"/>
+                          </w:r>
+                          <w:proofErr w:type="spellStart"/>
+                          <w:r>
+                            <w:t>AppNote</w:t>
+                          </w:r>
+                          <w:proofErr w:type="spellEnd"/>
+                          <w:r>
+                            <w:t xml:space="preserve"> Number</w:t>
+                          </w:r>
+                          <w:r>
+                            <w:fldChar w:fldCharType="end"/>
+                          </w:r>
                         </w:p>
                       </w:tc>
                       <w:tc>
@@ -32963,7 +34186,7 @@
       </mc:AlternateContent>
     </w:r>
     <w:r>
-      <w:object w:dxaOrig="0" w:dyaOrig="0" w14:anchorId="400CF152">
+      <w:object w:dxaOrig="1440" w:dyaOrig="1440" w14:anchorId="400CF152">
         <v:shapetype id="_x0000_t75" coordsize="21600,21600" o:spt="75" o:preferrelative="t" path="m@4@5l@4@11@9@11@9@5xe" filled="f" stroked="f">
           <v:stroke joinstyle="miter"/>
           <v:formulas>
@@ -32986,7 +34209,7 @@
         <v:shape id="_x0000_s2052" type="#_x0000_t75" style="position:absolute;margin-left:-45.75pt;margin-top:62.5pt;width:602.45pt;height:287.2pt;z-index:-251642880;mso-position-horizontal-relative:text;mso-position-vertical-relative:text">
           <v:imagedata r:id="rId1" o:title=""/>
         </v:shape>
-        <o:OLEObject Type="Embed" ProgID="Visio.Drawing.15" ShapeID="_x0000_s2052" DrawAspect="Content" ObjectID="_1824458917" r:id="rId2"/>
+        <o:OLEObject Type="Embed" ProgID="Visio.Drawing.15" ShapeID="_x0000_s2052" DrawAspect="Content" ObjectID="_1824464766" r:id="rId2"/>
       </w:object>
     </w:r>
     <w:r>
@@ -33728,11 +34951,21 @@
                           <w:r>
                             <w:t xml:space="preserve">Edition </w:t>
                           </w:r>
-                          <w:fldSimple w:instr=" DOCPROPERTY  Doc_IssueDate  \* MERGEFORMAT ">
-                            <w:r>
-                              <w:t>11/11/2025</w:t>
-                            </w:r>
-                          </w:fldSimple>
+                          <w:r>
+                            <w:fldChar w:fldCharType="begin"/>
+                          </w:r>
+                          <w:r>
+                            <w:instrText xml:space="preserve"> DOCPROPERTY  Doc_IssueDate  \* MERGEFORMAT </w:instrText>
+                          </w:r>
+                          <w:r>
+                            <w:fldChar w:fldCharType="separate"/>
+                          </w:r>
+                          <w:r>
+                            <w:t>11/11/2025</w:t>
+                          </w:r>
+                          <w:r>
+                            <w:fldChar w:fldCharType="end"/>
+                          </w:r>
                         </w:p>
                         <w:tbl>
                           <w:tblPr>
@@ -33799,11 +35032,26 @@
                                 <w:r>
                                   <w:br/>
                                 </w:r>
-                                <w:fldSimple w:instr=" DOCPROPERTY  Doc_Number  \* MERGEFORMAT ">
-                                  <w:r>
-                                    <w:t>AppNote Number</w:t>
-                                  </w:r>
-                                </w:fldSimple>
+                                <w:r>
+                                  <w:fldChar w:fldCharType="begin"/>
+                                </w:r>
+                                <w:r>
+                                  <w:instrText xml:space="preserve"> DOCPROPERTY  Doc_Number  \* MERGEFORMAT </w:instrText>
+                                </w:r>
+                                <w:r>
+                                  <w:fldChar w:fldCharType="separate"/>
+                                </w:r>
+                                <w:proofErr w:type="spellStart"/>
+                                <w:r>
+                                  <w:t>AppNote</w:t>
+                                </w:r>
+                                <w:proofErr w:type="spellEnd"/>
+                                <w:r>
+                                  <w:t xml:space="preserve"> Number</w:t>
+                                </w:r>
+                                <w:r>
+                                  <w:fldChar w:fldCharType="end"/>
+                                </w:r>
                               </w:p>
                             </w:tc>
                             <w:tc>
@@ -33906,11 +35154,21 @@
                     <w:r>
                       <w:t xml:space="preserve">Edition </w:t>
                     </w:r>
-                    <w:fldSimple w:instr=" DOCPROPERTY  Doc_IssueDate  \* MERGEFORMAT ">
-                      <w:r>
-                        <w:t>11/11/2025</w:t>
-                      </w:r>
-                    </w:fldSimple>
+                    <w:r>
+                      <w:fldChar w:fldCharType="begin"/>
+                    </w:r>
+                    <w:r>
+                      <w:instrText xml:space="preserve"> DOCPROPERTY  Doc_IssueDate  \* MERGEFORMAT </w:instrText>
+                    </w:r>
+                    <w:r>
+                      <w:fldChar w:fldCharType="separate"/>
+                    </w:r>
+                    <w:r>
+                      <w:t>11/11/2025</w:t>
+                    </w:r>
+                    <w:r>
+                      <w:fldChar w:fldCharType="end"/>
+                    </w:r>
                   </w:p>
                   <w:tbl>
                     <w:tblPr>
@@ -33977,11 +35235,26 @@
                           <w:r>
                             <w:br/>
                           </w:r>
-                          <w:fldSimple w:instr=" DOCPROPERTY  Doc_Number  \* MERGEFORMAT ">
-                            <w:r>
-                              <w:t>AppNote Number</w:t>
-                            </w:r>
-                          </w:fldSimple>
+                          <w:r>
+                            <w:fldChar w:fldCharType="begin"/>
+                          </w:r>
+                          <w:r>
+                            <w:instrText xml:space="preserve"> DOCPROPERTY  Doc_Number  \* MERGEFORMAT </w:instrText>
+                          </w:r>
+                          <w:r>
+                            <w:fldChar w:fldCharType="separate"/>
+                          </w:r>
+                          <w:proofErr w:type="spellStart"/>
+                          <w:r>
+                            <w:t>AppNote</w:t>
+                          </w:r>
+                          <w:proofErr w:type="spellEnd"/>
+                          <w:r>
+                            <w:t xml:space="preserve"> Number</w:t>
+                          </w:r>
+                          <w:r>
+                            <w:fldChar w:fldCharType="end"/>
+                          </w:r>
                         </w:p>
                       </w:tc>
                       <w:tc>
@@ -34236,7 +35509,7 @@
       </mc:AlternateContent>
     </w:r>
     <w:r>
-      <w:object w:dxaOrig="0" w:dyaOrig="0" w14:anchorId="7E268E63">
+      <w:object w:dxaOrig="1440" w:dyaOrig="1440" w14:anchorId="7E268E63">
         <v:shapetype id="_x0000_t75" coordsize="21600,21600" o:spt="75" o:preferrelative="t" path="m@4@5l@4@11@9@11@9@5xe" filled="f" stroked="f">
           <v:stroke joinstyle="miter"/>
           <v:formulas>
@@ -34259,7 +35532,7 @@
         <v:shape id="_x0000_s2051" type="#_x0000_t75" style="position:absolute;margin-left:-45.75pt;margin-top:62.5pt;width:602.45pt;height:287.2pt;z-index:-251643904;mso-position-horizontal-relative:text;mso-position-vertical-relative:text">
           <v:imagedata r:id="rId1" o:title=""/>
         </v:shape>
-        <o:OLEObject Type="Embed" ProgID="Visio.Drawing.15" ShapeID="_x0000_s2051" DrawAspect="Content" ObjectID="_1824458918" r:id="rId2"/>
+        <o:OLEObject Type="Embed" ProgID="Visio.Drawing.15" ShapeID="_x0000_s2051" DrawAspect="Content" ObjectID="_1824464767" r:id="rId2"/>
       </w:object>
     </w:r>
     <w:r>
@@ -37002,11 +38275,21 @@
                           <w:pPr>
                             <w:pStyle w:val="Breadcrumb"/>
                           </w:pPr>
-                          <w:fldSimple w:instr=" STYLEREF  &quot;Heading 1,Heading1&quot;  \* MERGEFORMAT ">
-                            <w:r>
-                              <w:t>Code Example 2: IPC Semaphore using PDL</w:t>
-                            </w:r>
-                          </w:fldSimple>
+                          <w:r>
+                            <w:fldChar w:fldCharType="begin"/>
+                          </w:r>
+                          <w:r>
+                            <w:instrText xml:space="preserve"> STYLEREF  "Heading 1,Heading1"  \* MERGEFORMAT </w:instrText>
+                          </w:r>
+                          <w:r>
+                            <w:fldChar w:fldCharType="separate"/>
+                          </w:r>
+                          <w:r>
+                            <w:t>Code Example 2: IPC Semaphore using PDL</w:t>
+                          </w:r>
+                          <w:r>
+                            <w:fldChar w:fldCharType="end"/>
+                          </w:r>
                         </w:p>
                       </w:txbxContent>
                     </wps:txbx>
@@ -37034,11 +38317,21 @@
                     <w:pPr>
                       <w:pStyle w:val="Breadcrumb"/>
                     </w:pPr>
-                    <w:fldSimple w:instr=" STYLEREF  &quot;Heading 1,Heading1&quot;  \* MERGEFORMAT ">
-                      <w:r>
-                        <w:t>Code Example 2: IPC Semaphore using PDL</w:t>
-                      </w:r>
-                    </w:fldSimple>
+                    <w:r>
+                      <w:fldChar w:fldCharType="begin"/>
+                    </w:r>
+                    <w:r>
+                      <w:instrText xml:space="preserve"> STYLEREF  "Heading 1,Heading1"  \* MERGEFORMAT </w:instrText>
+                    </w:r>
+                    <w:r>
+                      <w:fldChar w:fldCharType="separate"/>
+                    </w:r>
+                    <w:r>
+                      <w:t>Code Example 2: IPC Semaphore using PDL</w:t>
+                    </w:r>
+                    <w:r>
+                      <w:fldChar w:fldCharType="end"/>
+                    </w:r>
                   </w:p>
                 </w:txbxContent>
               </v:textbox>
@@ -37142,11 +38435,21 @@
                           <w:pPr>
                             <w:pStyle w:val="PageTitleContinued"/>
                           </w:pPr>
-                          <w:fldSimple w:instr=" DOCPROPERTY  Title_continued  \* MERGEFORMAT ">
-                            <w:r>
-                              <w:t>Getting Started with the Development Ecosystem</w:t>
-                            </w:r>
-                          </w:fldSimple>
+                          <w:r>
+                            <w:fldChar w:fldCharType="begin"/>
+                          </w:r>
+                          <w:r>
+                            <w:instrText xml:space="preserve"> DOCPROPERTY  Title_continued  \* MERGEFORMAT </w:instrText>
+                          </w:r>
+                          <w:r>
+                            <w:fldChar w:fldCharType="separate"/>
+                          </w:r>
+                          <w:r>
+                            <w:t>Getting Started with the Development Ecosystem</w:t>
+                          </w:r>
+                          <w:r>
+                            <w:fldChar w:fldCharType="end"/>
+                          </w:r>
                         </w:p>
                       </w:txbxContent>
                     </wps:txbx>
@@ -37200,11 +38503,21 @@
                     <w:pPr>
                       <w:pStyle w:val="PageTitleContinued"/>
                     </w:pPr>
-                    <w:fldSimple w:instr=" DOCPROPERTY  Title_continued  \* MERGEFORMAT ">
-                      <w:r>
-                        <w:t>Getting Started with the Development Ecosystem</w:t>
-                      </w:r>
-                    </w:fldSimple>
+                    <w:r>
+                      <w:fldChar w:fldCharType="begin"/>
+                    </w:r>
+                    <w:r>
+                      <w:instrText xml:space="preserve"> DOCPROPERTY  Title_continued  \* MERGEFORMAT </w:instrText>
+                    </w:r>
+                    <w:r>
+                      <w:fldChar w:fldCharType="separate"/>
+                    </w:r>
+                    <w:r>
+                      <w:t>Getting Started with the Development Ecosystem</w:t>
+                    </w:r>
+                    <w:r>
+                      <w:fldChar w:fldCharType="end"/>
+                    </w:r>
                   </w:p>
                 </w:txbxContent>
               </v:textbox>
@@ -46261,7 +47574,7 @@
     <w:charset w:val="00"/>
     <w:family w:val="swiss"/>
     <w:pitch w:val="variable"/>
-    <w:sig w:usb0="E0002AFF" w:usb1="4000ACFF" w:usb2="00000001" w:usb3="00000000" w:csb0="000001FF" w:csb1="00000000"/>
+    <w:sig w:usb0="E4002EFF" w:usb1="C200247B" w:usb2="00000009" w:usb3="00000000" w:csb0="000001FF" w:csb1="00000000"/>
   </w:font>
   <w:font w:name="Consolas">
     <w:panose1 w:val="020B0609020204030204"/>
@@ -46297,6 +47610,7 @@
   <w:rsids>
     <w:rsidRoot w:val="00EC48F7"/>
     <w:rsid w:val="001262B6"/>
+    <w:rsid w:val="001549BC"/>
     <w:rsid w:val="001857A4"/>
     <w:rsid w:val="002B6646"/>
     <w:rsid w:val="002F03B3"/>
@@ -47128,21 +48442,6 @@
 </file>
 
 <file path=customXml/item1.xml><?xml version="1.0" encoding="utf-8"?>
-<p:properties xmlns:p="http://schemas.microsoft.com/office/2006/metadata/properties" xmlns:xsi="http://www.w3.org/2001/XMLSchema-instance" xmlns:pc="http://schemas.microsoft.com/office/infopath/2007/PartnerControls">
-  <documentManagement/>
-</p:properties>
-</file>
-
-<file path=customXml/item2.xml><?xml version="1.0" encoding="utf-8"?>
-<?mso-contentType ?>
-<FormTemplates xmlns="http://schemas.microsoft.com/sharepoint/v3/contenttype/forms">
-  <Display>DocumentLibraryForm</Display>
-  <Edit>DocumentLibraryForm</Edit>
-  <New>DocumentLibraryForm</New>
-</FormTemplates>
-</file>
-
-<file path=customXml/item3.xml><?xml version="1.0" encoding="utf-8"?>
 <DocsTemplateContainer xmlns="http://www.made-in-office.com/empower/docs/template/v1">
   <DocsTextTemplateDictionary/>
   <DocsImageTemplateDictionary/>
@@ -47617,7 +48916,13 @@
 </DocsTemplateContainer>
 </file>
 
-<file path=customXml/item4.xml><?xml version="1.0" encoding="utf-8"?>
+<file path=customXml/item2.xml><?xml version="1.0" encoding="utf-8"?>
+<p:properties xmlns:p="http://schemas.microsoft.com/office/2006/metadata/properties" xmlns:xsi="http://www.w3.org/2001/XMLSchema-instance" xmlns:pc="http://schemas.microsoft.com/office/infopath/2007/PartnerControls">
+  <documentManagement/>
+</p:properties>
+</file>
+
+<file path=customXml/item3.xml><?xml version="1.0" encoding="utf-8"?>
 <ct:contentTypeSchema xmlns:ct="http://schemas.microsoft.com/office/2006/metadata/contentType" xmlns:ma="http://schemas.microsoft.com/office/2006/metadata/properties/metaAttributes" ct:_="" ma:_="" ma:contentTypeName="Document" ma:contentTypeID="0x01010030347378EA1C7B40B791B4A9FAEBC72E" ma:contentTypeVersion="1" ma:contentTypeDescription="Create a new document." ma:contentTypeScope="" ma:versionID="dac419b5e4b08ef6434e405bf3dae512">
   <xsd:schema xmlns:xsd="http://www.w3.org/2001/XMLSchema" xmlns:xs="http://www.w3.org/2001/XMLSchema" xmlns:p="http://schemas.microsoft.com/office/2006/metadata/properties" xmlns:ns2="0ff2502a-f5fc-4900-8b9d-01d591984867" targetNamespace="http://schemas.microsoft.com/office/2006/metadata/properties" ma:root="true" ma:fieldsID="8df1d2d8bf6da93316c8b7386a9c82fd" ns2:_="">
     <xsd:import namespace="0ff2502a-f5fc-4900-8b9d-01d591984867"/>
@@ -47757,11 +49062,28 @@
 </ct:contentTypeSchema>
 </file>
 
+<file path=customXml/item4.xml><?xml version="1.0" encoding="utf-8"?>
+<?mso-contentType ?>
+<FormTemplates xmlns="http://schemas.microsoft.com/sharepoint/v3/contenttype/forms">
+  <Display>DocumentLibraryForm</Display>
+  <Edit>DocumentLibraryForm</Edit>
+  <New>DocumentLibraryForm</New>
+</FormTemplates>
+</file>
+
 <file path=customXml/item5.xml><?xml version="1.0" encoding="utf-8"?>
 <b:Sources xmlns:b="http://schemas.openxmlformats.org/officeDocument/2006/bibliography" xmlns="http://schemas.openxmlformats.org/officeDocument/2006/bibliography" SelectedStyle="\APA.XSL" StyleName="APA"/>
 </file>
 
 <file path=customXml/itemProps1.xml><?xml version="1.0" encoding="utf-8"?>
+<ds:datastoreItem xmlns:ds="http://schemas.openxmlformats.org/officeDocument/2006/customXml" ds:itemID="{86D18D83-7768-4FE3-A96A-9652B288EA45}">
+  <ds:schemaRefs>
+    <ds:schemaRef ds:uri="http://www.made-in-office.com/empower/docs/template/v1"/>
+  </ds:schemaRefs>
+</ds:datastoreItem>
+</file>
+
+<file path=customXml/itemProps2.xml><?xml version="1.0" encoding="utf-8"?>
 <ds:datastoreItem xmlns:ds="http://schemas.openxmlformats.org/officeDocument/2006/customXml" ds:itemID="{2D743F90-B02F-45D5-9835-EA3B57C055FC}">
   <ds:schemaRefs>
     <ds:schemaRef ds:uri="http://schemas.microsoft.com/office/2006/metadata/properties"/>
@@ -47770,23 +49092,7 @@
 </ds:datastoreItem>
 </file>
 
-<file path=customXml/itemProps2.xml><?xml version="1.0" encoding="utf-8"?>
-<ds:datastoreItem xmlns:ds="http://schemas.openxmlformats.org/officeDocument/2006/customXml" ds:itemID="{A6A899CE-B708-4D9D-B4A9-81256E8EE869}">
-  <ds:schemaRefs>
-    <ds:schemaRef ds:uri="http://schemas.microsoft.com/sharepoint/v3/contenttype/forms"/>
-  </ds:schemaRefs>
-</ds:datastoreItem>
-</file>
-
 <file path=customXml/itemProps3.xml><?xml version="1.0" encoding="utf-8"?>
-<ds:datastoreItem xmlns:ds="http://schemas.openxmlformats.org/officeDocument/2006/customXml" ds:itemID="{86D18D83-7768-4FE3-A96A-9652B288EA45}">
-  <ds:schemaRefs>
-    <ds:schemaRef ds:uri="http://www.made-in-office.com/empower/docs/template/v1"/>
-  </ds:schemaRefs>
-</ds:datastoreItem>
-</file>
-
-<file path=customXml/itemProps4.xml><?xml version="1.0" encoding="utf-8"?>
 <ds:datastoreItem xmlns:ds="http://schemas.openxmlformats.org/officeDocument/2006/customXml" ds:itemID="{348D6D5F-AF49-4DAF-BEBA-00EA06977ED2}">
   <ds:schemaRefs>
     <ds:schemaRef ds:uri="http://schemas.microsoft.com/office/2006/metadata/contentType"/>
@@ -47804,8 +49110,16 @@
 </ds:datastoreItem>
 </file>
 
+<file path=customXml/itemProps4.xml><?xml version="1.0" encoding="utf-8"?>
+<ds:datastoreItem xmlns:ds="http://schemas.openxmlformats.org/officeDocument/2006/customXml" ds:itemID="{A6A899CE-B708-4D9D-B4A9-81256E8EE869}">
+  <ds:schemaRefs>
+    <ds:schemaRef ds:uri="http://schemas.microsoft.com/sharepoint/v3/contenttype/forms"/>
+  </ds:schemaRefs>
+</ds:datastoreItem>
+</file>
+
 <file path=customXml/itemProps5.xml><?xml version="1.0" encoding="utf-8"?>
-<ds:datastoreItem xmlns:ds="http://schemas.openxmlformats.org/officeDocument/2006/customXml" ds:itemID="{CA29A3B0-5E9D-4103-98B2-70D94960AC20}">
+<ds:datastoreItem xmlns:ds="http://schemas.openxmlformats.org/officeDocument/2006/customXml" ds:itemID="{3C1F874C-FDC7-4D88-BE35-A0E358EA2E91}">
   <ds:schemaRefs>
     <ds:schemaRef ds:uri="http://schemas.openxmlformats.org/officeDocument/2006/bibliography"/>
   </ds:schemaRefs>
